--- a/GELO/1.Requisitos/Visão.docx
+++ b/GELO/1.Requisitos/Visão.docx
@@ -1,40 +1,27 @@
 
 <file path=word/document.xml><?xml version="1.0" encoding="utf-8"?>
-<w:document xmlns:o="urn:schemas-microsoft-com:office:office" xmlns:r="http://schemas.openxmlformats.org/officeDocument/2006/relationships" xmlns:v="urn:schemas-microsoft-com:vml" xmlns:w="http://schemas.openxmlformats.org/wordprocessingml/2006/main" xmlns:w10="urn:schemas-microsoft-com:office:word" xmlns:wp="http://schemas.openxmlformats.org/drawingml/2006/wordprocessingDrawing" xmlns:wps="http://schemas.microsoft.com/office/word/2010/wordprocessingShape" xmlns:wpg="http://schemas.microsoft.com/office/word/2010/wordprocessingGroup" xmlns:mc="http://schemas.openxmlformats.org/markup-compatibility/2006" xmlns:wp14="http://schemas.microsoft.com/office/word/2010/wordprocessingDrawing" xmlns:w14="http://schemas.microsoft.com/office/word/2010/wordml" xmlns:w15="http://schemas.microsoft.com/office/word/2012/wordml" mc:Ignorable="w14 wp14 w15">
+<w:document xmlns:wpc="http://schemas.microsoft.com/office/word/2010/wordprocessingCanvas" xmlns:cx="http://schemas.microsoft.com/office/drawing/2014/chartex" xmlns:mc="http://schemas.openxmlformats.org/markup-compatibility/2006" xmlns:o="urn:schemas-microsoft-com:office:office" xmlns:r="http://schemas.openxmlformats.org/officeDocument/2006/relationships" xmlns:m="http://schemas.openxmlformats.org/officeDocument/2006/math" xmlns:v="urn:schemas-microsoft-com:vml" xmlns:wp14="http://schemas.microsoft.com/office/word/2010/wordprocessingDrawing" xmlns:wp="http://schemas.openxmlformats.org/drawingml/2006/wordprocessingDrawing" xmlns:w10="urn:schemas-microsoft-com:office:word" xmlns:w="http://schemas.openxmlformats.org/wordprocessingml/2006/main" xmlns:w14="http://schemas.microsoft.com/office/word/2010/wordml" xmlns:w15="http://schemas.microsoft.com/office/word/2012/wordml" xmlns:w16se="http://schemas.microsoft.com/office/word/2015/wordml/symex" xmlns:wpg="http://schemas.microsoft.com/office/word/2010/wordprocessingGroup" xmlns:wpi="http://schemas.microsoft.com/office/word/2010/wordprocessingInk" xmlns:wne="http://schemas.microsoft.com/office/word/2006/wordml" xmlns:wps="http://schemas.microsoft.com/office/word/2010/wordprocessingShape" mc:Ignorable="w14 w15 w16se wp14">
   <w:background w:color="FFFFFF"/>
   <w:body>
     <w:p>
       <w:pPr>
-        <w:pStyle w:val="Normal"/>
         <w:jc w:val="center"/>
-        <w:rPr/>
-      </w:pPr>
-      <w:r>
-        <w:rPr/>
-      </w:r>
-    </w:p>
-    <w:p>
-      <w:pPr>
-        <w:pStyle w:val="Normal"/>
-        <w:rPr/>
-      </w:pPr>
-      <w:r>
-        <w:rPr/>
-      </w:r>
-    </w:p>
-    <w:p>
-      <w:pPr>
-        <w:pStyle w:val="Normal"/>
+      </w:pPr>
+    </w:p>
+    <w:p/>
+    <w:p>
+      <w:pPr>
         <w:jc w:val="center"/>
-        <w:rPr/>
-      </w:pPr>
-      <w:r>
-        <w:rPr/>
+      </w:pPr>
+      <w:r>
+        <w:rPr>
+          <w:noProof/>
+        </w:rPr>
         <w:drawing>
           <wp:inline distT="0" distB="0" distL="0" distR="0">
-            <wp:extent cx="5715000" cy="5438775"/>
+            <wp:extent cx="5619750" cy="5619750"/>
             <wp:effectExtent l="0" t="0" r="0" b="0"/>
-            <wp:docPr id="1" name="image1.jpg" descr=""/>
+            <wp:docPr id="2" name="Imagem 2" descr="Logotipo do livro Imagens – Download Grátis no Magnific (antes Freepik)"/>
             <wp:cNvGraphicFramePr>
               <a:graphicFrameLocks xmlns:a="http://schemas.openxmlformats.org/drawingml/2006/main" noChangeAspect="1"/>
             </wp:cNvGraphicFramePr>
@@ -42,13 +29,20 @@
               <a:graphicData uri="http://schemas.openxmlformats.org/drawingml/2006/picture">
                 <pic:pic xmlns:pic="http://schemas.openxmlformats.org/drawingml/2006/picture">
                   <pic:nvPicPr>
-                    <pic:cNvPr id="1" name="image1.jpg" descr=""/>
+                    <pic:cNvPr id="0" name="Picture 1" descr="Logotipo do livro Imagens – Download Grátis no Magnific (antes Freepik)"/>
                     <pic:cNvPicPr>
                       <a:picLocks noChangeAspect="1" noChangeArrowheads="1"/>
                     </pic:cNvPicPr>
                   </pic:nvPicPr>
                   <pic:blipFill>
-                    <a:blip r:embed="rId2"/>
+                    <a:blip r:embed="rId7">
+                      <a:extLst>
+                        <a:ext uri="{28A0092B-C50C-407E-A947-70E740481C1C}">
+                          <a14:useLocalDpi xmlns:a14="http://schemas.microsoft.com/office/drawing/2010/main" val="0"/>
+                        </a:ext>
+                      </a:extLst>
+                    </a:blip>
+                    <a:srcRect/>
                     <a:stretch>
                       <a:fillRect/>
                     </a:stretch>
@@ -56,11 +50,15 @@
                   <pic:spPr bwMode="auto">
                     <a:xfrm>
                       <a:off x="0" y="0"/>
-                      <a:ext cx="5715000" cy="5438775"/>
+                      <a:ext cx="5619750" cy="5619750"/>
                     </a:xfrm>
                     <a:prstGeom prst="rect">
                       <a:avLst/>
                     </a:prstGeom>
+                    <a:noFill/>
+                    <a:ln>
+                      <a:noFill/>
+                    </a:ln>
                   </pic:spPr>
                 </pic:pic>
               </a:graphicData>
@@ -68,24 +66,17 @@
           </wp:inline>
         </w:drawing>
       </w:r>
-    </w:p>
-    <w:p>
-      <w:pPr>
-        <w:pStyle w:val="Normal"/>
-        <w:rPr/>
-      </w:pPr>
-      <w:r>
-        <w:rPr/>
-      </w:r>
-    </w:p>
-    <w:p>
-      <w:pPr>
-        <w:pStyle w:val="Normal"/>
-        <w:widowControl w:val="false"/>
-        <w:spacing w:before="0" w:after="240"/>
+      <w:bookmarkStart w:id="0" w:name="_GoBack"/>
+      <w:bookmarkEnd w:id="0"/>
+    </w:p>
+    <w:p/>
+    <w:p>
+      <w:pPr>
+        <w:widowControl w:val="0"/>
+        <w:spacing w:after="240"/>
         <w:jc w:val="center"/>
         <w:rPr>
-          <w:rFonts w:ascii="Quattrocento Sans" w:hAnsi="Quattrocento Sans" w:eastAsia="Quattrocento Sans" w:cs="Quattrocento Sans"/>
+          <w:rFonts w:ascii="Quattrocento Sans" w:eastAsia="Quattrocento Sans" w:hAnsi="Quattrocento Sans" w:cs="Quattrocento Sans"/>
           <w:color w:val="171717"/>
           <w:sz w:val="32"/>
           <w:szCs w:val="32"/>
@@ -93,7 +84,7 @@
       </w:pPr>
       <w:r>
         <w:rPr>
-          <w:rFonts w:eastAsia="Quattrocento Sans" w:cs="Quattrocento Sans" w:ascii="Quattrocento Sans" w:hAnsi="Quattrocento Sans"/>
+          <w:rFonts w:ascii="Quattrocento Sans" w:eastAsia="Quattrocento Sans" w:hAnsi="Quattrocento Sans" w:cs="Quattrocento Sans"/>
           <w:b/>
           <w:bCs/>
           <w:color w:val="C00000"/>
@@ -105,12 +96,11 @@
     </w:p>
     <w:p>
       <w:pPr>
-        <w:pStyle w:val="Normal"/>
-        <w:widowControl w:val="false"/>
-        <w:spacing w:before="0" w:after="240"/>
+        <w:widowControl w:val="0"/>
+        <w:spacing w:after="240"/>
         <w:jc w:val="center"/>
         <w:rPr>
-          <w:rFonts w:ascii="Quattrocento Sans" w:hAnsi="Quattrocento Sans" w:eastAsia="Quattrocento Sans" w:cs="Quattrocento Sans"/>
+          <w:rFonts w:ascii="Quattrocento Sans" w:eastAsia="Quattrocento Sans" w:hAnsi="Quattrocento Sans" w:cs="Quattrocento Sans"/>
           <w:color w:val="171717"/>
           <w:sz w:val="32"/>
           <w:szCs w:val="32"/>
@@ -118,7 +108,7 @@
       </w:pPr>
       <w:r>
         <w:rPr>
-          <w:rFonts w:eastAsia="Quattrocento Sans" w:cs="Quattrocento Sans" w:ascii="Quattrocento Sans" w:hAnsi="Quattrocento Sans"/>
+          <w:rFonts w:ascii="Quattrocento Sans" w:eastAsia="Quattrocento Sans" w:hAnsi="Quattrocento Sans" w:cs="Quattrocento Sans"/>
           <w:color w:val="171717"/>
           <w:sz w:val="32"/>
           <w:szCs w:val="32"/>
@@ -128,170 +118,60 @@
     </w:p>
     <w:p>
       <w:pPr>
-        <w:pStyle w:val="Normal"/>
-        <w:widowControl w:val="false"/>
-        <w:spacing w:before="0" w:after="240"/>
+        <w:widowControl w:val="0"/>
+        <w:spacing w:after="240"/>
         <w:jc w:val="right"/>
         <w:rPr>
-          <w:rFonts w:ascii="Quattrocento Sans" w:hAnsi="Quattrocento Sans" w:eastAsia="Quattrocento Sans" w:cs="Quattrocento Sans"/>
+          <w:rFonts w:ascii="Quattrocento Sans" w:eastAsia="Quattrocento Sans" w:hAnsi="Quattrocento Sans" w:cs="Quattrocento Sans"/>
           <w:color w:val="171717"/>
           <w:sz w:val="32"/>
           <w:szCs w:val="32"/>
         </w:rPr>
       </w:pPr>
-      <w:r>
-        <w:rPr>
-          <w:rFonts w:eastAsia="Quattrocento Sans" w:cs="Quattrocento Sans" w:ascii="Quattrocento Sans" w:hAnsi="Quattrocento Sans"/>
-          <w:color w:val="171717"/>
-          <w:sz w:val="32"/>
-          <w:szCs w:val="32"/>
-        </w:rPr>
-      </w:r>
-    </w:p>
-    <w:p>
-      <w:pPr>
-        <w:pStyle w:val="Normal"/>
-        <w:widowControl w:val="false"/>
-        <w:spacing w:before="120" w:after="0"/>
+    </w:p>
+    <w:p>
+      <w:pPr>
+        <w:widowControl w:val="0"/>
+        <w:spacing w:before="120"/>
         <w:jc w:val="right"/>
         <w:rPr>
-          <w:rFonts w:ascii="Quattrocento Sans" w:hAnsi="Quattrocento Sans" w:eastAsia="Quattrocento Sans" w:cs="Quattrocento Sans"/>
+          <w:rFonts w:ascii="Quattrocento Sans" w:eastAsia="Quattrocento Sans" w:hAnsi="Quattrocento Sans" w:cs="Quattrocento Sans"/>
           <w:smallCaps/>
           <w:color w:val="171717"/>
           <w:sz w:val="32"/>
           <w:szCs w:val="32"/>
         </w:rPr>
       </w:pPr>
+    </w:p>
+    <w:p/>
+    <w:p/>
+    <w:p/>
+    <w:p/>
+    <w:p/>
+    <w:p/>
+    <w:p/>
+    <w:p/>
+    <w:p/>
+    <w:p/>
+    <w:p/>
+    <w:p>
+      <w:pPr>
+        <w:widowControl w:val="0"/>
+        <w:spacing w:after="240"/>
+        <w:sectPr>
+          <w:footerReference w:type="default" r:id="rId8"/>
+          <w:footerReference w:type="first" r:id="rId9"/>
+          <w:pgSz w:w="11906" w:h="16838"/>
+          <w:pgMar w:top="851" w:right="851" w:bottom="908" w:left="1418" w:header="0" w:footer="851" w:gutter="0"/>
+          <w:pgNumType w:start="1"/>
+          <w:cols w:space="720"/>
+          <w:formProt w:val="0"/>
+          <w:docGrid w:linePitch="100" w:charSpace="8192"/>
+        </w:sectPr>
+      </w:pPr>
       <w:r>
         <w:rPr>
-          <w:rFonts w:eastAsia="Quattrocento Sans" w:cs="Quattrocento Sans" w:ascii="Quattrocento Sans" w:hAnsi="Quattrocento Sans"/>
-          <w:smallCaps/>
-          <w:color w:val="171717"/>
-          <w:sz w:val="32"/>
-          <w:szCs w:val="32"/>
-        </w:rPr>
-      </w:r>
-    </w:p>
-    <w:p>
-      <w:pPr>
-        <w:pStyle w:val="Normal"/>
-        <w:rPr/>
-      </w:pPr>
-      <w:r>
-        <w:rPr/>
-      </w:r>
-    </w:p>
-    <w:p>
-      <w:pPr>
-        <w:pStyle w:val="Normal"/>
-        <w:rPr/>
-      </w:pPr>
-      <w:r>
-        <w:rPr/>
-      </w:r>
-    </w:p>
-    <w:p>
-      <w:pPr>
-        <w:pStyle w:val="Normal"/>
-        <w:rPr/>
-      </w:pPr>
-      <w:r>
-        <w:rPr/>
-      </w:r>
-    </w:p>
-    <w:p>
-      <w:pPr>
-        <w:pStyle w:val="Normal"/>
-        <w:rPr/>
-      </w:pPr>
-      <w:r>
-        <w:rPr/>
-      </w:r>
-    </w:p>
-    <w:p>
-      <w:pPr>
-        <w:pStyle w:val="Normal"/>
-        <w:rPr/>
-      </w:pPr>
-      <w:r>
-        <w:rPr/>
-      </w:r>
-    </w:p>
-    <w:p>
-      <w:pPr>
-        <w:pStyle w:val="Normal"/>
-        <w:rPr/>
-      </w:pPr>
-      <w:r>
-        <w:rPr/>
-      </w:r>
-    </w:p>
-    <w:p>
-      <w:pPr>
-        <w:pStyle w:val="Normal"/>
-        <w:rPr/>
-      </w:pPr>
-      <w:r>
-        <w:rPr/>
-      </w:r>
-    </w:p>
-    <w:p>
-      <w:pPr>
-        <w:pStyle w:val="Normal"/>
-        <w:rPr/>
-      </w:pPr>
-      <w:r>
-        <w:rPr/>
-      </w:r>
-    </w:p>
-    <w:p>
-      <w:pPr>
-        <w:pStyle w:val="Normal"/>
-        <w:rPr/>
-      </w:pPr>
-      <w:r>
-        <w:rPr/>
-      </w:r>
-    </w:p>
-    <w:p>
-      <w:pPr>
-        <w:pStyle w:val="Normal"/>
-        <w:rPr/>
-      </w:pPr>
-      <w:r>
-        <w:rPr/>
-      </w:r>
-    </w:p>
-    <w:p>
-      <w:pPr>
-        <w:pStyle w:val="Normal"/>
-        <w:rPr/>
-      </w:pPr>
-      <w:r>
-        <w:rPr/>
-      </w:r>
-    </w:p>
-    <w:p>
-      <w:pPr>
-        <w:sectPr>
-          <w:footerReference w:type="default" r:id="rId3"/>
-          <w:footerReference w:type="first" r:id="rId4"/>
-          <w:type w:val="nextPage"/>
-          <w:pgSz w:w="11906" w:h="16838"/>
-          <w:pgMar w:left="1418" w:right="851" w:gutter="0" w:header="0" w:top="851" w:footer="851" w:bottom="908"/>
-          <w:pgNumType w:start="1" w:fmt="decimal"/>
-          <w:formProt w:val="false"/>
-          <w:textDirection w:val="lrTb"/>
-          <w:docGrid w:type="default" w:linePitch="100" w:charSpace="8192"/>
-        </w:sectPr>
-        <w:pStyle w:val="Normal"/>
-        <w:widowControl w:val="false"/>
-        <w:spacing w:before="0" w:after="240"/>
-        <w:rPr/>
-      </w:pPr>
-      <w:r>
-        <w:rPr>
-          <w:rFonts w:eastAsia="Quattrocento Sans" w:cs="Quattrocento Sans" w:ascii="Quattrocento Sans" w:hAnsi="Quattrocento Sans"/>
+          <w:rFonts w:ascii="Quattrocento Sans" w:eastAsia="Quattrocento Sans" w:hAnsi="Quattrocento Sans" w:cs="Quattrocento Sans"/>
           <w:b/>
           <w:bCs/>
           <w:color w:val="171717"/>
@@ -303,51 +183,35 @@
     </w:p>
     <w:p>
       <w:pPr>
-        <w:pStyle w:val="Normal"/>
-        <w:widowControl w:val="false"/>
-        <w:spacing w:before="0" w:after="240"/>
+        <w:widowControl w:val="0"/>
+        <w:spacing w:after="240"/>
         <w:jc w:val="left"/>
-        <w:rPr/>
-      </w:pPr>
-      <w:r>
-        <w:rPr/>
-      </w:r>
-    </w:p>
-    <w:p>
-      <w:pPr>
-        <w:pStyle w:val="Title"/>
+      </w:pPr>
+    </w:p>
+    <w:p>
+      <w:pPr>
+        <w:pStyle w:val="Ttulo"/>
         <w:jc w:val="center"/>
-        <w:rPr/>
-      </w:pPr>
-      <w:r>
-        <w:rPr/>
+      </w:pPr>
+      <w:r>
         <w:t>Histórico de Revisões</w:t>
       </w:r>
     </w:p>
     <w:tbl>
       <w:tblPr>
-        <w:tblStyle w:val="a"/>
         <w:tblW w:w="9720" w:type="dxa"/>
-        <w:jc w:val="left"/>
-        <w:tblInd w:w="0" w:type="dxa"/>
         <w:tblLayout w:type="fixed"/>
-        <w:tblCellMar>
-          <w:top w:w="0" w:type="dxa"/>
-          <w:left w:w="108" w:type="dxa"/>
-          <w:bottom w:w="0" w:type="dxa"/>
-          <w:right w:w="108" w:type="dxa"/>
-        </w:tblCellMar>
-        <w:tblLook w:val="0000" w:noHBand="0" w:noVBand="0" w:firstColumn="0" w:lastRow="0" w:lastColumn="0" w:firstRow="0"/>
+        <w:tblLook w:val="0000" w:firstRow="0" w:lastRow="0" w:firstColumn="0" w:lastColumn="0" w:noHBand="0" w:noVBand="0"/>
       </w:tblPr>
       <w:tblGrid>
-        <w:gridCol w:w="1550"/>
+        <w:gridCol w:w="1551"/>
         <w:gridCol w:w="1080"/>
         <w:gridCol w:w="4680"/>
         <w:gridCol w:w="2409"/>
       </w:tblGrid>
       <w:tr>
         <w:trPr>
-          <w:trHeight w:val="284" w:hRule="atLeast"/>
+          <w:trHeight w:val="284"/>
         </w:trPr>
         <w:tc>
           <w:tcPr>
@@ -358,14 +222,13 @@
               <w:bottom w:val="single" w:sz="4" w:space="0" w:color="000000"/>
               <w:right w:val="single" w:sz="4" w:space="0" w:color="000000"/>
             </w:tcBorders>
-            <w:shd w:color="auto" w:fill="C00000" w:val="clear"/>
+            <w:shd w:val="clear" w:color="auto" w:fill="C00000"/>
           </w:tcPr>
           <w:p>
             <w:pPr>
-              <w:pStyle w:val="Normal"/>
               <w:jc w:val="center"/>
               <w:rPr>
-                <w:rFonts w:ascii="Quattrocento Sans" w:hAnsi="Quattrocento Sans" w:eastAsia="Quattrocento Sans" w:cs="Quattrocento Sans"/>
+                <w:rFonts w:ascii="Quattrocento Sans" w:eastAsia="Quattrocento Sans" w:hAnsi="Quattrocento Sans" w:cs="Quattrocento Sans"/>
                 <w:b/>
                 <w:bCs/>
                 <w:color w:val="FFFFFF"/>
@@ -375,7 +238,7 @@
             </w:pPr>
             <w:r>
               <w:rPr>
-                <w:rFonts w:eastAsia="Quattrocento Sans" w:cs="Quattrocento Sans" w:ascii="Quattrocento Sans" w:hAnsi="Quattrocento Sans"/>
+                <w:rFonts w:ascii="Quattrocento Sans" w:eastAsia="Quattrocento Sans" w:hAnsi="Quattrocento Sans" w:cs="Quattrocento Sans"/>
                 <w:b/>
                 <w:bCs/>
                 <w:color w:val="FFFFFF"/>
@@ -395,14 +258,13 @@
               <w:bottom w:val="single" w:sz="4" w:space="0" w:color="000000"/>
               <w:right w:val="single" w:sz="4" w:space="0" w:color="000000"/>
             </w:tcBorders>
-            <w:shd w:color="auto" w:fill="C00000" w:val="clear"/>
+            <w:shd w:val="clear" w:color="auto" w:fill="C00000"/>
           </w:tcPr>
           <w:p>
             <w:pPr>
-              <w:pStyle w:val="Normal"/>
               <w:jc w:val="center"/>
               <w:rPr>
-                <w:rFonts w:ascii="Quattrocento Sans" w:hAnsi="Quattrocento Sans" w:eastAsia="Quattrocento Sans" w:cs="Quattrocento Sans"/>
+                <w:rFonts w:ascii="Quattrocento Sans" w:eastAsia="Quattrocento Sans" w:hAnsi="Quattrocento Sans" w:cs="Quattrocento Sans"/>
                 <w:b/>
                 <w:bCs/>
                 <w:color w:val="FFFFFF"/>
@@ -412,7 +274,7 @@
             </w:pPr>
             <w:r>
               <w:rPr>
-                <w:rFonts w:eastAsia="Quattrocento Sans" w:cs="Quattrocento Sans" w:ascii="Quattrocento Sans" w:hAnsi="Quattrocento Sans"/>
+                <w:rFonts w:ascii="Quattrocento Sans" w:eastAsia="Quattrocento Sans" w:hAnsi="Quattrocento Sans" w:cs="Quattrocento Sans"/>
                 <w:b/>
                 <w:bCs/>
                 <w:color w:val="FFFFFF"/>
@@ -432,14 +294,13 @@
               <w:bottom w:val="single" w:sz="4" w:space="0" w:color="000000"/>
               <w:right w:val="single" w:sz="4" w:space="0" w:color="000000"/>
             </w:tcBorders>
-            <w:shd w:color="auto" w:fill="C00000" w:val="clear"/>
+            <w:shd w:val="clear" w:color="auto" w:fill="C00000"/>
           </w:tcPr>
           <w:p>
             <w:pPr>
-              <w:pStyle w:val="Normal"/>
               <w:jc w:val="center"/>
               <w:rPr>
-                <w:rFonts w:ascii="Quattrocento Sans" w:hAnsi="Quattrocento Sans" w:eastAsia="Quattrocento Sans" w:cs="Quattrocento Sans"/>
+                <w:rFonts w:ascii="Quattrocento Sans" w:eastAsia="Quattrocento Sans" w:hAnsi="Quattrocento Sans" w:cs="Quattrocento Sans"/>
                 <w:b/>
                 <w:bCs/>
                 <w:color w:val="FFFFFF"/>
@@ -449,7 +310,7 @@
             </w:pPr>
             <w:r>
               <w:rPr>
-                <w:rFonts w:eastAsia="Quattrocento Sans" w:cs="Quattrocento Sans" w:ascii="Quattrocento Sans" w:hAnsi="Quattrocento Sans"/>
+                <w:rFonts w:ascii="Quattrocento Sans" w:eastAsia="Quattrocento Sans" w:hAnsi="Quattrocento Sans" w:cs="Quattrocento Sans"/>
                 <w:b/>
                 <w:bCs/>
                 <w:color w:val="FFFFFF"/>
@@ -469,14 +330,13 @@
               <w:bottom w:val="single" w:sz="4" w:space="0" w:color="000000"/>
               <w:right w:val="single" w:sz="4" w:space="0" w:color="000000"/>
             </w:tcBorders>
-            <w:shd w:color="auto" w:fill="C00000" w:val="clear"/>
+            <w:shd w:val="clear" w:color="auto" w:fill="C00000"/>
           </w:tcPr>
           <w:p>
             <w:pPr>
-              <w:pStyle w:val="Normal"/>
               <w:jc w:val="center"/>
               <w:rPr>
-                <w:rFonts w:ascii="Quattrocento Sans" w:hAnsi="Quattrocento Sans" w:eastAsia="Quattrocento Sans" w:cs="Quattrocento Sans"/>
+                <w:rFonts w:ascii="Quattrocento Sans" w:eastAsia="Quattrocento Sans" w:hAnsi="Quattrocento Sans" w:cs="Quattrocento Sans"/>
                 <w:b/>
                 <w:bCs/>
                 <w:color w:val="FFFFFF"/>
@@ -486,7 +346,7 @@
             </w:pPr>
             <w:r>
               <w:rPr>
-                <w:rFonts w:eastAsia="Quattrocento Sans" w:cs="Quattrocento Sans" w:ascii="Quattrocento Sans" w:hAnsi="Quattrocento Sans"/>
+                <w:rFonts w:ascii="Quattrocento Sans" w:eastAsia="Quattrocento Sans" w:hAnsi="Quattrocento Sans" w:cs="Quattrocento Sans"/>
                 <w:b/>
                 <w:bCs/>
                 <w:color w:val="FFFFFF"/>
@@ -500,7 +360,7 @@
       </w:tr>
       <w:tr>
         <w:trPr>
-          <w:trHeight w:val="284" w:hRule="atLeast"/>
+          <w:trHeight w:val="284"/>
         </w:trPr>
         <w:tc>
           <w:tcPr>
@@ -514,26 +374,16 @@
           </w:tcPr>
           <w:p>
             <w:pPr>
-              <w:pStyle w:val="Normal"/>
-              <w:pBdr/>
               <w:jc w:val="left"/>
-              <w:rPr/>
-            </w:pPr>
-            <w:r>
-              <w:rPr/>
+            </w:pPr>
+            <w:r>
               <w:t>25/08/2026</w:t>
             </w:r>
           </w:p>
           <w:p>
             <w:pPr>
-              <w:pStyle w:val="Normal"/>
-              <w:pBdr/>
               <w:jc w:val="left"/>
-              <w:rPr/>
-            </w:pPr>
-            <w:r>
-              <w:rPr/>
-            </w:r>
+            </w:pPr>
           </w:p>
         </w:tc>
         <w:tc>
@@ -548,13 +398,9 @@
           </w:tcPr>
           <w:p>
             <w:pPr>
-              <w:pStyle w:val="Normal"/>
-              <w:pBdr/>
               <w:jc w:val="left"/>
-              <w:rPr/>
-            </w:pPr>
-            <w:r>
-              <w:rPr/>
+            </w:pPr>
+            <w:r>
               <w:t>1.0</w:t>
             </w:r>
           </w:p>
@@ -571,13 +417,9 @@
           </w:tcPr>
           <w:p>
             <w:pPr>
-              <w:pStyle w:val="Normal"/>
-              <w:pBdr/>
               <w:jc w:val="left"/>
-              <w:rPr/>
-            </w:pPr>
-            <w:r>
-              <w:rPr/>
+            </w:pPr>
+            <w:r>
               <w:t>Criação do modelo e preenchimento de todas as etapas</w:t>
             </w:r>
           </w:p>
@@ -594,13 +436,9 @@
           </w:tcPr>
           <w:p>
             <w:pPr>
-              <w:pStyle w:val="Normal"/>
-              <w:pBdr/>
               <w:jc w:val="left"/>
-              <w:rPr/>
-            </w:pPr>
-            <w:r>
-              <w:rPr/>
+            </w:pPr>
+            <w:r>
               <w:t>Maria Luiza Medina Fonseca</w:t>
             </w:r>
           </w:p>
@@ -608,7 +446,7 @@
       </w:tr>
       <w:tr>
         <w:trPr>
-          <w:trHeight w:val="284" w:hRule="atLeast"/>
+          <w:trHeight w:val="284"/>
         </w:trPr>
         <w:tc>
           <w:tcPr>
@@ -622,13 +460,8 @@
           </w:tcPr>
           <w:p>
             <w:pPr>
-              <w:pStyle w:val="Normal"/>
               <w:jc w:val="left"/>
-              <w:rPr/>
-            </w:pPr>
-            <w:r>
-              <w:rPr/>
-            </w:r>
+            </w:pPr>
           </w:p>
         </w:tc>
         <w:tc>
@@ -643,13 +476,8 @@
           </w:tcPr>
           <w:p>
             <w:pPr>
-              <w:pStyle w:val="Normal"/>
               <w:jc w:val="left"/>
-              <w:rPr/>
-            </w:pPr>
-            <w:r>
-              <w:rPr/>
-            </w:r>
+            </w:pPr>
           </w:p>
         </w:tc>
         <w:tc>
@@ -664,13 +492,8 @@
           </w:tcPr>
           <w:p>
             <w:pPr>
-              <w:pStyle w:val="Normal"/>
               <w:jc w:val="left"/>
-              <w:rPr/>
-            </w:pPr>
-            <w:r>
-              <w:rPr/>
-            </w:r>
+            </w:pPr>
           </w:p>
         </w:tc>
         <w:tc>
@@ -685,19 +508,14 @@
           </w:tcPr>
           <w:p>
             <w:pPr>
-              <w:pStyle w:val="Normal"/>
               <w:jc w:val="left"/>
-              <w:rPr/>
-            </w:pPr>
-            <w:r>
-              <w:rPr/>
-            </w:r>
+            </w:pPr>
           </w:p>
         </w:tc>
       </w:tr>
       <w:tr>
         <w:trPr>
-          <w:trHeight w:val="284" w:hRule="atLeast"/>
+          <w:trHeight w:val="284"/>
         </w:trPr>
         <w:tc>
           <w:tcPr>
@@ -711,13 +529,8 @@
           </w:tcPr>
           <w:p>
             <w:pPr>
-              <w:pStyle w:val="Normal"/>
               <w:jc w:val="left"/>
-              <w:rPr/>
-            </w:pPr>
-            <w:r>
-              <w:rPr/>
-            </w:r>
+            </w:pPr>
           </w:p>
         </w:tc>
         <w:tc>
@@ -732,13 +545,8 @@
           </w:tcPr>
           <w:p>
             <w:pPr>
-              <w:pStyle w:val="Normal"/>
               <w:jc w:val="left"/>
-              <w:rPr/>
-            </w:pPr>
-            <w:r>
-              <w:rPr/>
-            </w:r>
+            </w:pPr>
           </w:p>
         </w:tc>
         <w:tc>
@@ -753,13 +561,8 @@
           </w:tcPr>
           <w:p>
             <w:pPr>
-              <w:pStyle w:val="Normal"/>
               <w:jc w:val="left"/>
-              <w:rPr/>
-            </w:pPr>
-            <w:r>
-              <w:rPr/>
-            </w:r>
+            </w:pPr>
           </w:p>
         </w:tc>
         <w:tc>
@@ -774,61 +577,47 @@
           </w:tcPr>
           <w:p>
             <w:pPr>
-              <w:pStyle w:val="Normal"/>
               <w:jc w:val="left"/>
-              <w:rPr/>
-            </w:pPr>
-            <w:r>
-              <w:rPr/>
-            </w:r>
+            </w:pPr>
           </w:p>
         </w:tc>
       </w:tr>
     </w:tbl>
     <w:p>
-      <w:pPr>
-        <w:pStyle w:val="Normal"/>
-        <w:rPr/>
-      </w:pPr>
-      <w:r>
-        <w:rPr/>
-      </w:r>
       <w:r>
         <w:br w:type="page"/>
       </w:r>
     </w:p>
     <w:p>
       <w:pPr>
-        <w:pStyle w:val="Title"/>
-        <w:spacing w:before="0" w:after="360"/>
+        <w:pStyle w:val="Ttulo"/>
+        <w:spacing w:before="0"/>
         <w:jc w:val="center"/>
-        <w:rPr/>
-      </w:pPr>
-      <w:r>
-        <w:rPr/>
+      </w:pPr>
+      <w:r>
+        <w:lastRenderedPageBreak/>
         <w:t>SUMÁRIO</w:t>
       </w:r>
     </w:p>
     <w:sdt>
       <w:sdtPr>
+        <w:id w:val="1033148671"/>
         <w:docPartObj>
           <w:docPartGallery w:val="Table of Contents"/>
-          <w:docPartUnique w:val="true"/>
+          <w:docPartUnique/>
         </w:docPartObj>
       </w:sdtPr>
+      <w:sdtEndPr/>
       <w:sdtContent>
         <w:p>
           <w:pPr>
-            <w:pStyle w:val="Normal"/>
-            <w:pBdr/>
             <w:tabs>
-              <w:tab w:val="clear" w:pos="720"/>
-              <w:tab w:val="left" w:pos="539" w:leader="none"/>
-              <w:tab w:val="right" w:pos="9540" w:leader="none"/>
+              <w:tab w:val="left" w:pos="539"/>
+              <w:tab w:val="right" w:pos="9540"/>
             </w:tabs>
-            <w:spacing w:before="120" w:after="0"/>
+            <w:spacing w:before="120"/>
             <w:rPr>
-              <w:rFonts w:ascii="Calibri" w:hAnsi="Calibri" w:eastAsia="Calibri" w:cs="Calibri"/>
+              <w:rFonts w:ascii="Calibri" w:eastAsia="Calibri" w:hAnsi="Calibri" w:cs="Calibri"/>
               <w:color w:val="000000"/>
               <w:sz w:val="24"/>
               <w:szCs w:val="24"/>
@@ -839,37 +628,46 @@
           </w:r>
           <w:r>
             <w:rPr>
-              <w:webHidden/>
               <w:rStyle w:val="Vnculodendice"/>
               <w:smallCaps/>
+              <w:webHidden/>
+              <w:color w:val="000000"/>
               <w:sz w:val="24"/>
               <w:szCs w:val="24"/>
-              <w:color w:val="000000"/>
             </w:rPr>
             <w:instrText xml:space="preserve"> TOC \z \o "1-9" \u \t "Heading 1,1,Heading 2,2,Heading 3,3" \h</w:instrText>
           </w:r>
           <w:r>
             <w:rPr>
-              <w:webHidden/>
               <w:rStyle w:val="Vnculodendice"/>
               <w:smallCaps/>
+              <w:color w:val="000000"/>
               <w:sz w:val="24"/>
               <w:szCs w:val="24"/>
-              <w:color w:val="000000"/>
             </w:rPr>
             <w:fldChar w:fldCharType="separate"/>
           </w:r>
           <w:hyperlink w:anchor="_jntg37lpg0yd">
             <w:r>
               <w:rPr>
-                <w:webHidden/>
                 <w:rStyle w:val="Vnculodendice"/>
                 <w:smallCaps/>
+                <w:webHidden/>
                 <w:color w:val="000000"/>
                 <w:sz w:val="24"/>
                 <w:szCs w:val="24"/>
               </w:rPr>
               <w:t>1. Introdução</w:t>
+            </w:r>
+            <w:r>
+              <w:rPr>
+                <w:rStyle w:val="Vnculodendice"/>
+                <w:smallCaps/>
+                <w:webHidden/>
+                <w:color w:val="000000"/>
+                <w:sz w:val="24"/>
+                <w:szCs w:val="24"/>
+              </w:rPr>
               <w:tab/>
               <w:t>4</w:t>
             </w:r>
@@ -877,19 +675,16 @@
         </w:p>
         <w:p>
           <w:pPr>
-            <w:pStyle w:val="Normal"/>
-            <w:pBdr/>
             <w:tabs>
-              <w:tab w:val="clear" w:pos="720"/>
-              <w:tab w:val="left" w:pos="540" w:leader="none"/>
-              <w:tab w:val="left" w:pos="960" w:leader="none"/>
-              <w:tab w:val="left" w:pos="1200" w:leader="none"/>
-              <w:tab w:val="right" w:pos="9540" w:leader="none"/>
+              <w:tab w:val="left" w:pos="540"/>
+              <w:tab w:val="left" w:pos="960"/>
+              <w:tab w:val="left" w:pos="1200"/>
+              <w:tab w:val="right" w:pos="9540"/>
             </w:tabs>
-            <w:spacing w:before="120" w:after="0"/>
+            <w:spacing w:before="120"/>
             <w:ind w:left="539"/>
             <w:rPr>
-              <w:rFonts w:ascii="Calibri" w:hAnsi="Calibri" w:eastAsia="Calibri" w:cs="Calibri"/>
+              <w:rFonts w:ascii="Calibri" w:eastAsia="Calibri" w:hAnsi="Calibri" w:cs="Calibri"/>
               <w:color w:val="000000"/>
               <w:sz w:val="24"/>
               <w:szCs w:val="24"/>
@@ -898,13 +693,22 @@
           <w:hyperlink w:anchor="_f5dkxt7mlpi0">
             <w:r>
               <w:rPr>
+                <w:rStyle w:val="Vnculodendice"/>
                 <w:webHidden/>
-                <w:rStyle w:val="Vnculodendice"/>
                 <w:color w:val="000000"/>
                 <w:sz w:val="24"/>
                 <w:szCs w:val="24"/>
               </w:rPr>
               <w:t>1.1. Resumo do Negócio</w:t>
+            </w:r>
+            <w:r>
+              <w:rPr>
+                <w:rStyle w:val="Vnculodendice"/>
+                <w:webHidden/>
+                <w:color w:val="000000"/>
+                <w:sz w:val="24"/>
+                <w:szCs w:val="24"/>
+              </w:rPr>
               <w:tab/>
               <w:t>4</w:t>
             </w:r>
@@ -912,19 +716,16 @@
         </w:p>
         <w:p>
           <w:pPr>
-            <w:pStyle w:val="Normal"/>
-            <w:pBdr/>
             <w:tabs>
-              <w:tab w:val="clear" w:pos="720"/>
-              <w:tab w:val="left" w:pos="540" w:leader="none"/>
-              <w:tab w:val="left" w:pos="960" w:leader="none"/>
-              <w:tab w:val="left" w:pos="1200" w:leader="none"/>
-              <w:tab w:val="right" w:pos="9540" w:leader="none"/>
+              <w:tab w:val="left" w:pos="540"/>
+              <w:tab w:val="left" w:pos="960"/>
+              <w:tab w:val="left" w:pos="1200"/>
+              <w:tab w:val="right" w:pos="9540"/>
             </w:tabs>
-            <w:spacing w:before="120" w:after="0"/>
+            <w:spacing w:before="120"/>
             <w:ind w:left="539"/>
             <w:rPr>
-              <w:rFonts w:ascii="Calibri" w:hAnsi="Calibri" w:eastAsia="Calibri" w:cs="Calibri"/>
+              <w:rFonts w:ascii="Calibri" w:eastAsia="Calibri" w:hAnsi="Calibri" w:cs="Calibri"/>
               <w:color w:val="000000"/>
               <w:sz w:val="24"/>
               <w:szCs w:val="24"/>
@@ -933,13 +734,22 @@
           <w:hyperlink w:anchor="_i0nah3vxehks">
             <w:r>
               <w:rPr>
+                <w:rStyle w:val="Vnculodendice"/>
                 <w:webHidden/>
-                <w:rStyle w:val="Vnculodendice"/>
                 <w:color w:val="000000"/>
                 <w:sz w:val="24"/>
                 <w:szCs w:val="24"/>
               </w:rPr>
               <w:t>1.2. Objetivo do Sistema</w:t>
+            </w:r>
+            <w:r>
+              <w:rPr>
+                <w:rStyle w:val="Vnculodendice"/>
+                <w:webHidden/>
+                <w:color w:val="000000"/>
+                <w:sz w:val="24"/>
+                <w:szCs w:val="24"/>
+              </w:rPr>
               <w:tab/>
               <w:t>4</w:t>
             </w:r>
@@ -947,19 +757,16 @@
         </w:p>
         <w:p>
           <w:pPr>
-            <w:pStyle w:val="Normal"/>
-            <w:pBdr/>
             <w:tabs>
-              <w:tab w:val="clear" w:pos="720"/>
-              <w:tab w:val="left" w:pos="540" w:leader="none"/>
-              <w:tab w:val="left" w:pos="960" w:leader="none"/>
-              <w:tab w:val="left" w:pos="1200" w:leader="none"/>
-              <w:tab w:val="right" w:pos="9540" w:leader="none"/>
+              <w:tab w:val="left" w:pos="540"/>
+              <w:tab w:val="left" w:pos="960"/>
+              <w:tab w:val="left" w:pos="1200"/>
+              <w:tab w:val="right" w:pos="9540"/>
             </w:tabs>
-            <w:spacing w:before="120" w:after="0"/>
+            <w:spacing w:before="120"/>
             <w:ind w:left="539"/>
             <w:rPr>
-              <w:rFonts w:ascii="Calibri" w:hAnsi="Calibri" w:eastAsia="Calibri" w:cs="Calibri"/>
+              <w:rFonts w:ascii="Calibri" w:eastAsia="Calibri" w:hAnsi="Calibri" w:cs="Calibri"/>
               <w:color w:val="000000"/>
               <w:sz w:val="24"/>
               <w:szCs w:val="24"/>
@@ -968,13 +775,22 @@
           <w:hyperlink w:anchor="_85z5r3f91nxh">
             <w:r>
               <w:rPr>
+                <w:rStyle w:val="Vnculodendice"/>
                 <w:webHidden/>
-                <w:rStyle w:val="Vnculodendice"/>
                 <w:color w:val="000000"/>
                 <w:sz w:val="24"/>
                 <w:szCs w:val="24"/>
               </w:rPr>
               <w:t>1.3. Glossário</w:t>
+            </w:r>
+            <w:r>
+              <w:rPr>
+                <w:rStyle w:val="Vnculodendice"/>
+                <w:webHidden/>
+                <w:color w:val="000000"/>
+                <w:sz w:val="24"/>
+                <w:szCs w:val="24"/>
+              </w:rPr>
               <w:tab/>
               <w:t>4</w:t>
             </w:r>
@@ -982,19 +798,16 @@
         </w:p>
         <w:p>
           <w:pPr>
-            <w:pStyle w:val="Normal"/>
-            <w:pBdr/>
             <w:tabs>
-              <w:tab w:val="clear" w:pos="720"/>
-              <w:tab w:val="left" w:pos="540" w:leader="none"/>
-              <w:tab w:val="left" w:pos="960" w:leader="none"/>
-              <w:tab w:val="left" w:pos="1200" w:leader="none"/>
-              <w:tab w:val="right" w:pos="9540" w:leader="none"/>
+              <w:tab w:val="left" w:pos="540"/>
+              <w:tab w:val="left" w:pos="960"/>
+              <w:tab w:val="left" w:pos="1200"/>
+              <w:tab w:val="right" w:pos="9540"/>
             </w:tabs>
-            <w:spacing w:before="120" w:after="0"/>
+            <w:spacing w:before="120"/>
             <w:ind w:left="539"/>
             <w:rPr>
-              <w:rFonts w:ascii="Calibri" w:hAnsi="Calibri" w:eastAsia="Calibri" w:cs="Calibri"/>
+              <w:rFonts w:ascii="Calibri" w:eastAsia="Calibri" w:hAnsi="Calibri" w:cs="Calibri"/>
               <w:color w:val="000000"/>
               <w:sz w:val="24"/>
               <w:szCs w:val="24"/>
@@ -1003,13 +816,22 @@
           <w:hyperlink w:anchor="_fc294wr5a3iw">
             <w:r>
               <w:rPr>
+                <w:rStyle w:val="Vnculodendice"/>
                 <w:webHidden/>
-                <w:rStyle w:val="Vnculodendice"/>
                 <w:color w:val="000000"/>
                 <w:sz w:val="24"/>
                 <w:szCs w:val="24"/>
               </w:rPr>
               <w:t>1.4. Referências</w:t>
+            </w:r>
+            <w:r>
+              <w:rPr>
+                <w:rStyle w:val="Vnculodendice"/>
+                <w:webHidden/>
+                <w:color w:val="000000"/>
+                <w:sz w:val="24"/>
+                <w:szCs w:val="24"/>
+              </w:rPr>
               <w:tab/>
               <w:t>4</w:t>
             </w:r>
@@ -1017,16 +839,13 @@
         </w:p>
         <w:p>
           <w:pPr>
-            <w:pStyle w:val="Normal"/>
-            <w:pBdr/>
             <w:tabs>
-              <w:tab w:val="clear" w:pos="720"/>
-              <w:tab w:val="left" w:pos="539" w:leader="none"/>
-              <w:tab w:val="right" w:pos="9540" w:leader="none"/>
+              <w:tab w:val="left" w:pos="539"/>
+              <w:tab w:val="right" w:pos="9540"/>
             </w:tabs>
-            <w:spacing w:before="120" w:after="0"/>
+            <w:spacing w:before="120"/>
             <w:rPr>
-              <w:rFonts w:ascii="Calibri" w:hAnsi="Calibri" w:eastAsia="Calibri" w:cs="Calibri"/>
+              <w:rFonts w:ascii="Calibri" w:eastAsia="Calibri" w:hAnsi="Calibri" w:cs="Calibri"/>
               <w:color w:val="000000"/>
               <w:sz w:val="24"/>
               <w:szCs w:val="24"/>
@@ -1035,14 +854,24 @@
           <w:hyperlink w:anchor="_wqzhrmumr5q6">
             <w:r>
               <w:rPr>
-                <w:webHidden/>
                 <w:rStyle w:val="Vnculodendice"/>
                 <w:smallCaps/>
+                <w:webHidden/>
                 <w:color w:val="000000"/>
                 <w:sz w:val="24"/>
                 <w:szCs w:val="24"/>
               </w:rPr>
               <w:t>2. Problema</w:t>
+            </w:r>
+            <w:r>
+              <w:rPr>
+                <w:rStyle w:val="Vnculodendice"/>
+                <w:smallCaps/>
+                <w:webHidden/>
+                <w:color w:val="000000"/>
+                <w:sz w:val="24"/>
+                <w:szCs w:val="24"/>
+              </w:rPr>
               <w:tab/>
               <w:t>5</w:t>
             </w:r>
@@ -1050,16 +879,13 @@
         </w:p>
         <w:p>
           <w:pPr>
-            <w:pStyle w:val="Normal"/>
-            <w:pBdr/>
             <w:tabs>
-              <w:tab w:val="clear" w:pos="720"/>
-              <w:tab w:val="left" w:pos="539" w:leader="none"/>
-              <w:tab w:val="right" w:pos="9540" w:leader="none"/>
+              <w:tab w:val="left" w:pos="539"/>
+              <w:tab w:val="right" w:pos="9540"/>
             </w:tabs>
-            <w:spacing w:before="120" w:after="0"/>
+            <w:spacing w:before="120"/>
             <w:rPr>
-              <w:rFonts w:ascii="Calibri" w:hAnsi="Calibri" w:eastAsia="Calibri" w:cs="Calibri"/>
+              <w:rFonts w:ascii="Calibri" w:eastAsia="Calibri" w:hAnsi="Calibri" w:cs="Calibri"/>
               <w:color w:val="000000"/>
               <w:sz w:val="24"/>
               <w:szCs w:val="24"/>
@@ -1068,14 +894,24 @@
           <w:hyperlink w:anchor="_ir1wgwtojjjq">
             <w:r>
               <w:rPr>
-                <w:webHidden/>
                 <w:rStyle w:val="Vnculodendice"/>
                 <w:smallCaps/>
+                <w:webHidden/>
                 <w:color w:val="000000"/>
                 <w:sz w:val="24"/>
                 <w:szCs w:val="24"/>
               </w:rPr>
               <w:t>3. Usuários</w:t>
+            </w:r>
+            <w:r>
+              <w:rPr>
+                <w:rStyle w:val="Vnculodendice"/>
+                <w:smallCaps/>
+                <w:webHidden/>
+                <w:color w:val="000000"/>
+                <w:sz w:val="24"/>
+                <w:szCs w:val="24"/>
+              </w:rPr>
               <w:tab/>
               <w:t>6</w:t>
             </w:r>
@@ -1083,16 +919,13 @@
         </w:p>
         <w:p>
           <w:pPr>
-            <w:pStyle w:val="Normal"/>
-            <w:pBdr/>
             <w:tabs>
-              <w:tab w:val="clear" w:pos="720"/>
-              <w:tab w:val="left" w:pos="539" w:leader="none"/>
-              <w:tab w:val="right" w:pos="9540" w:leader="none"/>
+              <w:tab w:val="left" w:pos="539"/>
+              <w:tab w:val="right" w:pos="9540"/>
             </w:tabs>
-            <w:spacing w:before="120" w:after="0"/>
+            <w:spacing w:before="120"/>
             <w:rPr>
-              <w:rFonts w:ascii="Calibri" w:hAnsi="Calibri" w:eastAsia="Calibri" w:cs="Calibri"/>
+              <w:rFonts w:ascii="Calibri" w:eastAsia="Calibri" w:hAnsi="Calibri" w:cs="Calibri"/>
               <w:color w:val="000000"/>
               <w:sz w:val="24"/>
               <w:szCs w:val="24"/>
@@ -1101,14 +934,24 @@
           <w:hyperlink w:anchor="_epbg2ji05ol">
             <w:r>
               <w:rPr>
-                <w:webHidden/>
                 <w:rStyle w:val="Vnculodendice"/>
                 <w:smallCaps/>
+                <w:webHidden/>
                 <w:color w:val="000000"/>
                 <w:sz w:val="24"/>
                 <w:szCs w:val="24"/>
               </w:rPr>
               <w:t>4. Restrições Impostas</w:t>
+            </w:r>
+            <w:r>
+              <w:rPr>
+                <w:rStyle w:val="Vnculodendice"/>
+                <w:smallCaps/>
+                <w:webHidden/>
+                <w:color w:val="000000"/>
+                <w:sz w:val="24"/>
+                <w:szCs w:val="24"/>
+              </w:rPr>
               <w:tab/>
               <w:t>6</w:t>
             </w:r>
@@ -1116,16 +959,13 @@
         </w:p>
         <w:p>
           <w:pPr>
-            <w:pStyle w:val="Normal"/>
-            <w:pBdr/>
             <w:tabs>
-              <w:tab w:val="clear" w:pos="720"/>
-              <w:tab w:val="left" w:pos="539" w:leader="none"/>
-              <w:tab w:val="right" w:pos="9540" w:leader="none"/>
+              <w:tab w:val="left" w:pos="539"/>
+              <w:tab w:val="right" w:pos="9540"/>
             </w:tabs>
-            <w:spacing w:before="120" w:after="0"/>
+            <w:spacing w:before="120"/>
             <w:rPr>
-              <w:rFonts w:ascii="Calibri" w:hAnsi="Calibri" w:eastAsia="Calibri" w:cs="Calibri"/>
+              <w:rFonts w:ascii="Calibri" w:eastAsia="Calibri" w:hAnsi="Calibri" w:cs="Calibri"/>
               <w:color w:val="000000"/>
               <w:sz w:val="24"/>
               <w:szCs w:val="24"/>
@@ -1134,14 +974,24 @@
           <w:hyperlink w:anchor="_ik1y9wtp57b5">
             <w:r>
               <w:rPr>
-                <w:webHidden/>
                 <w:rStyle w:val="Vnculodendice"/>
                 <w:smallCaps/>
+                <w:webHidden/>
                 <w:color w:val="000000"/>
                 <w:sz w:val="24"/>
                 <w:szCs w:val="24"/>
               </w:rPr>
               <w:t>5. Riscos</w:t>
+            </w:r>
+            <w:r>
+              <w:rPr>
+                <w:rStyle w:val="Vnculodendice"/>
+                <w:smallCaps/>
+                <w:webHidden/>
+                <w:color w:val="000000"/>
+                <w:sz w:val="24"/>
+                <w:szCs w:val="24"/>
+              </w:rPr>
               <w:tab/>
               <w:t>6</w:t>
             </w:r>
@@ -1149,16 +999,13 @@
         </w:p>
         <w:p>
           <w:pPr>
-            <w:pStyle w:val="Normal"/>
-            <w:pBdr/>
             <w:tabs>
-              <w:tab w:val="clear" w:pos="720"/>
-              <w:tab w:val="left" w:pos="539" w:leader="none"/>
-              <w:tab w:val="right" w:pos="9540" w:leader="none"/>
+              <w:tab w:val="left" w:pos="539"/>
+              <w:tab w:val="right" w:pos="9540"/>
             </w:tabs>
-            <w:spacing w:before="120" w:after="0"/>
+            <w:spacing w:before="120"/>
             <w:rPr>
-              <w:rFonts w:ascii="Calibri" w:hAnsi="Calibri" w:eastAsia="Calibri" w:cs="Calibri"/>
+              <w:rFonts w:ascii="Calibri" w:eastAsia="Calibri" w:hAnsi="Calibri" w:cs="Calibri"/>
               <w:color w:val="000000"/>
               <w:sz w:val="24"/>
               <w:szCs w:val="24"/>
@@ -1167,14 +1014,24 @@
           <w:hyperlink w:anchor="_88r26lls2299">
             <w:r>
               <w:rPr>
-                <w:webHidden/>
                 <w:rStyle w:val="Vnculodendice"/>
                 <w:smallCaps/>
+                <w:webHidden/>
                 <w:color w:val="000000"/>
                 <w:sz w:val="24"/>
                 <w:szCs w:val="24"/>
               </w:rPr>
               <w:t>6. Requisitos de Documentação</w:t>
+            </w:r>
+            <w:r>
+              <w:rPr>
+                <w:rStyle w:val="Vnculodendice"/>
+                <w:smallCaps/>
+                <w:webHidden/>
+                <w:color w:val="000000"/>
+                <w:sz w:val="24"/>
+                <w:szCs w:val="24"/>
+              </w:rPr>
               <w:tab/>
               <w:t>6</w:t>
             </w:r>
@@ -1183,9 +1040,9 @@
             <w:rPr>
               <w:rStyle w:val="Vnculodendice"/>
               <w:smallCaps/>
+              <w:color w:val="000000"/>
               <w:sz w:val="24"/>
               <w:szCs w:val="24"/>
-              <w:color w:val="000000"/>
             </w:rPr>
             <w:fldChar w:fldCharType="end"/>
           </w:r>
@@ -1194,12 +1051,9 @@
     </w:sdt>
     <w:p>
       <w:pPr>
-        <w:pStyle w:val="Normal"/>
         <w:spacing w:before="120" w:after="120"/>
-        <w:rPr/>
-      </w:pPr>
-      <w:r>
-        <w:rPr/>
+      </w:pPr>
+      <w:r>
         <w:t xml:space="preserve"> </w:t>
       </w:r>
       <w:r>
@@ -1208,303 +1062,189 @@
     </w:p>
     <w:p>
       <w:pPr>
-        <w:pStyle w:val="Heading1"/>
+        <w:pStyle w:val="Ttulo1"/>
         <w:numPr>
           <w:ilvl w:val="0"/>
           <w:numId w:val="1"/>
         </w:numPr>
-        <w:spacing w:before="0" w:after="360"/>
+        <w:spacing w:before="0"/>
         <w:rPr>
           <w:sz w:val="28"/>
           <w:szCs w:val="28"/>
         </w:rPr>
       </w:pPr>
-      <w:bookmarkStart w:id="0" w:name="_jntg37lpg0yd"/>
-      <w:bookmarkEnd w:id="0"/>
+      <w:bookmarkStart w:id="1" w:name="_jntg37lpg0yd"/>
+      <w:bookmarkEnd w:id="1"/>
       <w:r>
         <w:rPr>
           <w:sz w:val="28"/>
           <w:szCs w:val="28"/>
         </w:rPr>
+        <w:lastRenderedPageBreak/>
         <w:t>Introdução</w:t>
       </w:r>
     </w:p>
     <w:p>
       <w:pPr>
-        <w:pStyle w:val="Heading2"/>
+        <w:pStyle w:val="Ttulo2"/>
         <w:numPr>
           <w:ilvl w:val="1"/>
           <w:numId w:val="2"/>
         </w:numPr>
-        <w:rPr/>
-      </w:pPr>
-      <w:bookmarkStart w:id="1" w:name="_f5dkxt7mlpi0"/>
-      <w:bookmarkEnd w:id="1"/>
-      <w:r>
-        <w:rPr/>
+      </w:pPr>
+      <w:bookmarkStart w:id="2" w:name="_f5dkxt7mlpi0"/>
+      <w:bookmarkEnd w:id="2"/>
+      <w:r>
         <w:t>Resumo do Negócio</w:t>
       </w:r>
     </w:p>
     <w:p>
       <w:pPr>
-        <w:pStyle w:val="Normal"/>
-        <w:pBdr/>
         <w:jc w:val="left"/>
         <w:rPr>
-          <w:i/>
           <w:i/>
           <w:iCs/>
           <w:color w:val="0000FF"/>
         </w:rPr>
       </w:pPr>
       <w:r>
-        <w:rPr/>
         <w:tab/>
-        <w:t xml:space="preserve">GELO é um </w:t>
-      </w:r>
-      <w:r>
-        <w:rPr/>
-        <w:t xml:space="preserve">site feito com o intuito de reunir leitores para que falem sobre seus livros de interesse uns com os outros, pesquisem possíveis leituras e critiquem livros que já leram. O site </w:t>
-      </w:r>
-      <w:r>
-        <w:rPr/>
-        <w:t xml:space="preserve">resolve </w:t>
-      </w:r>
-      <w:r>
-        <w:rPr/>
-        <w:t xml:space="preserve">o </w:t>
-      </w:r>
-      <w:r>
-        <w:rPr/>
-        <w:t xml:space="preserve">problema de falta de organização </w:t>
-      </w:r>
-      <w:r>
-        <w:rPr/>
-        <w:t>e centralização</w:t>
-      </w:r>
-      <w:r>
-        <w:rPr/>
-        <w:t xml:space="preserve"> ao fazer e buscar análises de livros, </w:t>
-      </w:r>
-      <w:r>
-        <w:rPr/>
-        <w:t xml:space="preserve">o que </w:t>
-      </w:r>
-      <w:r>
-        <w:rPr/>
-        <w:t>afeta o interesse e, consequentemente, a compra de livros. Com isso, atuamos no gerenciamento de análises, desde o cadastro de clientes, livros, análises até o link para compra do livro.</w:t>
-      </w:r>
-    </w:p>
-    <w:p>
-      <w:pPr>
-        <w:pStyle w:val="Heading2"/>
+        <w:t>GELO é um site feito com o intuito de reunir leitores para que falem sobre seus livros de interesse uns com os outros, pesquisem possíveis leituras e critiquem livros que já leram. O site resolve o problema de falta de organização e centralização ao fazer e buscar análises de livros, o que afeta o interesse e, consequentemente, a compra de livros. Com isso, atuamos no gerenciamento de análises, desde o cadastro de clientes, livros, análises até o link para compra do livro.</w:t>
+      </w:r>
+    </w:p>
+    <w:p>
+      <w:pPr>
+        <w:pStyle w:val="Ttulo2"/>
         <w:numPr>
           <w:ilvl w:val="1"/>
           <w:numId w:val="2"/>
         </w:numPr>
-        <w:rPr/>
-      </w:pPr>
-      <w:bookmarkStart w:id="2" w:name="_i0nah3vxehks"/>
-      <w:bookmarkEnd w:id="2"/>
-      <w:r>
-        <w:rPr/>
+      </w:pPr>
+      <w:bookmarkStart w:id="3" w:name="_i0nah3vxehks"/>
+      <w:bookmarkEnd w:id="3"/>
+      <w:r>
         <w:t>Objetivo do Sistema</w:t>
       </w:r>
     </w:p>
     <w:p>
       <w:pPr>
-        <w:pStyle w:val="Normal"/>
-        <w:pBdr/>
         <w:jc w:val="left"/>
-        <w:rPr/>
-      </w:pPr>
-      <w:r>
-        <w:rPr/>
+      </w:pPr>
+      <w:r>
         <w:tab/>
-        <w:t xml:space="preserve">O objetivo do </w:t>
-      </w:r>
-      <w:r>
-        <w:rPr/>
-        <w:t>site</w:t>
-      </w:r>
-      <w:r>
-        <w:rPr/>
-        <w:t xml:space="preserve"> é fornecer </w:t>
-      </w:r>
-      <w:r>
-        <w:rPr/>
-        <w:t xml:space="preserve">um espaço </w:t>
-      </w:r>
-      <w:r>
-        <w:rPr/>
-        <w:t xml:space="preserve">para </w:t>
-      </w:r>
-      <w:r>
-        <w:rPr/>
-        <w:t>discussão e conhecimento sobre diversos tipos de leituras</w:t>
-      </w:r>
-      <w:r>
-        <w:rPr/>
-        <w:t xml:space="preserve">, permitindo </w:t>
-      </w:r>
-      <w:r>
-        <w:rPr/>
-        <w:t>que os</w:t>
-      </w:r>
-      <w:r>
-        <w:rPr/>
-        <w:t xml:space="preserve"> </w:t>
-      </w:r>
-      <w:r>
-        <w:rPr/>
-        <w:t>usuários recomendem livros e descubram novos interesses literários</w:t>
-      </w:r>
-      <w:r>
-        <w:rPr/>
-        <w:t>.</w:t>
-      </w:r>
-    </w:p>
-    <w:p>
-      <w:pPr>
-        <w:pStyle w:val="Heading2"/>
+        <w:t>O objetivo do site é fornecer um espaço para discussão e conhecimento sobre diversos tipos de leituras, permitindo que os usuários recomendem livros e descubram novos interesses literários.</w:t>
+      </w:r>
+    </w:p>
+    <w:p>
+      <w:pPr>
+        <w:pStyle w:val="Ttulo2"/>
         <w:numPr>
           <w:ilvl w:val="1"/>
           <w:numId w:val="2"/>
         </w:numPr>
-        <w:rPr/>
-      </w:pPr>
-      <w:bookmarkStart w:id="3" w:name="_85z5r3f91nxh"/>
-      <w:bookmarkEnd w:id="3"/>
-      <w:r>
-        <w:rPr/>
+      </w:pPr>
+      <w:bookmarkStart w:id="4" w:name="_85z5r3f91nxh"/>
+      <w:bookmarkEnd w:id="4"/>
+      <w:r>
         <w:t>Glossário</w:t>
       </w:r>
     </w:p>
     <w:p>
       <w:pPr>
-        <w:pStyle w:val="Normal"/>
         <w:spacing w:before="240" w:after="240"/>
         <w:jc w:val="left"/>
-        <w:rPr/>
-      </w:pPr>
-      <w:r>
-        <w:rPr/>
+      </w:pPr>
+      <w:r>
         <w:t>Análise: uma resenha feita por um usuário do site sobre um livro. A análise é composta por:</w:t>
       </w:r>
     </w:p>
     <w:p>
       <w:pPr>
-        <w:pStyle w:val="Normal"/>
         <w:numPr>
           <w:ilvl w:val="0"/>
           <w:numId w:val="6"/>
         </w:numPr>
-        <w:spacing w:lineRule="auto" w:line="240" w:before="240" w:after="240"/>
+        <w:spacing w:before="240" w:after="240"/>
         <w:jc w:val="left"/>
-        <w:rPr/>
-      </w:pPr>
-      <w:r>
-        <w:rPr/>
+      </w:pPr>
+      <w:r>
         <w:t>Uma classificação geral de 1 a 5;</w:t>
       </w:r>
     </w:p>
     <w:p>
       <w:pPr>
-        <w:pStyle w:val="Normal"/>
         <w:numPr>
           <w:ilvl w:val="0"/>
           <w:numId w:val="6"/>
         </w:numPr>
-        <w:spacing w:lineRule="auto" w:line="240" w:before="240" w:after="240"/>
+        <w:spacing w:before="240" w:after="240"/>
         <w:jc w:val="left"/>
-        <w:rPr/>
-      </w:pPr>
-      <w:r>
-        <w:rPr/>
+      </w:pPr>
+      <w:r>
         <w:t>Um texto, de até 350 caracteres, da opinião do usuário sobre o livro.</w:t>
       </w:r>
     </w:p>
     <w:p>
       <w:pPr>
-        <w:pStyle w:val="Heading2"/>
+        <w:pStyle w:val="Ttulo2"/>
         <w:numPr>
           <w:ilvl w:val="1"/>
           <w:numId w:val="2"/>
         </w:numPr>
-        <w:rPr/>
-      </w:pPr>
-      <w:bookmarkStart w:id="4" w:name="_fc294wr5a3iw"/>
-      <w:bookmarkEnd w:id="4"/>
-      <w:r>
-        <w:rPr/>
+      </w:pPr>
+      <w:bookmarkStart w:id="5" w:name="_fc294wr5a3iw"/>
+      <w:bookmarkEnd w:id="5"/>
+      <w:r>
         <w:t>Referências</w:t>
       </w:r>
     </w:p>
     <w:p>
       <w:pPr>
         <w:sectPr>
-          <w:footerReference w:type="default" r:id="rId5"/>
-          <w:footerReference w:type="first" r:id="rId6"/>
-          <w:type w:val="nextPage"/>
+          <w:footerReference w:type="default" r:id="rId10"/>
+          <w:footerReference w:type="first" r:id="rId11"/>
           <w:pgSz w:w="11906" w:h="16838"/>
-          <w:pgMar w:left="1418" w:right="851" w:gutter="0" w:header="0" w:top="851" w:footer="851" w:bottom="908"/>
-          <w:pgNumType w:fmt="decimal"/>
-          <w:formProt w:val="false"/>
-          <w:textDirection w:val="lrTb"/>
-          <w:docGrid w:type="default" w:linePitch="100" w:charSpace="8192"/>
+          <w:pgMar w:top="851" w:right="851" w:bottom="908" w:left="1418" w:header="0" w:footer="851" w:gutter="0"/>
+          <w:cols w:space="720"/>
+          <w:formProt w:val="0"/>
+          <w:docGrid w:linePitch="100" w:charSpace="8192"/>
         </w:sectPr>
-        <w:pStyle w:val="Normal"/>
-        <w:rPr/>
-      </w:pPr>
-      <w:r>
-        <w:rPr/>
-        <w:t>GELO</w:t>
-      </w:r>
-      <w:r>
-        <w:rPr/>
-        <w:t xml:space="preserve"> - Modelos Análise e Design – Versão 1.0, 2026.</w:t>
-      </w:r>
-    </w:p>
-    <w:p>
-      <w:pPr>
-        <w:pStyle w:val="Heading1"/>
+      </w:pPr>
+      <w:r>
+        <w:t>GELO - Modelos Análise e Design – Versão 1.0, 2026.</w:t>
+      </w:r>
+    </w:p>
+    <w:p>
+      <w:pPr>
+        <w:pStyle w:val="Ttulo1"/>
         <w:numPr>
           <w:ilvl w:val="0"/>
           <w:numId w:val="1"/>
         </w:numPr>
-        <w:rPr/>
-      </w:pPr>
-      <w:bookmarkStart w:id="5" w:name="_wqzhrmumr5q6"/>
-      <w:bookmarkEnd w:id="5"/>
-      <w:r>
-        <w:rPr/>
+      </w:pPr>
+      <w:bookmarkStart w:id="6" w:name="_wqzhrmumr5q6"/>
+      <w:bookmarkEnd w:id="6"/>
+      <w:r>
+        <w:lastRenderedPageBreak/>
         <w:t>Problema</w:t>
       </w:r>
     </w:p>
     <w:tbl>
       <w:tblPr>
-        <w:tblStyle w:val="a0"/>
         <w:tblW w:w="15354" w:type="dxa"/>
-        <w:jc w:val="left"/>
         <w:tblInd w:w="-108" w:type="dxa"/>
         <w:tblLayout w:type="fixed"/>
-        <w:tblCellMar>
-          <w:top w:w="0" w:type="dxa"/>
-          <w:left w:w="108" w:type="dxa"/>
-          <w:bottom w:w="0" w:type="dxa"/>
-          <w:right w:w="108" w:type="dxa"/>
-        </w:tblCellMar>
-        <w:tblLook w:val="0400" w:noHBand="0" w:noVBand="1" w:firstColumn="0" w:lastRow="0" w:lastColumn="0" w:firstRow="0"/>
+        <w:tblLook w:val="0400" w:firstRow="0" w:lastRow="0" w:firstColumn="0" w:lastColumn="0" w:noHBand="0" w:noVBand="1"/>
       </w:tblPr>
       <w:tblGrid>
-        <w:gridCol w:w="3652"/>
+        <w:gridCol w:w="3653"/>
         <w:gridCol w:w="2122"/>
         <w:gridCol w:w="3897"/>
         <w:gridCol w:w="5682"/>
       </w:tblGrid>
       <w:tr>
         <w:trPr>
-          <w:trHeight w:val="214" w:hRule="atLeast"/>
+          <w:trHeight w:val="214"/>
         </w:trPr>
         <w:tc>
           <w:tcPr>
@@ -1515,11 +1255,10 @@
               <w:bottom w:val="single" w:sz="4" w:space="0" w:color="000000"/>
               <w:right w:val="single" w:sz="4" w:space="0" w:color="000000"/>
             </w:tcBorders>
-            <w:shd w:color="auto" w:fill="F2F2F2" w:val="clear"/>
+            <w:shd w:val="clear" w:color="auto" w:fill="F2F2F2"/>
           </w:tcPr>
           <w:p>
             <w:pPr>
-              <w:pStyle w:val="Normal"/>
               <w:rPr>
                 <w:b/>
                 <w:bCs/>
@@ -1543,11 +1282,10 @@
               <w:bottom w:val="single" w:sz="4" w:space="0" w:color="000000"/>
               <w:right w:val="single" w:sz="4" w:space="0" w:color="000000"/>
             </w:tcBorders>
-            <w:shd w:color="auto" w:fill="F2F2F2" w:val="clear"/>
+            <w:shd w:val="clear" w:color="auto" w:fill="F2F2F2"/>
           </w:tcPr>
           <w:p>
             <w:pPr>
-              <w:pStyle w:val="Normal"/>
               <w:rPr>
                 <w:b/>
                 <w:bCs/>
@@ -1571,11 +1309,10 @@
               <w:bottom w:val="single" w:sz="4" w:space="0" w:color="000000"/>
               <w:right w:val="single" w:sz="4" w:space="0" w:color="000000"/>
             </w:tcBorders>
-            <w:shd w:color="auto" w:fill="F2F2F2" w:val="clear"/>
+            <w:shd w:val="clear" w:color="auto" w:fill="F2F2F2"/>
           </w:tcPr>
           <w:p>
             <w:pPr>
-              <w:pStyle w:val="Normal"/>
               <w:rPr>
                 <w:b/>
                 <w:bCs/>
@@ -1599,11 +1336,10 @@
               <w:bottom w:val="single" w:sz="4" w:space="0" w:color="000000"/>
               <w:right w:val="single" w:sz="4" w:space="0" w:color="000000"/>
             </w:tcBorders>
-            <w:shd w:color="auto" w:fill="F2F2F2" w:val="clear"/>
+            <w:shd w:val="clear" w:color="auto" w:fill="F2F2F2"/>
           </w:tcPr>
           <w:p>
             <w:pPr>
-              <w:pStyle w:val="Normal"/>
               <w:rPr>
                 <w:b/>
                 <w:bCs/>
@@ -1621,7 +1357,7 @@
       </w:tr>
       <w:tr>
         <w:trPr>
-          <w:trHeight w:val="2925" w:hRule="atLeast"/>
+          <w:trHeight w:val="2925"/>
         </w:trPr>
         <w:tc>
           <w:tcPr>
@@ -1635,24 +1371,13 @@
           </w:tcPr>
           <w:p>
             <w:pPr>
-              <w:pStyle w:val="Normal"/>
               <w:jc w:val="left"/>
-              <w:rPr/>
-            </w:pPr>
-            <w:r>
-              <w:rPr/>
+            </w:pPr>
+            <w:r>
               <w:t>Dificuldade de encontrar, em um único lugar, informações sobre um livro de interesse junto de opiniões de outros leitores e links de compra.</w:t>
             </w:r>
           </w:p>
-          <w:p>
-            <w:pPr>
-              <w:pStyle w:val="Normal"/>
-              <w:rPr/>
-            </w:pPr>
-            <w:r>
-              <w:rPr/>
-            </w:r>
-          </w:p>
+          <w:p/>
         </w:tc>
         <w:tc>
           <w:tcPr>
@@ -1666,21 +1391,10 @@
           </w:tcPr>
           <w:p>
             <w:pPr>
-              <w:pStyle w:val="Normal"/>
               <w:jc w:val="left"/>
-              <w:rPr/>
-            </w:pPr>
-            <w:r>
-              <w:rPr/>
-              <w:t xml:space="preserve">1. </w:t>
-            </w:r>
-            <w:r>
-              <w:rPr/>
-              <w:t>Leitores</w:t>
-            </w:r>
-            <w:r>
-              <w:rPr/>
-              <w:t>.</w:t>
+            </w:pPr>
+            <w:r>
+              <w:t>1. Leitores.</w:t>
             </w:r>
           </w:p>
         </w:tc>
@@ -1696,110 +1410,61 @@
           </w:tcPr>
           <w:p>
             <w:pPr>
-              <w:pStyle w:val="Normal"/>
-              <w:pBdr/>
               <w:jc w:val="left"/>
-              <w:rPr/>
-            </w:pPr>
-            <w:r>
-              <w:rPr/>
-            </w:r>
-          </w:p>
-          <w:p>
-            <w:pPr>
-              <w:pStyle w:val="Normal"/>
+            </w:pPr>
+          </w:p>
+          <w:p>
+            <w:pPr>
               <w:numPr>
                 <w:ilvl w:val="0"/>
                 <w:numId w:val="5"/>
               </w:numPr>
               <w:jc w:val="left"/>
-              <w:rPr/>
-            </w:pPr>
-            <w:r>
-              <w:rPr/>
-              <w:t xml:space="preserve">Dificuldade e perda de tempo para </w:t>
-            </w:r>
-            <w:r>
-              <w:rPr/>
-              <w:t>buscar e</w:t>
-            </w:r>
-            <w:r>
-              <w:rPr/>
-              <w:t xml:space="preserve"> consultar </w:t>
-            </w:r>
-            <w:r>
-              <w:rPr/>
-              <w:t>informações sobre livros de interesse</w:t>
-            </w:r>
-            <w:r>
-              <w:rPr/>
-              <w:t>;</w:t>
-            </w:r>
-          </w:p>
-          <w:p>
-            <w:pPr>
-              <w:pStyle w:val="Normal"/>
+            </w:pPr>
+            <w:r>
+              <w:t>Dificuldade e perda de tempo para buscar e consultar informações sobre livros de interesse;</w:t>
+            </w:r>
+          </w:p>
+          <w:p>
+            <w:pPr>
               <w:ind w:left="360"/>
               <w:jc w:val="left"/>
-              <w:rPr/>
-            </w:pPr>
-            <w:r>
-              <w:rPr/>
+            </w:pPr>
+            <w:r>
               <w:t xml:space="preserve"> </w:t>
             </w:r>
           </w:p>
           <w:p>
             <w:pPr>
-              <w:pStyle w:val="Normal"/>
               <w:numPr>
                 <w:ilvl w:val="0"/>
                 <w:numId w:val="5"/>
               </w:numPr>
               <w:jc w:val="left"/>
-              <w:rPr/>
-            </w:pPr>
-            <w:r>
-              <w:rPr/>
-              <w:t>Insegurança para achar links confiáveis de compra</w:t>
-            </w:r>
-            <w:r>
-              <w:rPr/>
-              <w:t>;</w:t>
-            </w:r>
-          </w:p>
-          <w:p>
-            <w:pPr>
-              <w:pStyle w:val="Normal"/>
+            </w:pPr>
+            <w:r>
+              <w:t>Insegurança para achar links confiáveis de compra;</w:t>
+            </w:r>
+          </w:p>
+          <w:p>
+            <w:pPr>
               <w:ind w:left="360"/>
               <w:jc w:val="left"/>
-              <w:rPr/>
-            </w:pPr>
-            <w:r>
-              <w:rPr/>
+            </w:pPr>
+            <w:r>
               <w:t xml:space="preserve"> </w:t>
             </w:r>
           </w:p>
           <w:p>
             <w:pPr>
-              <w:pStyle w:val="Normal"/>
               <w:numPr>
                 <w:ilvl w:val="0"/>
                 <w:numId w:val="5"/>
               </w:numPr>
               <w:jc w:val="left"/>
-              <w:rPr/>
-            </w:pPr>
-            <w:r>
-              <w:rPr/>
-              <w:t>F</w:t>
-            </w:r>
-            <w:r>
-              <w:rPr/>
-              <w:t>alta de outras opiniões pode ocasionar em falta de interesse real em adquirir um livro</w:t>
-            </w:r>
-            <w:r>
-              <w:rPr/>
-              <w:t>.</w:t>
+            </w:pPr>
+            <w:r>
+              <w:t>Falta de outras opiniões pode ocasionar em falta de interesse real em adquirir um livro.</w:t>
             </w:r>
           </w:p>
         </w:tc>
@@ -1814,86 +1479,27 @@
             </w:tcBorders>
           </w:tcPr>
           <w:p>
-            <w:pPr>
-              <w:pStyle w:val="Normal"/>
-              <w:rPr/>
-            </w:pPr>
-            <w:r>
-              <w:rPr/>
-              <w:t>Como gestor da oficina (Admin), eu quero gerenciar os mecânicos e centralizar os dados da unidade de modo que eu tenha controle operacional total e acompanhe a produtividade do negócio.</w:t>
-            </w:r>
-          </w:p>
-          <w:p>
-            <w:pPr>
-              <w:pStyle w:val="Normal"/>
-              <w:rPr/>
-            </w:pPr>
-            <w:r>
-              <w:rPr/>
-            </w:r>
-          </w:p>
-          <w:p>
-            <w:pPr>
-              <w:pStyle w:val="Normal"/>
-              <w:rPr/>
-            </w:pPr>
-            <w:r>
-              <w:rPr/>
-              <w:t>Como mecânico, eu quero cadastrar e consultar clientes e seus veículos, de modo que eu mantenha o histórico veicular acessível e agilize o atendimento.</w:t>
-            </w:r>
-          </w:p>
-          <w:p>
-            <w:pPr>
-              <w:pStyle w:val="Normal"/>
-              <w:rPr/>
-            </w:pPr>
-            <w:r>
-              <w:rPr/>
-            </w:r>
-          </w:p>
-          <w:p>
-            <w:pPr>
-              <w:pStyle w:val="Normal"/>
-              <w:rPr/>
-            </w:pPr>
-            <w:r>
-              <w:rPr/>
-              <w:t>Como mecânico, eu quero consultar o catálogo de peças e serviços atualizado de modo que eu saiba a disponibilidade de recursos e serviços.</w:t>
-            </w:r>
-          </w:p>
-          <w:p>
-            <w:pPr>
-              <w:pStyle w:val="Normal"/>
-              <w:rPr/>
-            </w:pPr>
-            <w:r>
-              <w:rPr/>
-            </w:r>
-          </w:p>
-          <w:p>
-            <w:pPr>
-              <w:pStyle w:val="Normal"/>
-              <w:rPr/>
-            </w:pPr>
-            <w:r>
-              <w:rPr/>
-              <w:t>Como mecânico, eu quero gerar e calcular orçamentos com base no catálogo de peças e serviços, de modo que eu apresente valores transparentes e precisos para o cliente.</w:t>
-            </w:r>
-          </w:p>
-          <w:p>
-            <w:pPr>
-              <w:pStyle w:val="Normal"/>
-              <w:rPr/>
-            </w:pPr>
-            <w:r>
-              <w:rPr/>
+            <w:r>
+              <w:t>Como leitor, quero ter acesso fácil a novos livros.</w:t>
+            </w:r>
+          </w:p>
+          <w:p/>
+          <w:p>
+            <w:r>
+              <w:t>Como leitor, gostaria de ter acesso a links confiáveis de compra facilmente.</w:t>
+            </w:r>
+          </w:p>
+          <w:p/>
+          <w:p>
+            <w:r>
+              <w:t>Como leitor, quero ver a opinião de outros leitores sobre uma obra que tenho interesse, para ver se gostaria de ler ou não.</w:t>
             </w:r>
           </w:p>
         </w:tc>
       </w:tr>
       <w:tr>
         <w:trPr>
-          <w:trHeight w:val="2925" w:hRule="atLeast"/>
+          <w:trHeight w:val="2925"/>
         </w:trPr>
         <w:tc>
           <w:tcPr>
@@ -1906,12 +1512,9 @@
           </w:tcPr>
           <w:p>
             <w:pPr>
-              <w:pStyle w:val="Normal"/>
               <w:jc w:val="left"/>
-              <w:rPr/>
-            </w:pPr>
-            <w:r>
-              <w:rPr/>
+            </w:pPr>
+            <w:r>
               <w:t>Falta de um ambiente social para discutir sobre leituras atuais ou recentes com outros leitores.</w:t>
             </w:r>
           </w:p>
@@ -1927,23 +1530,17 @@
           </w:tcPr>
           <w:p>
             <w:pPr>
-              <w:pStyle w:val="Normal"/>
               <w:jc w:val="left"/>
-              <w:rPr/>
-            </w:pPr>
-            <w:r>
-              <w:rPr/>
+            </w:pPr>
+            <w:r>
               <w:t>1. Leitores</w:t>
             </w:r>
           </w:p>
           <w:p>
             <w:pPr>
-              <w:pStyle w:val="Normal"/>
               <w:jc w:val="left"/>
-              <w:rPr/>
-            </w:pPr>
-            <w:r>
-              <w:rPr/>
+            </w:pPr>
+            <w:r>
               <w:t>2. Escritores</w:t>
             </w:r>
           </w:p>
@@ -1959,49 +1556,31 @@
           </w:tcPr>
           <w:p>
             <w:pPr>
-              <w:pStyle w:val="Normal"/>
-              <w:numPr>
-                <w:ilvl w:val="0"/>
-                <w:numId w:val="0"/>
-              </w:numPr>
-              <w:pBdr/>
-              <w:ind w:hanging="0" w:left="720"/>
+              <w:ind w:left="720"/>
               <w:jc w:val="left"/>
-              <w:rPr/>
-            </w:pPr>
-            <w:r>
-              <w:rPr/>
-            </w:r>
-          </w:p>
-          <w:p>
-            <w:pPr>
-              <w:pStyle w:val="Normal"/>
+            </w:pPr>
+          </w:p>
+          <w:p>
+            <w:pPr>
               <w:numPr>
                 <w:ilvl w:val="0"/>
                 <w:numId w:val="7"/>
               </w:numPr>
-              <w:pBdr/>
               <w:jc w:val="left"/>
-              <w:rPr/>
-            </w:pPr>
-            <w:r>
-              <w:rPr/>
+            </w:pPr>
+            <w:r>
               <w:t>Sem uma discussão sobre a obra, livros não são recomendados, logo o escritor (e sua obra) tem menos apoio financeiro;</w:t>
             </w:r>
           </w:p>
           <w:p>
             <w:pPr>
-              <w:pStyle w:val="Normal"/>
               <w:numPr>
                 <w:ilvl w:val="0"/>
                 <w:numId w:val="7"/>
               </w:numPr>
-              <w:pBdr/>
               <w:jc w:val="left"/>
-              <w:rPr/>
-            </w:pPr>
-            <w:r>
-              <w:rPr/>
+            </w:pPr>
+            <w:r>
               <w:t>Sem um senso de comunidade ou incentivo, leitores são mais propensos a abandonar livros (não terminar a leitura).</w:t>
             </w:r>
           </w:p>
@@ -2016,12 +1595,14 @@
             </w:tcBorders>
           </w:tcPr>
           <w:p>
-            <w:pPr>
-              <w:pStyle w:val="Normal"/>
-              <w:rPr/>
-            </w:pPr>
-            <w:r>
-              <w:rPr/>
+            <w:r>
+              <w:t>Como leitor, quero compartilhar minhas opiniões sobre os livros que li com outros leitores.</w:t>
+            </w:r>
+          </w:p>
+          <w:p/>
+          <w:p>
+            <w:r>
+              <w:t>Como escritor, quero um local único de fácil acesso para ler as opiniões sobre meus livros.</w:t>
             </w:r>
           </w:p>
         </w:tc>
@@ -2030,62 +1611,37 @@
     <w:p>
       <w:pPr>
         <w:sectPr>
-          <w:footerReference w:type="default" r:id="rId7"/>
-          <w:footerReference w:type="first" r:id="rId8"/>
-          <w:type w:val="nextPage"/>
-          <w:pgSz w:orient="landscape" w:w="16838" w:h="11906"/>
-          <w:pgMar w:left="851" w:right="851" w:gutter="0" w:header="0" w:top="851" w:footer="851" w:bottom="1418"/>
-          <w:pgNumType w:fmt="decimal"/>
-          <w:formProt w:val="false"/>
-          <w:textDirection w:val="lrTb"/>
-          <w:docGrid w:type="default" w:linePitch="100" w:charSpace="8192"/>
+          <w:footerReference w:type="default" r:id="rId12"/>
+          <w:footerReference w:type="first" r:id="rId13"/>
+          <w:pgSz w:w="16838" w:h="11906" w:orient="landscape"/>
+          <w:pgMar w:top="851" w:right="851" w:bottom="1418" w:left="851" w:header="0" w:footer="851" w:gutter="0"/>
+          <w:cols w:space="720"/>
+          <w:formProt w:val="0"/>
+          <w:docGrid w:linePitch="100" w:charSpace="8192"/>
         </w:sectPr>
-        <w:pStyle w:val="Normal"/>
-        <w:rPr/>
-      </w:pPr>
-      <w:r>
-        <w:rPr/>
-      </w:r>
-    </w:p>
-    <w:p>
-      <w:pPr>
-        <w:pStyle w:val="Normal"/>
-        <w:rPr/>
-      </w:pPr>
-      <w:r>
-        <w:rPr/>
-      </w:r>
-    </w:p>
-    <w:p>
-      <w:pPr>
-        <w:pStyle w:val="Heading1"/>
+      </w:pPr>
+    </w:p>
+    <w:p/>
+    <w:p>
+      <w:pPr>
+        <w:pStyle w:val="Ttulo1"/>
         <w:numPr>
           <w:ilvl w:val="0"/>
           <w:numId w:val="1"/>
         </w:numPr>
-        <w:rPr/>
-      </w:pPr>
-      <w:bookmarkStart w:id="6" w:name="_ir1wgwtojjjq"/>
-      <w:bookmarkEnd w:id="6"/>
-      <w:r>
-        <w:rPr/>
+      </w:pPr>
+      <w:bookmarkStart w:id="7" w:name="_ir1wgwtojjjq"/>
+      <w:bookmarkEnd w:id="7"/>
+      <w:r>
         <w:t>Usuários</w:t>
       </w:r>
     </w:p>
     <w:tbl>
       <w:tblPr>
-        <w:tblStyle w:val="a1"/>
         <w:tblW w:w="9778" w:type="dxa"/>
-        <w:jc w:val="left"/>
         <w:tblInd w:w="-70" w:type="dxa"/>
         <w:tblLayout w:type="fixed"/>
-        <w:tblCellMar>
-          <w:top w:w="0" w:type="dxa"/>
-          <w:left w:w="108" w:type="dxa"/>
-          <w:bottom w:w="0" w:type="dxa"/>
-          <w:right w:w="108" w:type="dxa"/>
-        </w:tblCellMar>
-        <w:tblLook w:val="0000" w:noHBand="0" w:noVBand="0" w:firstColumn="0" w:lastRow="0" w:lastColumn="0" w:firstRow="0"/>
+        <w:tblLook w:val="0000" w:firstRow="0" w:lastRow="0" w:firstColumn="0" w:lastColumn="0" w:noHBand="0" w:noVBand="0"/>
       </w:tblPr>
       <w:tblGrid>
         <w:gridCol w:w="2031"/>
@@ -2093,7 +1649,6 @@
         <w:gridCol w:w="4405"/>
       </w:tblGrid>
       <w:tr>
-        <w:trPr/>
         <w:tc>
           <w:tcPr>
             <w:tcW w:w="2031" w:type="dxa"/>
@@ -2103,11 +1658,10 @@
               <w:bottom w:val="single" w:sz="4" w:space="0" w:color="000000"/>
               <w:right w:val="single" w:sz="4" w:space="0" w:color="000000"/>
             </w:tcBorders>
-            <w:shd w:color="auto" w:fill="F2F2F2" w:val="clear"/>
+            <w:shd w:val="clear" w:color="auto" w:fill="F2F2F2"/>
           </w:tcPr>
           <w:p>
             <w:pPr>
-              <w:pStyle w:val="Normal"/>
               <w:rPr>
                 <w:b/>
                 <w:bCs/>
@@ -2131,11 +1685,10 @@
               <w:bottom w:val="single" w:sz="4" w:space="0" w:color="000000"/>
               <w:right w:val="single" w:sz="4" w:space="0" w:color="000000"/>
             </w:tcBorders>
-            <w:shd w:color="auto" w:fill="F2F2F2" w:val="clear"/>
+            <w:shd w:val="clear" w:color="auto" w:fill="F2F2F2"/>
           </w:tcPr>
           <w:p>
             <w:pPr>
-              <w:pStyle w:val="Normal"/>
               <w:rPr>
                 <w:b/>
                 <w:bCs/>
@@ -2159,11 +1712,10 @@
               <w:bottom w:val="single" w:sz="4" w:space="0" w:color="000000"/>
               <w:right w:val="single" w:sz="4" w:space="0" w:color="000000"/>
             </w:tcBorders>
-            <w:shd w:color="auto" w:fill="F2F2F2" w:val="clear"/>
+            <w:shd w:val="clear" w:color="auto" w:fill="F2F2F2"/>
           </w:tcPr>
           <w:p>
             <w:pPr>
-              <w:pStyle w:val="Normal"/>
               <w:rPr>
                 <w:b/>
                 <w:bCs/>
@@ -2180,7 +1732,6 @@
         </w:tc>
       </w:tr>
       <w:tr>
-        <w:trPr/>
         <w:tc>
           <w:tcPr>
             <w:tcW w:w="2031" w:type="dxa"/>
@@ -2193,37 +1744,21 @@
           </w:tcPr>
           <w:p>
             <w:pPr>
-              <w:pStyle w:val="Normal"/>
-              <w:pBdr/>
               <w:jc w:val="left"/>
-              <w:rPr/>
-            </w:pPr>
-            <w:r>
-              <w:rPr/>
+            </w:pPr>
+            <w:r>
               <w:t>Administrador</w:t>
             </w:r>
           </w:p>
           <w:p>
             <w:pPr>
-              <w:pStyle w:val="Normal"/>
-              <w:pBdr/>
               <w:jc w:val="left"/>
-              <w:rPr/>
-            </w:pPr>
-            <w:r>
-              <w:rPr/>
-            </w:r>
-          </w:p>
-          <w:p>
-            <w:pPr>
-              <w:pStyle w:val="Normal"/>
-              <w:pBdr/>
+            </w:pPr>
+          </w:p>
+          <w:p>
+            <w:pPr>
               <w:jc w:val="left"/>
-              <w:rPr/>
-            </w:pPr>
-            <w:r>
-              <w:rPr/>
-            </w:r>
+            </w:pPr>
           </w:p>
         </w:tc>
         <w:tc>
@@ -2238,13 +1773,9 @@
           </w:tcPr>
           <w:p>
             <w:pPr>
-              <w:pStyle w:val="Normal"/>
-              <w:pBdr/>
               <w:jc w:val="left"/>
-              <w:rPr/>
-            </w:pPr>
-            <w:r>
-              <w:rPr/>
+            </w:pPr>
+            <w:r>
               <w:t>Proprietário/Administrador Geral</w:t>
             </w:r>
           </w:p>
@@ -2261,23 +1792,15 @@
           </w:tcPr>
           <w:p>
             <w:pPr>
-              <w:pStyle w:val="Normal"/>
               <w:jc w:val="left"/>
-              <w:rPr/>
-            </w:pPr>
-            <w:r>
-              <w:rPr/>
-              <w:t xml:space="preserve">Gerenciar o cadastro de </w:t>
-            </w:r>
-            <w:r>
-              <w:rPr/>
-              <w:t>novos livros, moderar análises de livros e contas de usuários.</w:t>
+            </w:pPr>
+            <w:r>
+              <w:t>Gerenciar o cadastro de novos livros, moderar análises de livros e contas de usuários.</w:t>
             </w:r>
           </w:p>
         </w:tc>
       </w:tr>
       <w:tr>
-        <w:trPr/>
         <w:tc>
           <w:tcPr>
             <w:tcW w:w="2031" w:type="dxa"/>
@@ -2290,13 +1813,9 @@
           </w:tcPr>
           <w:p>
             <w:pPr>
-              <w:pStyle w:val="Normal"/>
-              <w:pBdr/>
               <w:jc w:val="left"/>
-              <w:rPr/>
-            </w:pPr>
-            <w:r>
-              <w:rPr/>
+            </w:pPr>
+            <w:r>
               <w:t>Leitor</w:t>
             </w:r>
           </w:p>
@@ -2313,13 +1832,9 @@
           </w:tcPr>
           <w:p>
             <w:pPr>
-              <w:pStyle w:val="Normal"/>
-              <w:pBdr/>
               <w:jc w:val="left"/>
-              <w:rPr/>
-            </w:pPr>
-            <w:r>
-              <w:rPr/>
+            </w:pPr>
+            <w:r>
               <w:t>Usuário</w:t>
             </w:r>
           </w:p>
@@ -2336,211 +1851,155 @@
           </w:tcPr>
           <w:p>
             <w:pPr>
-              <w:pStyle w:val="Normal"/>
-              <w:pBdr/>
               <w:jc w:val="left"/>
-              <w:rPr/>
-            </w:pPr>
-            <w:r>
-              <w:rPr/>
-              <w:t>Adicionar livros a sua estante pessoal como “</w:t>
-            </w:r>
-            <w:r>
-              <w:rPr/>
-              <w:t>Lido</w:t>
-            </w:r>
-            <w:r>
-              <w:rPr/>
-              <w:t>”, “</w:t>
-            </w:r>
-            <w:r>
-              <w:rPr/>
-              <w:t>Lendo</w:t>
-            </w:r>
-            <w:r>
-              <w:rPr/>
-              <w:t>”, “</w:t>
-            </w:r>
-            <w:r>
-              <w:rPr/>
-              <w:t>Quero ler</w:t>
-            </w:r>
-            <w:r>
-              <w:rPr/>
-              <w:t>” ou “</w:t>
-            </w:r>
-            <w:r>
-              <w:rPr/>
-              <w:t>Abandonado</w:t>
-            </w:r>
-            <w:r>
-              <w:rPr/>
-              <w:t xml:space="preserve">” </w:t>
-            </w:r>
-            <w:r>
-              <w:rPr/>
-              <w:t>e f</w:t>
-            </w:r>
-            <w:r>
-              <w:rPr/>
-              <w:t>azer análises de livros já lidos.</w:t>
+            </w:pPr>
+            <w:r>
+              <w:t>Adicionar livros a sua estante pessoal como “Lido”, “Lendo”, “Quero ler” ou “Abandonado” e fazer análises de livros já lidos.</w:t>
             </w:r>
           </w:p>
         </w:tc>
       </w:tr>
     </w:tbl>
-    <w:p>
-      <w:pPr>
-        <w:pStyle w:val="Normal"/>
-        <w:rPr/>
-      </w:pPr>
-      <w:r>
-        <w:rPr/>
-      </w:r>
-    </w:p>
-    <w:p>
-      <w:pPr>
-        <w:pStyle w:val="Heading1"/>
+    <w:p/>
+    <w:p>
+      <w:pPr>
+        <w:pStyle w:val="Ttulo1"/>
         <w:numPr>
           <w:ilvl w:val="0"/>
           <w:numId w:val="1"/>
         </w:numPr>
-        <w:rPr/>
-      </w:pPr>
-      <w:bookmarkStart w:id="7" w:name="_epbg2ji05ol"/>
-      <w:bookmarkEnd w:id="7"/>
-      <w:r>
-        <w:rPr/>
+      </w:pPr>
+      <w:bookmarkStart w:id="8" w:name="_epbg2ji05ol"/>
+      <w:bookmarkEnd w:id="8"/>
+      <w:r>
         <w:t>Restrições Impostas</w:t>
       </w:r>
     </w:p>
     <w:p>
       <w:pPr>
-        <w:pStyle w:val="Normal"/>
         <w:numPr>
           <w:ilvl w:val="0"/>
           <w:numId w:val="3"/>
         </w:numPr>
         <w:jc w:val="left"/>
-        <w:rPr/>
-      </w:pPr>
-      <w:r>
-        <w:rPr/>
+      </w:pPr>
+      <w:r>
         <w:t>Deve ser uma aplicação web desenvolvida em Java integrando o framework Spring (Spring Boot) com Jakarta Server Faces (JSF);</w:t>
       </w:r>
     </w:p>
     <w:p>
       <w:pPr>
-        <w:pStyle w:val="Normal"/>
         <w:numPr>
           <w:ilvl w:val="0"/>
           <w:numId w:val="3"/>
         </w:numPr>
         <w:jc w:val="left"/>
-        <w:rPr/>
-      </w:pPr>
-      <w:r>
-        <w:rPr/>
-        <w:t>Deve utilizar o ecossistema Spring (Spring Data JPA / Hibernate) para persistência e mapeamento de dados em um banco relacional;</w:t>
-      </w:r>
-    </w:p>
-    <w:p>
-      <w:pPr>
-        <w:pStyle w:val="Normal"/>
+      </w:pPr>
+      <w:r>
+        <w:t xml:space="preserve">Deve utilizar o ecossistema Spring (Spring Data JPA / </w:t>
+      </w:r>
+      <w:proofErr w:type="spellStart"/>
+      <w:r>
+        <w:t>Hibernate</w:t>
+      </w:r>
+      <w:proofErr w:type="spellEnd"/>
+      <w:r>
+        <w:t>) para persistência e mapeamento de dados em um banco relacional;</w:t>
+      </w:r>
+    </w:p>
+    <w:p>
+      <w:pPr>
         <w:numPr>
           <w:ilvl w:val="0"/>
           <w:numId w:val="3"/>
         </w:numPr>
         <w:jc w:val="left"/>
-        <w:rPr/>
-      </w:pPr>
-      <w:r>
-        <w:rPr/>
-        <w:t>Deve rodar em qualquer sistema operacional através de um container web/servlet compatível com a JVM e a integração Spring-JSF;</w:t>
-      </w:r>
-    </w:p>
-    <w:p>
-      <w:pPr>
-        <w:pStyle w:val="Normal"/>
+      </w:pPr>
+      <w:r>
+        <w:t>Deve rodar em qualquer sistema operacional através de um container web/</w:t>
+      </w:r>
+      <w:proofErr w:type="spellStart"/>
+      <w:r>
+        <w:t>servlet</w:t>
+      </w:r>
+      <w:proofErr w:type="spellEnd"/>
+      <w:r>
+        <w:t xml:space="preserve"> compatível com a JVM e a integração Spring-JSF;</w:t>
+      </w:r>
+    </w:p>
+    <w:p>
+      <w:pPr>
         <w:numPr>
           <w:ilvl w:val="0"/>
           <w:numId w:val="3"/>
         </w:numPr>
         <w:jc w:val="left"/>
-        <w:rPr/>
-      </w:pPr>
-      <w:r>
-        <w:rPr/>
-        <w:t xml:space="preserve">O acesso ao sistema deve exigir controle de autenticação e autorização, diferenciando as permissões dos perfis Admin e </w:t>
-      </w:r>
-      <w:r>
-        <w:rPr/>
-        <w:t>Usuário</w:t>
-      </w:r>
-      <w:r>
-        <w:rPr/>
-        <w:t>;</w:t>
-      </w:r>
-    </w:p>
-    <w:p>
-      <w:pPr>
-        <w:pStyle w:val="Normal"/>
+      </w:pPr>
+      <w:r>
+        <w:t xml:space="preserve">O acesso ao sistema deve exigir controle de autenticação e autorização, diferenciando as permissões dos perfis </w:t>
+      </w:r>
+      <w:proofErr w:type="spellStart"/>
+      <w:r>
+        <w:t>Admin</w:t>
+      </w:r>
+      <w:proofErr w:type="spellEnd"/>
+      <w:r>
+        <w:t xml:space="preserve"> e Usuário;</w:t>
+      </w:r>
+    </w:p>
+    <w:p>
+      <w:pPr>
         <w:numPr>
           <w:ilvl w:val="0"/>
           <w:numId w:val="3"/>
         </w:numPr>
         <w:jc w:val="left"/>
-        <w:rPr/>
-      </w:pPr>
-      <w:r>
-        <w:rPr/>
+      </w:pPr>
+      <w:r>
         <w:t>A arquitetura deve seguir o padrão em camadas desacopladas;</w:t>
       </w:r>
     </w:p>
     <w:p>
       <w:pPr>
-        <w:pStyle w:val="Normal"/>
         <w:numPr>
           <w:ilvl w:val="0"/>
           <w:numId w:val="3"/>
         </w:numPr>
         <w:jc w:val="left"/>
-        <w:rPr/>
-      </w:pPr>
-      <w:r>
-        <w:rPr/>
-        <w:t>O projeto deve ser desenvolvido e entregue até Dezembro.</w:t>
-      </w:r>
-    </w:p>
-    <w:p>
-      <w:pPr>
-        <w:pStyle w:val="Normal"/>
+      </w:pPr>
+      <w:r>
+        <w:t xml:space="preserve">O projeto deve ser desenvolvido e entregue até </w:t>
+      </w:r>
+      <w:proofErr w:type="gramStart"/>
+      <w:r>
+        <w:t>Dezembro</w:t>
+      </w:r>
+      <w:proofErr w:type="gramEnd"/>
+      <w:r>
+        <w:t>.</w:t>
+      </w:r>
+    </w:p>
+    <w:p>
+      <w:pPr>
         <w:jc w:val="left"/>
-        <w:rPr/>
-      </w:pPr>
-      <w:r>
-        <w:rPr/>
-      </w:r>
-    </w:p>
-    <w:p>
-      <w:pPr>
-        <w:pStyle w:val="Heading1"/>
+      </w:pPr>
+    </w:p>
+    <w:p>
+      <w:pPr>
+        <w:pStyle w:val="Ttulo1"/>
         <w:numPr>
           <w:ilvl w:val="0"/>
           <w:numId w:val="1"/>
         </w:numPr>
-        <w:rPr/>
-      </w:pPr>
-      <w:bookmarkStart w:id="8" w:name="_ik1y9wtp57b5"/>
-      <w:bookmarkEnd w:id="8"/>
-      <w:r>
-        <w:rPr/>
+      </w:pPr>
+      <w:bookmarkStart w:id="9" w:name="_ik1y9wtp57b5"/>
+      <w:bookmarkEnd w:id="9"/>
+      <w:r>
         <w:t>Riscos</w:t>
       </w:r>
     </w:p>
     <w:p>
       <w:pPr>
-        <w:pStyle w:val="Normal"/>
         <w:numPr>
           <w:ilvl w:val="0"/>
           <w:numId w:val="3"/>
@@ -2548,7 +2007,6 @@
         <w:jc w:val="left"/>
         <w:rPr>
           <w:i/>
-          <w:i/>
           <w:iCs/>
         </w:rPr>
       </w:pPr>
@@ -2557,231 +2015,184 @@
           <w:i/>
           <w:iCs/>
         </w:rPr>
-        <w:t xml:space="preserve">Resistência dos usuários finais: Dificuldade de adaptação dos </w:t>
-      </w:r>
-      <w:r>
-        <w:rPr>
-          <w:i/>
-          <w:iCs/>
-        </w:rPr>
-        <w:t>leitores em utilizarem as funcionalidades da aplicação.</w:t>
-      </w:r>
-    </w:p>
-    <w:p>
-      <w:pPr>
-        <w:pStyle w:val="Heading1"/>
+        <w:t>Resistência dos usuários finais: Dificuldade de adaptação dos leitores em utilizarem as funcionalidades da aplicação.</w:t>
+      </w:r>
+    </w:p>
+    <w:p>
+      <w:pPr>
+        <w:pStyle w:val="Ttulo1"/>
         <w:numPr>
           <w:ilvl w:val="0"/>
           <w:numId w:val="1"/>
         </w:numPr>
-        <w:rPr/>
-      </w:pPr>
-      <w:bookmarkStart w:id="9" w:name="_88r26lls2299"/>
-      <w:bookmarkEnd w:id="9"/>
-      <w:r>
-        <w:rPr/>
+      </w:pPr>
+      <w:bookmarkStart w:id="10" w:name="_88r26lls2299"/>
+      <w:bookmarkEnd w:id="10"/>
+      <w:r>
         <w:t>Requisitos de Documentação</w:t>
       </w:r>
     </w:p>
     <w:p>
       <w:pPr>
-        <w:pStyle w:val="Normal"/>
         <w:numPr>
           <w:ilvl w:val="0"/>
           <w:numId w:val="4"/>
         </w:numPr>
         <w:jc w:val="left"/>
-        <w:rPr/>
-      </w:pPr>
-      <w:r>
-        <w:rPr/>
+      </w:pPr>
+      <w:r>
         <w:t>Documento de Visão: Descrição do escopo, diagramas de casos de uso e regras de negócio do sistema;</w:t>
       </w:r>
     </w:p>
     <w:p>
       <w:pPr>
-        <w:pStyle w:val="Normal"/>
         <w:numPr>
           <w:ilvl w:val="0"/>
           <w:numId w:val="4"/>
         </w:numPr>
         <w:jc w:val="left"/>
-        <w:rPr/>
-      </w:pPr>
-      <w:r>
-        <w:rPr/>
+      </w:pPr>
+      <w:r>
         <w:t>Documento de Arquitetura e Modelagem UML: Diagrama de classes, mapeamento das entidades JPA e esquema do banco de dados relacional;</w:t>
       </w:r>
     </w:p>
     <w:p>
       <w:pPr>
-        <w:pStyle w:val="Normal"/>
         <w:numPr>
           <w:ilvl w:val="0"/>
           <w:numId w:val="4"/>
         </w:numPr>
         <w:jc w:val="left"/>
-        <w:rPr/>
-      </w:pPr>
-      <w:r>
-        <w:rPr/>
+      </w:pPr>
+      <w:r>
         <w:t>Manual do Usuário: Guia com ilustrações das telas JSF ensinando a navegação, cadastro de clientes/veículos, manipulação de catálogos e ciclo de vida dos orçamentos para Mecânicos e Administradores;</w:t>
       </w:r>
     </w:p>
     <w:p>
       <w:pPr>
-        <w:pStyle w:val="Normal"/>
         <w:numPr>
           <w:ilvl w:val="0"/>
           <w:numId w:val="4"/>
         </w:numPr>
         <w:jc w:val="left"/>
-        <w:rPr/>
-      </w:pPr>
-      <w:r>
-        <w:rPr/>
+      </w:pPr>
+      <w:r>
         <w:t>Manual de Instalação e Implantação: Roteiro descrevendo os pré-requisitos de ambiente, configuração das propriedades do Spring Boot e execução;</w:t>
       </w:r>
     </w:p>
     <w:p>
       <w:pPr>
-        <w:pStyle w:val="Normal"/>
-        <w:pBdr/>
         <w:jc w:val="left"/>
-        <w:rPr>
-          <w:i/>
-          <w:i/>
-          <w:iCs/>
-          <w:color w:val="0000FF"/>
-        </w:rPr>
-      </w:pPr>
-      <w:r>
         <w:rPr>
           <w:i/>
           <w:iCs/>
           <w:color w:val="0000FF"/>
         </w:rPr>
-      </w:r>
+      </w:pPr>
     </w:p>
     <w:sectPr>
-      <w:headerReference w:type="default" r:id="rId9"/>
-      <w:footerReference w:type="default" r:id="rId10"/>
-      <w:footerReference w:type="first" r:id="rId11"/>
-      <w:type w:val="nextPage"/>
+      <w:headerReference w:type="default" r:id="rId14"/>
+      <w:footerReference w:type="default" r:id="rId15"/>
+      <w:footerReference w:type="first" r:id="rId16"/>
       <w:pgSz w:w="11906" w:h="16838"/>
-      <w:pgMar w:left="1418" w:right="851" w:gutter="0" w:header="851" w:top="908" w:footer="851" w:bottom="908"/>
-      <w:pgNumType w:fmt="decimal"/>
-      <w:formProt w:val="false"/>
-      <w:textDirection w:val="lrTb"/>
-      <w:docGrid w:type="default" w:linePitch="100" w:charSpace="8192"/>
+      <w:pgMar w:top="908" w:right="851" w:bottom="908" w:left="1418" w:header="851" w:footer="851" w:gutter="0"/>
+      <w:cols w:space="720"/>
+      <w:formProt w:val="0"/>
+      <w:docGrid w:linePitch="100" w:charSpace="8192"/>
     </w:sectPr>
   </w:body>
 </w:document>
 </file>
 
+<file path=word/endnotes.xml><?xml version="1.0" encoding="utf-8"?>
+<w:endnotes xmlns:wpc="http://schemas.microsoft.com/office/word/2010/wordprocessingCanvas" xmlns:cx="http://schemas.microsoft.com/office/drawing/2014/chartex" xmlns:mc="http://schemas.openxmlformats.org/markup-compatibility/2006" xmlns:o="urn:schemas-microsoft-com:office:office" xmlns:r="http://schemas.openxmlformats.org/officeDocument/2006/relationships" xmlns:m="http://schemas.openxmlformats.org/officeDocument/2006/math" xmlns:v="urn:schemas-microsoft-com:vml" xmlns:wp14="http://schemas.microsoft.com/office/word/2010/wordprocessingDrawing" xmlns:wp="http://schemas.openxmlformats.org/drawingml/2006/wordprocessingDrawing" xmlns:w10="urn:schemas-microsoft-com:office:word" xmlns:w="http://schemas.openxmlformats.org/wordprocessingml/2006/main" xmlns:w14="http://schemas.microsoft.com/office/word/2010/wordml" xmlns:w15="http://schemas.microsoft.com/office/word/2012/wordml" xmlns:w16se="http://schemas.microsoft.com/office/word/2015/wordml/symex" xmlns:wpg="http://schemas.microsoft.com/office/word/2010/wordprocessingGroup" xmlns:wpi="http://schemas.microsoft.com/office/word/2010/wordprocessingInk" xmlns:wne="http://schemas.microsoft.com/office/word/2006/wordml" xmlns:wps="http://schemas.microsoft.com/office/word/2010/wordprocessingShape" mc:Ignorable="w14 w15 w16se wp14">
+  <w:endnote w:type="separator" w:id="-1">
+    <w:p>
+      <w:r>
+        <w:separator/>
+      </w:r>
+    </w:p>
+  </w:endnote>
+  <w:endnote w:type="continuationSeparator" w:id="0">
+    <w:p>
+      <w:r>
+        <w:continuationSeparator/>
+      </w:r>
+    </w:p>
+  </w:endnote>
+</w:endnotes>
+</file>
+
 <file path=word/footer1.xml><?xml version="1.0" encoding="utf-8"?>
-<w:ftr xmlns:o="urn:schemas-microsoft-com:office:office" xmlns:r="http://schemas.openxmlformats.org/officeDocument/2006/relationships" xmlns:v="urn:schemas-microsoft-com:vml" xmlns:w="http://schemas.openxmlformats.org/wordprocessingml/2006/main" xmlns:w10="urn:schemas-microsoft-com:office:word" xmlns:wp="http://schemas.openxmlformats.org/drawingml/2006/wordprocessingDrawing" xmlns:wps="http://schemas.microsoft.com/office/word/2010/wordprocessingShape" xmlns:wpg="http://schemas.microsoft.com/office/word/2010/wordprocessingGroup" xmlns:mc="http://schemas.openxmlformats.org/markup-compatibility/2006" xmlns:wp14="http://schemas.microsoft.com/office/word/2010/wordprocessingDrawing" xmlns:w14="http://schemas.microsoft.com/office/word/2010/wordml" xmlns:w15="http://schemas.microsoft.com/office/word/2012/wordml" mc:Ignorable="w14 wp14 w15">
+<w:ftr xmlns:wpc="http://schemas.microsoft.com/office/word/2010/wordprocessingCanvas" xmlns:cx="http://schemas.microsoft.com/office/drawing/2014/chartex" xmlns:mc="http://schemas.openxmlformats.org/markup-compatibility/2006" xmlns:o="urn:schemas-microsoft-com:office:office" xmlns:r="http://schemas.openxmlformats.org/officeDocument/2006/relationships" xmlns:m="http://schemas.openxmlformats.org/officeDocument/2006/math" xmlns:v="urn:schemas-microsoft-com:vml" xmlns:wp14="http://schemas.microsoft.com/office/word/2010/wordprocessingDrawing" xmlns:wp="http://schemas.openxmlformats.org/drawingml/2006/wordprocessingDrawing" xmlns:w10="urn:schemas-microsoft-com:office:word" xmlns:w="http://schemas.openxmlformats.org/wordprocessingml/2006/main" xmlns:w14="http://schemas.microsoft.com/office/word/2010/wordml" xmlns:w15="http://schemas.microsoft.com/office/word/2012/wordml" xmlns:w16se="http://schemas.microsoft.com/office/word/2015/wordml/symex" xmlns:wpg="http://schemas.microsoft.com/office/word/2010/wordprocessingGroup" xmlns:wpi="http://schemas.microsoft.com/office/word/2010/wordprocessingInk" xmlns:wne="http://schemas.microsoft.com/office/word/2006/wordml" xmlns:wps="http://schemas.microsoft.com/office/word/2010/wordprocessingShape" mc:Ignorable="w14 w15 w16se wp14">
   <w:p>
     <w:pPr>
-      <w:pStyle w:val="Footer"/>
-      <w:rPr/>
+      <w:pStyle w:val="Rodap"/>
     </w:pPr>
-    <w:r>
-      <w:rPr/>
-    </w:r>
   </w:p>
 </w:ftr>
 </file>
 
 <file path=word/footer2.xml><?xml version="1.0" encoding="utf-8"?>
-<w:ftr xmlns:o="urn:schemas-microsoft-com:office:office" xmlns:r="http://schemas.openxmlformats.org/officeDocument/2006/relationships" xmlns:v="urn:schemas-microsoft-com:vml" xmlns:w="http://schemas.openxmlformats.org/wordprocessingml/2006/main" xmlns:w10="urn:schemas-microsoft-com:office:word" xmlns:wp="http://schemas.openxmlformats.org/drawingml/2006/wordprocessingDrawing" xmlns:wps="http://schemas.microsoft.com/office/word/2010/wordprocessingShape" xmlns:wpg="http://schemas.microsoft.com/office/word/2010/wordprocessingGroup" xmlns:mc="http://schemas.openxmlformats.org/markup-compatibility/2006" xmlns:wp14="http://schemas.microsoft.com/office/word/2010/wordprocessingDrawing" xmlns:w14="http://schemas.microsoft.com/office/word/2010/wordml" xmlns:w15="http://schemas.microsoft.com/office/word/2012/wordml" mc:Ignorable="w14 wp14 w15">
+<w:ftr xmlns:wpc="http://schemas.microsoft.com/office/word/2010/wordprocessingCanvas" xmlns:cx="http://schemas.microsoft.com/office/drawing/2014/chartex" xmlns:mc="http://schemas.openxmlformats.org/markup-compatibility/2006" xmlns:o="urn:schemas-microsoft-com:office:office" xmlns:r="http://schemas.openxmlformats.org/officeDocument/2006/relationships" xmlns:m="http://schemas.openxmlformats.org/officeDocument/2006/math" xmlns:v="urn:schemas-microsoft-com:vml" xmlns:wp14="http://schemas.microsoft.com/office/word/2010/wordprocessingDrawing" xmlns:wp="http://schemas.openxmlformats.org/drawingml/2006/wordprocessingDrawing" xmlns:w10="urn:schemas-microsoft-com:office:word" xmlns:w="http://schemas.openxmlformats.org/wordprocessingml/2006/main" xmlns:w14="http://schemas.microsoft.com/office/word/2010/wordml" xmlns:w15="http://schemas.microsoft.com/office/word/2012/wordml" xmlns:w16se="http://schemas.microsoft.com/office/word/2015/wordml/symex" xmlns:wpg="http://schemas.microsoft.com/office/word/2010/wordprocessingGroup" xmlns:wpi="http://schemas.microsoft.com/office/word/2010/wordprocessingInk" xmlns:wne="http://schemas.microsoft.com/office/word/2006/wordml" xmlns:wps="http://schemas.microsoft.com/office/word/2010/wordprocessingShape" mc:Ignorable="w14 w15 w16se wp14">
   <w:p>
     <w:pPr>
-      <w:pStyle w:val="Footer"/>
-      <w:rPr/>
+      <w:pStyle w:val="Rodap"/>
     </w:pPr>
-    <w:r>
-      <w:rPr/>
-    </w:r>
   </w:p>
 </w:ftr>
 </file>
 
 <file path=word/footer3.xml><?xml version="1.0" encoding="utf-8"?>
-<w:ftr xmlns:o="urn:schemas-microsoft-com:office:office" xmlns:r="http://schemas.openxmlformats.org/officeDocument/2006/relationships" xmlns:v="urn:schemas-microsoft-com:vml" xmlns:w="http://schemas.openxmlformats.org/wordprocessingml/2006/main" xmlns:w10="urn:schemas-microsoft-com:office:word" xmlns:wp="http://schemas.openxmlformats.org/drawingml/2006/wordprocessingDrawing" xmlns:wps="http://schemas.microsoft.com/office/word/2010/wordprocessingShape" xmlns:wpg="http://schemas.microsoft.com/office/word/2010/wordprocessingGroup" xmlns:mc="http://schemas.openxmlformats.org/markup-compatibility/2006" xmlns:wp14="http://schemas.microsoft.com/office/word/2010/wordprocessingDrawing" xmlns:w14="http://schemas.microsoft.com/office/word/2010/wordml" xmlns:w15="http://schemas.microsoft.com/office/word/2012/wordml" mc:Ignorable="w14 wp14 w15">
+<w:ftr xmlns:wpc="http://schemas.microsoft.com/office/word/2010/wordprocessingCanvas" xmlns:cx="http://schemas.microsoft.com/office/drawing/2014/chartex" xmlns:mc="http://schemas.openxmlformats.org/markup-compatibility/2006" xmlns:o="urn:schemas-microsoft-com:office:office" xmlns:r="http://schemas.openxmlformats.org/officeDocument/2006/relationships" xmlns:m="http://schemas.openxmlformats.org/officeDocument/2006/math" xmlns:v="urn:schemas-microsoft-com:vml" xmlns:wp14="http://schemas.microsoft.com/office/word/2010/wordprocessingDrawing" xmlns:wp="http://schemas.openxmlformats.org/drawingml/2006/wordprocessingDrawing" xmlns:w10="urn:schemas-microsoft-com:office:word" xmlns:w="http://schemas.openxmlformats.org/wordprocessingml/2006/main" xmlns:w14="http://schemas.microsoft.com/office/word/2010/wordml" xmlns:w15="http://schemas.microsoft.com/office/word/2012/wordml" xmlns:w16se="http://schemas.microsoft.com/office/word/2015/wordml/symex" xmlns:wpg="http://schemas.microsoft.com/office/word/2010/wordprocessingGroup" xmlns:wpi="http://schemas.microsoft.com/office/word/2010/wordprocessingInk" xmlns:wne="http://schemas.microsoft.com/office/word/2006/wordml" xmlns:wps="http://schemas.microsoft.com/office/word/2010/wordprocessingShape" mc:Ignorable="w14 w15 w16se wp14">
   <w:p>
     <w:pPr>
-      <w:pStyle w:val="Footer"/>
-      <w:rPr/>
+      <w:pStyle w:val="Rodap"/>
     </w:pPr>
-    <w:r>
-      <w:rPr/>
-    </w:r>
   </w:p>
 </w:ftr>
 </file>
 
 <file path=word/footer4.xml><?xml version="1.0" encoding="utf-8"?>
-<w:ftr xmlns:o="urn:schemas-microsoft-com:office:office" xmlns:r="http://schemas.openxmlformats.org/officeDocument/2006/relationships" xmlns:v="urn:schemas-microsoft-com:vml" xmlns:w="http://schemas.openxmlformats.org/wordprocessingml/2006/main" xmlns:w10="urn:schemas-microsoft-com:office:word" xmlns:wp="http://schemas.openxmlformats.org/drawingml/2006/wordprocessingDrawing" xmlns:wps="http://schemas.microsoft.com/office/word/2010/wordprocessingShape" xmlns:wpg="http://schemas.microsoft.com/office/word/2010/wordprocessingGroup" xmlns:mc="http://schemas.openxmlformats.org/markup-compatibility/2006" xmlns:wp14="http://schemas.microsoft.com/office/word/2010/wordprocessingDrawing" xmlns:w14="http://schemas.microsoft.com/office/word/2010/wordml" xmlns:w15="http://schemas.microsoft.com/office/word/2012/wordml" mc:Ignorable="w14 wp14 w15">
+<w:ftr xmlns:wpc="http://schemas.microsoft.com/office/word/2010/wordprocessingCanvas" xmlns:cx="http://schemas.microsoft.com/office/drawing/2014/chartex" xmlns:mc="http://schemas.openxmlformats.org/markup-compatibility/2006" xmlns:o="urn:schemas-microsoft-com:office:office" xmlns:r="http://schemas.openxmlformats.org/officeDocument/2006/relationships" xmlns:m="http://schemas.openxmlformats.org/officeDocument/2006/math" xmlns:v="urn:schemas-microsoft-com:vml" xmlns:wp14="http://schemas.microsoft.com/office/word/2010/wordprocessingDrawing" xmlns:wp="http://schemas.openxmlformats.org/drawingml/2006/wordprocessingDrawing" xmlns:w10="urn:schemas-microsoft-com:office:word" xmlns:w="http://schemas.openxmlformats.org/wordprocessingml/2006/main" xmlns:w14="http://schemas.microsoft.com/office/word/2010/wordml" xmlns:w15="http://schemas.microsoft.com/office/word/2012/wordml" xmlns:w16se="http://schemas.microsoft.com/office/word/2015/wordml/symex" xmlns:wpg="http://schemas.microsoft.com/office/word/2010/wordprocessingGroup" xmlns:wpi="http://schemas.microsoft.com/office/word/2010/wordprocessingInk" xmlns:wne="http://schemas.microsoft.com/office/word/2006/wordml" xmlns:wps="http://schemas.microsoft.com/office/word/2010/wordprocessingShape" mc:Ignorable="w14 w15 w16se wp14">
   <w:p/>
 </w:ftr>
 </file>
 
 <file path=word/footer5.xml><?xml version="1.0" encoding="utf-8"?>
-<w:ftr xmlns:o="urn:schemas-microsoft-com:office:office" xmlns:r="http://schemas.openxmlformats.org/officeDocument/2006/relationships" xmlns:v="urn:schemas-microsoft-com:vml" xmlns:w="http://schemas.openxmlformats.org/wordprocessingml/2006/main" xmlns:w10="urn:schemas-microsoft-com:office:word" xmlns:wp="http://schemas.openxmlformats.org/drawingml/2006/wordprocessingDrawing" xmlns:wps="http://schemas.microsoft.com/office/word/2010/wordprocessingShape" xmlns:wpg="http://schemas.microsoft.com/office/word/2010/wordprocessingGroup" xmlns:mc="http://schemas.openxmlformats.org/markup-compatibility/2006" xmlns:wp14="http://schemas.microsoft.com/office/word/2010/wordprocessingDrawing" xmlns:w14="http://schemas.microsoft.com/office/word/2010/wordml" xmlns:w15="http://schemas.microsoft.com/office/word/2012/wordml" mc:Ignorable="w14 wp14 w15">
+<w:ftr xmlns:wpc="http://schemas.microsoft.com/office/word/2010/wordprocessingCanvas" xmlns:cx="http://schemas.microsoft.com/office/drawing/2014/chartex" xmlns:mc="http://schemas.openxmlformats.org/markup-compatibility/2006" xmlns:o="urn:schemas-microsoft-com:office:office" xmlns:r="http://schemas.openxmlformats.org/officeDocument/2006/relationships" xmlns:m="http://schemas.openxmlformats.org/officeDocument/2006/math" xmlns:v="urn:schemas-microsoft-com:vml" xmlns:wp14="http://schemas.microsoft.com/office/word/2010/wordprocessingDrawing" xmlns:wp="http://schemas.openxmlformats.org/drawingml/2006/wordprocessingDrawing" xmlns:w10="urn:schemas-microsoft-com:office:word" xmlns:w="http://schemas.openxmlformats.org/wordprocessingml/2006/main" xmlns:w14="http://schemas.microsoft.com/office/word/2010/wordml" xmlns:w15="http://schemas.microsoft.com/office/word/2012/wordml" xmlns:w16se="http://schemas.microsoft.com/office/word/2015/wordml/symex" xmlns:wpg="http://schemas.microsoft.com/office/word/2010/wordprocessingGroup" xmlns:wpi="http://schemas.microsoft.com/office/word/2010/wordprocessingInk" xmlns:wne="http://schemas.microsoft.com/office/word/2006/wordml" xmlns:wps="http://schemas.microsoft.com/office/word/2010/wordprocessingShape" mc:Ignorable="w14 w15 w16se wp14">
   <w:p>
     <w:pPr>
-      <w:pStyle w:val="Footer"/>
-      <w:rPr/>
+      <w:pStyle w:val="Rodap"/>
     </w:pPr>
-    <w:r>
-      <w:rPr/>
-    </w:r>
   </w:p>
 </w:ftr>
 </file>
 
 <file path=word/footer6.xml><?xml version="1.0" encoding="utf-8"?>
-<w:ftr xmlns:o="urn:schemas-microsoft-com:office:office" xmlns:r="http://schemas.openxmlformats.org/officeDocument/2006/relationships" xmlns:v="urn:schemas-microsoft-com:vml" xmlns:w="http://schemas.openxmlformats.org/wordprocessingml/2006/main" xmlns:w10="urn:schemas-microsoft-com:office:word" xmlns:wp="http://schemas.openxmlformats.org/drawingml/2006/wordprocessingDrawing" xmlns:wps="http://schemas.microsoft.com/office/word/2010/wordprocessingShape" xmlns:wpg="http://schemas.microsoft.com/office/word/2010/wordprocessingGroup" xmlns:mc="http://schemas.openxmlformats.org/markup-compatibility/2006" xmlns:wp14="http://schemas.microsoft.com/office/word/2010/wordprocessingDrawing" xmlns:w14="http://schemas.microsoft.com/office/word/2010/wordml" xmlns:w15="http://schemas.microsoft.com/office/word/2012/wordml" mc:Ignorable="w14 wp14 w15">
+<w:ftr xmlns:wpc="http://schemas.microsoft.com/office/word/2010/wordprocessingCanvas" xmlns:cx="http://schemas.microsoft.com/office/drawing/2014/chartex" xmlns:mc="http://schemas.openxmlformats.org/markup-compatibility/2006" xmlns:o="urn:schemas-microsoft-com:office:office" xmlns:r="http://schemas.openxmlformats.org/officeDocument/2006/relationships" xmlns:m="http://schemas.openxmlformats.org/officeDocument/2006/math" xmlns:v="urn:schemas-microsoft-com:vml" xmlns:wp14="http://schemas.microsoft.com/office/word/2010/wordprocessingDrawing" xmlns:wp="http://schemas.openxmlformats.org/drawingml/2006/wordprocessingDrawing" xmlns:w10="urn:schemas-microsoft-com:office:word" xmlns:w="http://schemas.openxmlformats.org/wordprocessingml/2006/main" xmlns:w14="http://schemas.microsoft.com/office/word/2010/wordml" xmlns:w15="http://schemas.microsoft.com/office/word/2012/wordml" xmlns:w16se="http://schemas.microsoft.com/office/word/2015/wordml/symex" xmlns:wpg="http://schemas.microsoft.com/office/word/2010/wordprocessingGroup" xmlns:wpi="http://schemas.microsoft.com/office/word/2010/wordprocessingInk" xmlns:wne="http://schemas.microsoft.com/office/word/2006/wordml" xmlns:wps="http://schemas.microsoft.com/office/word/2010/wordprocessingShape" mc:Ignorable="w14 w15 w16se wp14">
   <w:p/>
 </w:ftr>
 </file>
 
 <file path=word/footer7.xml><?xml version="1.0" encoding="utf-8"?>
-<w:ftr xmlns:o="urn:schemas-microsoft-com:office:office" xmlns:r="http://schemas.openxmlformats.org/officeDocument/2006/relationships" xmlns:v="urn:schemas-microsoft-com:vml" xmlns:w="http://schemas.openxmlformats.org/wordprocessingml/2006/main" xmlns:w10="urn:schemas-microsoft-com:office:word" xmlns:wp="http://schemas.openxmlformats.org/drawingml/2006/wordprocessingDrawing" xmlns:wps="http://schemas.microsoft.com/office/word/2010/wordprocessingShape" xmlns:wpg="http://schemas.microsoft.com/office/word/2010/wordprocessingGroup" xmlns:mc="http://schemas.openxmlformats.org/markup-compatibility/2006" xmlns:wp14="http://schemas.microsoft.com/office/word/2010/wordprocessingDrawing" xmlns:w14="http://schemas.microsoft.com/office/word/2010/wordml" xmlns:w15="http://schemas.microsoft.com/office/word/2012/wordml" mc:Ignorable="w14 wp14 w15">
-  <w:p>
-    <w:pPr>
-      <w:pStyle w:val="Normal"/>
-      <w:rPr/>
-    </w:pPr>
-    <w:r>
-      <w:rPr/>
-    </w:r>
-  </w:p>
+<w:ftr xmlns:wpc="http://schemas.microsoft.com/office/word/2010/wordprocessingCanvas" xmlns:cx="http://schemas.microsoft.com/office/drawing/2014/chartex" xmlns:mc="http://schemas.openxmlformats.org/markup-compatibility/2006" xmlns:o="urn:schemas-microsoft-com:office:office" xmlns:r="http://schemas.openxmlformats.org/officeDocument/2006/relationships" xmlns:m="http://schemas.openxmlformats.org/officeDocument/2006/math" xmlns:v="urn:schemas-microsoft-com:vml" xmlns:wp14="http://schemas.microsoft.com/office/word/2010/wordprocessingDrawing" xmlns:wp="http://schemas.openxmlformats.org/drawingml/2006/wordprocessingDrawing" xmlns:w10="urn:schemas-microsoft-com:office:word" xmlns:w="http://schemas.openxmlformats.org/wordprocessingml/2006/main" xmlns:w14="http://schemas.microsoft.com/office/word/2010/wordml" xmlns:w15="http://schemas.microsoft.com/office/word/2012/wordml" xmlns:w16se="http://schemas.microsoft.com/office/word/2015/wordml/symex" xmlns:wpg="http://schemas.microsoft.com/office/word/2010/wordprocessingGroup" xmlns:wpi="http://schemas.microsoft.com/office/word/2010/wordprocessingInk" xmlns:wne="http://schemas.microsoft.com/office/word/2006/wordml" xmlns:wps="http://schemas.microsoft.com/office/word/2010/wordprocessingShape" mc:Ignorable="w14 w15 w16se wp14">
+  <w:p/>
   <w:tbl>
     <w:tblPr>
-      <w:tblStyle w:val="a9"/>
       <w:tblW w:w="9710" w:type="dxa"/>
-      <w:jc w:val="left"/>
-      <w:tblInd w:w="0" w:type="dxa"/>
       <w:tblLayout w:type="fixed"/>
-      <w:tblCellMar>
-        <w:top w:w="0" w:type="dxa"/>
-        <w:left w:w="108" w:type="dxa"/>
-        <w:bottom w:w="0" w:type="dxa"/>
-        <w:right w:w="108" w:type="dxa"/>
-      </w:tblCellMar>
-      <w:tblLook w:val="0000" w:noHBand="0" w:noVBand="0" w:firstColumn="0" w:lastRow="0" w:lastColumn="0" w:firstRow="0"/>
+      <w:tblLook w:val="0000" w:firstRow="0" w:lastRow="0" w:firstColumn="0" w:lastColumn="0" w:noHBand="0" w:noVBand="0"/>
     </w:tblPr>
     <w:tblGrid>
-      <w:gridCol w:w="5205"/>
+      <w:gridCol w:w="5206"/>
       <w:gridCol w:w="554"/>
       <w:gridCol w:w="2341"/>
       <w:gridCol w:w="1609"/>
     </w:tblGrid>
     <w:tr>
       <w:trPr>
-        <w:cantSplit w:val="true"/>
+        <w:cantSplit/>
       </w:trPr>
       <w:tc>
         <w:tcPr>
@@ -2791,21 +2202,8 @@
           </w:tcBorders>
         </w:tcPr>
         <w:p>
-          <w:pPr>
-            <w:pStyle w:val="Normal"/>
-            <w:rPr/>
-          </w:pPr>
           <w:r>
-            <w:rPr/>
-            <w:t>GELO</w:t>
-          </w:r>
-          <w:r>
-            <w:rPr/>
-            <w:t xml:space="preserve"> – </w:t>
-          </w:r>
-          <w:r>
-            <w:rPr/>
-            <w:t>Gerenciamento Eletrônico de Livros e Opiniões</w:t>
+            <w:t>GELO – Gerenciamento Eletrônico de Livros e Opiniões</w:t>
           </w:r>
         </w:p>
       </w:tc>
@@ -2817,15 +2215,7 @@
           </w:tcBorders>
           <w:vAlign w:val="center"/>
         </w:tcPr>
-        <w:p>
-          <w:pPr>
-            <w:pStyle w:val="Normal"/>
-            <w:rPr/>
-          </w:pPr>
-          <w:r>
-            <w:rPr/>
-          </w:r>
-        </w:p>
+        <w:p/>
       </w:tc>
       <w:tc>
         <w:tcPr>
@@ -2836,12 +2226,7 @@
           <w:vAlign w:val="center"/>
         </w:tcPr>
         <w:p>
-          <w:pPr>
-            <w:pStyle w:val="Normal"/>
-            <w:rPr/>
-          </w:pPr>
           <w:r>
-            <w:rPr/>
             <w:t>Versão &lt;1.0&gt;</w:t>
           </w:r>
         </w:p>
@@ -2856,90 +2241,69 @@
         </w:tcPr>
         <w:p>
           <w:pPr>
-            <w:pStyle w:val="Normal"/>
             <w:jc w:val="right"/>
-            <w:rPr/>
           </w:pPr>
           <w:r>
-            <w:rPr/>
             <w:t xml:space="preserve">Pág. </w:t>
           </w:r>
           <w:r>
-            <w:rPr/>
             <w:fldChar w:fldCharType="begin"/>
           </w:r>
           <w:r>
-            <w:rPr/>
             <w:instrText xml:space="preserve"> PAGE </w:instrText>
           </w:r>
           <w:r>
-            <w:rPr/>
             <w:fldChar w:fldCharType="separate"/>
           </w:r>
           <w:r>
-            <w:rPr/>
-            <w:t>7</w:t>
+            <w:rPr>
+              <w:noProof/>
+            </w:rPr>
+            <w:t>6</w:t>
           </w:r>
           <w:r>
-            <w:rPr/>
             <w:fldChar w:fldCharType="end"/>
           </w:r>
           <w:r>
-            <w:rPr/>
             <w:t xml:space="preserve"> de </w:t>
           </w:r>
-          <w:r>
-            <w:rPr/>
-            <w:fldChar w:fldCharType="begin"/>
-          </w:r>
-          <w:r>
-            <w:rPr/>
-            <w:instrText xml:space="preserve"> NUMPAGES </w:instrText>
-          </w:r>
-          <w:r>
-            <w:rPr/>
-            <w:fldChar w:fldCharType="separate"/>
-          </w:r>
-          <w:r>
-            <w:rPr/>
-            <w:t>7</w:t>
-          </w:r>
-          <w:r>
-            <w:rPr/>
-            <w:fldChar w:fldCharType="end"/>
-          </w:r>
+          <w:fldSimple w:instr=" NUMPAGES ">
+            <w:r>
+              <w:rPr>
+                <w:noProof/>
+              </w:rPr>
+              <w:t>6</w:t>
+            </w:r>
+          </w:fldSimple>
         </w:p>
       </w:tc>
     </w:tr>
   </w:tbl>
   <w:p>
     <w:pPr>
-      <w:pStyle w:val="Normal"/>
       <w:jc w:val="right"/>
-      <w:rPr/>
     </w:pPr>
+    <w:proofErr w:type="spellStart"/>
     <w:r>
-      <w:rPr/>
-      <w:t xml:space="preserve">vs: </w:t>
+      <w:t>vs</w:t>
+    </w:r>
+    <w:proofErr w:type="spellEnd"/>
+    <w:r>
+      <w:t xml:space="preserve">: </w:t>
     </w:r>
     <w:r>
-      <w:rPr/>
       <w:fldChar w:fldCharType="begin"/>
     </w:r>
     <w:r>
-      <w:rPr/>
       <w:instrText xml:space="preserve"> DOCPROPERTY "Versão Modelo"</w:instrText>
     </w:r>
     <w:r>
-      <w:rPr/>
       <w:fldChar w:fldCharType="separate"/>
     </w:r>
     <w:r>
-      <w:rPr/>
       <w:t>1</w:t>
     </w:r>
     <w:r>
-      <w:rPr/>
       <w:fldChar w:fldCharType="end"/>
     </w:r>
   </w:p>
@@ -2947,19 +2311,36 @@
 </file>
 
 <file path=word/footer8.xml><?xml version="1.0" encoding="utf-8"?>
-<w:ftr xmlns:o="urn:schemas-microsoft-com:office:office" xmlns:r="http://schemas.openxmlformats.org/officeDocument/2006/relationships" xmlns:v="urn:schemas-microsoft-com:vml" xmlns:w="http://schemas.openxmlformats.org/wordprocessingml/2006/main" xmlns:w10="urn:schemas-microsoft-com:office:word" xmlns:wp="http://schemas.openxmlformats.org/drawingml/2006/wordprocessingDrawing" xmlns:wps="http://schemas.microsoft.com/office/word/2010/wordprocessingShape" xmlns:wpg="http://schemas.microsoft.com/office/word/2010/wordprocessingGroup" xmlns:mc="http://schemas.openxmlformats.org/markup-compatibility/2006" xmlns:wp14="http://schemas.microsoft.com/office/word/2010/wordprocessingDrawing" xmlns:w14="http://schemas.microsoft.com/office/word/2010/wordml" xmlns:w15="http://schemas.microsoft.com/office/word/2012/wordml" mc:Ignorable="w14 wp14 w15">
+<w:ftr xmlns:wpc="http://schemas.microsoft.com/office/word/2010/wordprocessingCanvas" xmlns:cx="http://schemas.microsoft.com/office/drawing/2014/chartex" xmlns:mc="http://schemas.openxmlformats.org/markup-compatibility/2006" xmlns:o="urn:schemas-microsoft-com:office:office" xmlns:r="http://schemas.openxmlformats.org/officeDocument/2006/relationships" xmlns:m="http://schemas.openxmlformats.org/officeDocument/2006/math" xmlns:v="urn:schemas-microsoft-com:vml" xmlns:wp14="http://schemas.microsoft.com/office/word/2010/wordprocessingDrawing" xmlns:wp="http://schemas.openxmlformats.org/drawingml/2006/wordprocessingDrawing" xmlns:w10="urn:schemas-microsoft-com:office:word" xmlns:w="http://schemas.openxmlformats.org/wordprocessingml/2006/main" xmlns:w14="http://schemas.microsoft.com/office/word/2010/wordml" xmlns:w15="http://schemas.microsoft.com/office/word/2012/wordml" xmlns:w16se="http://schemas.microsoft.com/office/word/2015/wordml/symex" xmlns:wpg="http://schemas.microsoft.com/office/word/2010/wordprocessingGroup" xmlns:wpi="http://schemas.microsoft.com/office/word/2010/wordprocessingInk" xmlns:wne="http://schemas.microsoft.com/office/word/2006/wordml" xmlns:wps="http://schemas.microsoft.com/office/word/2010/wordprocessingShape" mc:Ignorable="w14 w15 w16se wp14">
   <w:p/>
 </w:ftr>
 </file>
 
+<file path=word/footnotes.xml><?xml version="1.0" encoding="utf-8"?>
+<w:footnotes xmlns:wpc="http://schemas.microsoft.com/office/word/2010/wordprocessingCanvas" xmlns:cx="http://schemas.microsoft.com/office/drawing/2014/chartex" xmlns:mc="http://schemas.openxmlformats.org/markup-compatibility/2006" xmlns:o="urn:schemas-microsoft-com:office:office" xmlns:r="http://schemas.openxmlformats.org/officeDocument/2006/relationships" xmlns:m="http://schemas.openxmlformats.org/officeDocument/2006/math" xmlns:v="urn:schemas-microsoft-com:vml" xmlns:wp14="http://schemas.microsoft.com/office/word/2010/wordprocessingDrawing" xmlns:wp="http://schemas.openxmlformats.org/drawingml/2006/wordprocessingDrawing" xmlns:w10="urn:schemas-microsoft-com:office:word" xmlns:w="http://schemas.openxmlformats.org/wordprocessingml/2006/main" xmlns:w14="http://schemas.microsoft.com/office/word/2010/wordml" xmlns:w15="http://schemas.microsoft.com/office/word/2012/wordml" xmlns:w16se="http://schemas.microsoft.com/office/word/2015/wordml/symex" xmlns:wpg="http://schemas.microsoft.com/office/word/2010/wordprocessingGroup" xmlns:wpi="http://schemas.microsoft.com/office/word/2010/wordprocessingInk" xmlns:wne="http://schemas.microsoft.com/office/word/2006/wordml" xmlns:wps="http://schemas.microsoft.com/office/word/2010/wordprocessingShape" mc:Ignorable="w14 w15 w16se wp14">
+  <w:footnote w:type="separator" w:id="-1">
+    <w:p>
+      <w:r>
+        <w:separator/>
+      </w:r>
+    </w:p>
+  </w:footnote>
+  <w:footnote w:type="continuationSeparator" w:id="0">
+    <w:p>
+      <w:r>
+        <w:continuationSeparator/>
+      </w:r>
+    </w:p>
+  </w:footnote>
+</w:footnotes>
+</file>
+
 <file path=word/header1.xml><?xml version="1.0" encoding="utf-8"?>
-<w:hdr xmlns:o="urn:schemas-microsoft-com:office:office" xmlns:r="http://schemas.openxmlformats.org/officeDocument/2006/relationships" xmlns:v="urn:schemas-microsoft-com:vml" xmlns:w="http://schemas.openxmlformats.org/wordprocessingml/2006/main" xmlns:w10="urn:schemas-microsoft-com:office:word" xmlns:wp="http://schemas.openxmlformats.org/drawingml/2006/wordprocessingDrawing" xmlns:wps="http://schemas.microsoft.com/office/word/2010/wordprocessingShape" xmlns:wpg="http://schemas.microsoft.com/office/word/2010/wordprocessingGroup" xmlns:mc="http://schemas.openxmlformats.org/markup-compatibility/2006" xmlns:wp14="http://schemas.microsoft.com/office/word/2010/wordprocessingDrawing" xmlns:w14="http://schemas.microsoft.com/office/word/2010/wordml" xmlns:w15="http://schemas.microsoft.com/office/word/2012/wordml" mc:Ignorable="w14 wp14 w15">
+<w:hdr xmlns:wpc="http://schemas.microsoft.com/office/word/2010/wordprocessingCanvas" xmlns:cx="http://schemas.microsoft.com/office/drawing/2014/chartex" xmlns:mc="http://schemas.openxmlformats.org/markup-compatibility/2006" xmlns:o="urn:schemas-microsoft-com:office:office" xmlns:r="http://schemas.openxmlformats.org/officeDocument/2006/relationships" xmlns:m="http://schemas.openxmlformats.org/officeDocument/2006/math" xmlns:v="urn:schemas-microsoft-com:vml" xmlns:wp14="http://schemas.microsoft.com/office/word/2010/wordprocessingDrawing" xmlns:wp="http://schemas.openxmlformats.org/drawingml/2006/wordprocessingDrawing" xmlns:w10="urn:schemas-microsoft-com:office:word" xmlns:w="http://schemas.openxmlformats.org/wordprocessingml/2006/main" xmlns:w14="http://schemas.microsoft.com/office/word/2010/wordml" xmlns:w15="http://schemas.microsoft.com/office/word/2012/wordml" xmlns:w16se="http://schemas.microsoft.com/office/word/2015/wordml/symex" xmlns:wpg="http://schemas.microsoft.com/office/word/2010/wordprocessingGroup" xmlns:wpi="http://schemas.microsoft.com/office/word/2010/wordprocessingInk" xmlns:wne="http://schemas.microsoft.com/office/word/2006/wordml" xmlns:wps="http://schemas.microsoft.com/office/word/2010/wordprocessingShape" mc:Ignorable="w14 w15 w16se wp14">
   <w:p>
     <w:pPr>
-      <w:pStyle w:val="Normal"/>
-      <w:widowControl w:val="false"/>
-      <w:pBdr/>
-      <w:spacing w:lineRule="auto" w:line="276"/>
+      <w:widowControl w:val="0"/>
+      <w:spacing w:line="276" w:lineRule="auto"/>
       <w:jc w:val="left"/>
       <w:rPr>
         <w:b/>
@@ -2967,28 +2348,12 @@
         <w:color w:val="000000"/>
       </w:rPr>
     </w:pPr>
-    <w:r>
-      <w:rPr>
-        <w:b/>
-        <w:bCs/>
-        <w:color w:val="000000"/>
-      </w:rPr>
-    </w:r>
   </w:p>
   <w:tbl>
     <w:tblPr>
-      <w:tblStyle w:val="a5"/>
       <w:tblW w:w="9720" w:type="dxa"/>
-      <w:jc w:val="left"/>
-      <w:tblInd w:w="0" w:type="dxa"/>
       <w:tblLayout w:type="fixed"/>
-      <w:tblCellMar>
-        <w:top w:w="0" w:type="dxa"/>
-        <w:left w:w="108" w:type="dxa"/>
-        <w:bottom w:w="0" w:type="dxa"/>
-        <w:right w:w="108" w:type="dxa"/>
-      </w:tblCellMar>
-      <w:tblLook w:val="0000" w:noHBand="0" w:noVBand="0" w:firstColumn="0" w:lastRow="0" w:lastColumn="0" w:firstRow="0"/>
+      <w:tblLook w:val="0000" w:firstRow="0" w:lastRow="0" w:firstColumn="0" w:lastColumn="0" w:noHBand="0" w:noVBand="0"/>
     </w:tblPr>
     <w:tblGrid>
       <w:gridCol w:w="1439"/>
@@ -2997,7 +2362,7 @@
     </w:tblGrid>
     <w:tr>
       <w:trPr>
-        <w:cantSplit w:val="true"/>
+        <w:cantSplit/>
       </w:trPr>
       <w:tc>
         <w:tcPr>
@@ -3009,7 +2374,6 @@
         </w:tcPr>
         <w:p>
           <w:pPr>
-            <w:pStyle w:val="Normal"/>
             <w:jc w:val="center"/>
             <w:rPr>
               <w:b/>
@@ -3035,7 +2399,6 @@
         </w:tcPr>
         <w:p>
           <w:pPr>
-            <w:pStyle w:val="Normal"/>
             <w:jc w:val="center"/>
             <w:rPr>
               <w:b/>
@@ -3045,7 +2408,6 @@
             </w:rPr>
           </w:pPr>
           <w:r>
-            <w:rPr/>
             <w:t>Visão</w:t>
           </w:r>
         </w:p>
@@ -3060,275 +2422,25 @@
         </w:tcPr>
         <w:p>
           <w:pPr>
-            <w:pStyle w:val="Normal"/>
             <w:rPr>
               <w:b/>
               <w:bCs/>
             </w:rPr>
           </w:pPr>
-          <w:r>
-            <w:rPr>
-              <w:b/>
-              <w:bCs/>
-            </w:rPr>
-          </w:r>
         </w:p>
       </w:tc>
     </w:tr>
   </w:tbl>
-  <w:p>
-    <w:pPr>
-      <w:pStyle w:val="Normal"/>
-      <w:rPr/>
-    </w:pPr>
-    <w:r>
-      <w:rPr/>
-    </w:r>
-  </w:p>
+  <w:p/>
 </w:hdr>
 </file>
 
 <file path=word/numbering.xml><?xml version="1.0" encoding="utf-8"?>
-<w:numbering xmlns:w="http://schemas.openxmlformats.org/wordprocessingml/2006/main" xmlns:o="urn:schemas-microsoft-com:office:office" xmlns:r="http://schemas.openxmlformats.org/officeDocument/2006/relationships" xmlns:v="urn:schemas-microsoft-com:vml" xmlns:mc="http://schemas.openxmlformats.org/markup-compatibility/2006" xmlns:w14="http://schemas.microsoft.com/office/word/2010/wordml" mc:Ignorable="w14">
-  <w:abstractNum w:abstractNumId="1">
-    <w:lvl w:ilvl="0">
-      <w:start w:val="1"/>
-      <w:numFmt w:val="decimal"/>
-      <w:lvlText w:val="%1."/>
-      <w:lvlJc w:val="left"/>
-      <w:pPr>
-        <w:tabs>
-          <w:tab w:val="num" w:pos="0"/>
-        </w:tabs>
-        <w:ind w:left="432" w:hanging="432"/>
-      </w:pPr>
-      <w:rPr/>
-    </w:lvl>
-    <w:lvl w:ilvl="1">
-      <w:start w:val="1"/>
-      <w:numFmt w:val="decimal"/>
-      <w:lvlText w:val="%1.%2."/>
-      <w:lvlJc w:val="left"/>
-      <w:pPr>
-        <w:tabs>
-          <w:tab w:val="num" w:pos="0"/>
-        </w:tabs>
-        <w:ind w:left="576" w:hanging="576"/>
-      </w:pPr>
-      <w:rPr/>
-    </w:lvl>
-    <w:lvl w:ilvl="2">
-      <w:start w:val="1"/>
-      <w:numFmt w:val="decimal"/>
-      <w:lvlText w:val="%1.%2.%3."/>
-      <w:lvlJc w:val="left"/>
-      <w:pPr>
-        <w:tabs>
-          <w:tab w:val="num" w:pos="0"/>
-        </w:tabs>
-        <w:ind w:left="720" w:hanging="720"/>
-      </w:pPr>
-      <w:rPr/>
-    </w:lvl>
-    <w:lvl w:ilvl="3">
-      <w:start w:val="1"/>
-      <w:numFmt w:val="decimal"/>
-      <w:lvlText w:val="%1.%2.%4.%3."/>
-      <w:lvlJc w:val="left"/>
-      <w:pPr>
-        <w:tabs>
-          <w:tab w:val="num" w:pos="0"/>
-        </w:tabs>
-        <w:ind w:left="864" w:hanging="864"/>
-      </w:pPr>
-      <w:rPr/>
-    </w:lvl>
-    <w:lvl w:ilvl="4">
-      <w:start w:val="1"/>
-      <w:numFmt w:val="decimal"/>
-      <w:lvlText w:val="%1.%2.%3.%4.%5"/>
-      <w:lvlJc w:val="left"/>
-      <w:pPr>
-        <w:tabs>
-          <w:tab w:val="num" w:pos="0"/>
-        </w:tabs>
-        <w:ind w:left="1008" w:hanging="1008"/>
-      </w:pPr>
-      <w:rPr/>
-    </w:lvl>
-    <w:lvl w:ilvl="5">
-      <w:start w:val="1"/>
-      <w:numFmt w:val="decimal"/>
-      <w:lvlText w:val="%1.%2.%3.%4.%5.%6"/>
-      <w:lvlJc w:val="left"/>
-      <w:pPr>
-        <w:tabs>
-          <w:tab w:val="num" w:pos="0"/>
-        </w:tabs>
-        <w:ind w:left="1152" w:hanging="1152"/>
-      </w:pPr>
-      <w:rPr/>
-    </w:lvl>
-    <w:lvl w:ilvl="6">
-      <w:start w:val="1"/>
-      <w:numFmt w:val="decimal"/>
-      <w:lvlText w:val="%1.%2.%3.%4.%5.%6.%7"/>
-      <w:lvlJc w:val="left"/>
-      <w:pPr>
-        <w:tabs>
-          <w:tab w:val="num" w:pos="0"/>
-        </w:tabs>
-        <w:ind w:left="1296" w:hanging="1296"/>
-      </w:pPr>
-      <w:rPr/>
-    </w:lvl>
-    <w:lvl w:ilvl="7">
-      <w:start w:val="1"/>
-      <w:numFmt w:val="decimal"/>
-      <w:lvlText w:val="%1.%2.%3.%4.%5.%6.%7.%8"/>
-      <w:lvlJc w:val="left"/>
-      <w:pPr>
-        <w:tabs>
-          <w:tab w:val="num" w:pos="0"/>
-        </w:tabs>
-        <w:ind w:left="1440" w:hanging="1440"/>
-      </w:pPr>
-      <w:rPr/>
-    </w:lvl>
-    <w:lvl w:ilvl="8">
-      <w:start w:val="1"/>
-      <w:numFmt w:val="decimal"/>
-      <w:lvlText w:val="%1.%2.%3.%4.%5.%6.%7.%8.%9"/>
-      <w:lvlJc w:val="left"/>
-      <w:pPr>
-        <w:tabs>
-          <w:tab w:val="num" w:pos="0"/>
-        </w:tabs>
-        <w:ind w:left="1584" w:hanging="1584"/>
-      </w:pPr>
-      <w:rPr/>
-    </w:lvl>
-  </w:abstractNum>
-  <w:abstractNum w:abstractNumId="2">
-    <w:lvl w:ilvl="0">
-      <w:start w:val="1"/>
-      <w:numFmt w:val="decimal"/>
-      <w:lvlText w:val="%1."/>
-      <w:lvlJc w:val="left"/>
-      <w:pPr>
-        <w:tabs>
-          <w:tab w:val="num" w:pos="0"/>
-        </w:tabs>
-        <w:ind w:left="432" w:hanging="432"/>
-      </w:pPr>
-      <w:rPr/>
-    </w:lvl>
-    <w:lvl w:ilvl="1">
-      <w:start w:val="1"/>
-      <w:numFmt w:val="decimal"/>
-      <w:lvlText w:val="%1.%2."/>
-      <w:lvlJc w:val="left"/>
-      <w:pPr>
-        <w:tabs>
-          <w:tab w:val="num" w:pos="0"/>
-        </w:tabs>
-        <w:ind w:left="576" w:hanging="576"/>
-      </w:pPr>
-      <w:rPr/>
-    </w:lvl>
-    <w:lvl w:ilvl="2">
-      <w:start w:val="1"/>
-      <w:numFmt w:val="decimal"/>
-      <w:lvlText w:val="%1.%2.%3."/>
-      <w:lvlJc w:val="left"/>
-      <w:pPr>
-        <w:tabs>
-          <w:tab w:val="num" w:pos="0"/>
-        </w:tabs>
-        <w:ind w:left="720" w:hanging="720"/>
-      </w:pPr>
-      <w:rPr/>
-    </w:lvl>
-    <w:lvl w:ilvl="3">
-      <w:start w:val="1"/>
-      <w:numFmt w:val="decimal"/>
-      <w:lvlText w:val="%1.%2.%4.%3."/>
-      <w:lvlJc w:val="left"/>
-      <w:pPr>
-        <w:tabs>
-          <w:tab w:val="num" w:pos="0"/>
-        </w:tabs>
-        <w:ind w:left="864" w:hanging="864"/>
-      </w:pPr>
-      <w:rPr/>
-    </w:lvl>
-    <w:lvl w:ilvl="4">
-      <w:start w:val="1"/>
-      <w:numFmt w:val="decimal"/>
-      <w:lvlText w:val="%1.%2.%3.%4.%5"/>
-      <w:lvlJc w:val="left"/>
-      <w:pPr>
-        <w:tabs>
-          <w:tab w:val="num" w:pos="0"/>
-        </w:tabs>
-        <w:ind w:left="1008" w:hanging="1008"/>
-      </w:pPr>
-      <w:rPr/>
-    </w:lvl>
-    <w:lvl w:ilvl="5">
-      <w:start w:val="1"/>
-      <w:numFmt w:val="decimal"/>
-      <w:lvlText w:val="%1.%2.%3.%4.%5.%6"/>
-      <w:lvlJc w:val="left"/>
-      <w:pPr>
-        <w:tabs>
-          <w:tab w:val="num" w:pos="0"/>
-        </w:tabs>
-        <w:ind w:left="1152" w:hanging="1152"/>
-      </w:pPr>
-      <w:rPr/>
-    </w:lvl>
-    <w:lvl w:ilvl="6">
-      <w:start w:val="1"/>
-      <w:numFmt w:val="decimal"/>
-      <w:lvlText w:val="%1.%2.%3.%4.%5.%6.%7"/>
-      <w:lvlJc w:val="left"/>
-      <w:pPr>
-        <w:tabs>
-          <w:tab w:val="num" w:pos="0"/>
-        </w:tabs>
-        <w:ind w:left="1296" w:hanging="1296"/>
-      </w:pPr>
-      <w:rPr/>
-    </w:lvl>
-    <w:lvl w:ilvl="7">
-      <w:start w:val="1"/>
-      <w:numFmt w:val="decimal"/>
-      <w:lvlText w:val="%1.%2.%3.%4.%5.%6.%7.%8"/>
-      <w:lvlJc w:val="left"/>
-      <w:pPr>
-        <w:tabs>
-          <w:tab w:val="num" w:pos="0"/>
-        </w:tabs>
-        <w:ind w:left="1440" w:hanging="1440"/>
-      </w:pPr>
-      <w:rPr/>
-    </w:lvl>
-    <w:lvl w:ilvl="8">
-      <w:start w:val="1"/>
-      <w:numFmt w:val="decimal"/>
-      <w:lvlText w:val="%1.%2.%3.%4.%5.%6.%7.%8.%9"/>
-      <w:lvlJc w:val="left"/>
-      <w:pPr>
-        <w:tabs>
-          <w:tab w:val="num" w:pos="0"/>
-        </w:tabs>
-        <w:ind w:left="1584" w:hanging="1584"/>
-      </w:pPr>
-      <w:rPr/>
-    </w:lvl>
-  </w:abstractNum>
-  <w:abstractNum w:abstractNumId="3">
+<w:numbering xmlns:wpc="http://schemas.microsoft.com/office/word/2010/wordprocessingCanvas" xmlns:cx="http://schemas.microsoft.com/office/drawing/2014/chartex" xmlns:mc="http://schemas.openxmlformats.org/markup-compatibility/2006" xmlns:o="urn:schemas-microsoft-com:office:office" xmlns:r="http://schemas.openxmlformats.org/officeDocument/2006/relationships" xmlns:m="http://schemas.openxmlformats.org/officeDocument/2006/math" xmlns:v="urn:schemas-microsoft-com:vml" xmlns:wp14="http://schemas.microsoft.com/office/word/2010/wordprocessingDrawing" xmlns:wp="http://schemas.openxmlformats.org/drawingml/2006/wordprocessingDrawing" xmlns:w10="urn:schemas-microsoft-com:office:word" xmlns:w="http://schemas.openxmlformats.org/wordprocessingml/2006/main" xmlns:w14="http://schemas.microsoft.com/office/word/2010/wordml" xmlns:w15="http://schemas.microsoft.com/office/word/2012/wordml" xmlns:w16se="http://schemas.microsoft.com/office/word/2015/wordml/symex" xmlns:wpg="http://schemas.microsoft.com/office/word/2010/wordprocessingGroup" xmlns:wpi="http://schemas.microsoft.com/office/word/2010/wordprocessingInk" xmlns:wne="http://schemas.microsoft.com/office/word/2006/wordml" xmlns:wps="http://schemas.microsoft.com/office/word/2010/wordprocessingShape" mc:Ignorable="w14 w15 w16se wp14">
+  <w:abstractNum w:abstractNumId="0" w15:restartNumberingAfterBreak="0">
+    <w:nsid w:val="00E620E5"/>
+    <w:multiLevelType w:val="multilevel"/>
+    <w:tmpl w:val="76286DE6"/>
     <w:lvl w:ilvl="0">
       <w:start w:val="1"/>
       <w:numFmt w:val="bullet"/>
@@ -3465,7 +2577,584 @@
       </w:rPr>
     </w:lvl>
   </w:abstractNum>
-  <w:abstractNum w:abstractNumId="4">
+  <w:abstractNum w:abstractNumId="1" w15:restartNumberingAfterBreak="0">
+    <w:nsid w:val="03F91BF6"/>
+    <w:multiLevelType w:val="multilevel"/>
+    <w:tmpl w:val="BEA2DF2A"/>
+    <w:lvl w:ilvl="0">
+      <w:start w:val="1"/>
+      <w:numFmt w:val="decimal"/>
+      <w:lvlText w:val="%1."/>
+      <w:lvlJc w:val="left"/>
+      <w:pPr>
+        <w:tabs>
+          <w:tab w:val="num" w:pos="720"/>
+        </w:tabs>
+        <w:ind w:left="720" w:hanging="360"/>
+      </w:pPr>
+    </w:lvl>
+    <w:lvl w:ilvl="1">
+      <w:start w:val="1"/>
+      <w:numFmt w:val="decimal"/>
+      <w:lvlText w:val="%2."/>
+      <w:lvlJc w:val="left"/>
+      <w:pPr>
+        <w:tabs>
+          <w:tab w:val="num" w:pos="1080"/>
+        </w:tabs>
+        <w:ind w:left="1080" w:hanging="360"/>
+      </w:pPr>
+    </w:lvl>
+    <w:lvl w:ilvl="2">
+      <w:start w:val="1"/>
+      <w:numFmt w:val="decimal"/>
+      <w:lvlText w:val="%3."/>
+      <w:lvlJc w:val="left"/>
+      <w:pPr>
+        <w:tabs>
+          <w:tab w:val="num" w:pos="1440"/>
+        </w:tabs>
+        <w:ind w:left="1440" w:hanging="360"/>
+      </w:pPr>
+    </w:lvl>
+    <w:lvl w:ilvl="3">
+      <w:start w:val="1"/>
+      <w:numFmt w:val="decimal"/>
+      <w:lvlText w:val="%4."/>
+      <w:lvlJc w:val="left"/>
+      <w:pPr>
+        <w:tabs>
+          <w:tab w:val="num" w:pos="1800"/>
+        </w:tabs>
+        <w:ind w:left="1800" w:hanging="360"/>
+      </w:pPr>
+    </w:lvl>
+    <w:lvl w:ilvl="4">
+      <w:start w:val="1"/>
+      <w:numFmt w:val="decimal"/>
+      <w:lvlText w:val="%5."/>
+      <w:lvlJc w:val="left"/>
+      <w:pPr>
+        <w:tabs>
+          <w:tab w:val="num" w:pos="2160"/>
+        </w:tabs>
+        <w:ind w:left="2160" w:hanging="360"/>
+      </w:pPr>
+    </w:lvl>
+    <w:lvl w:ilvl="5">
+      <w:start w:val="1"/>
+      <w:numFmt w:val="decimal"/>
+      <w:lvlText w:val="%6."/>
+      <w:lvlJc w:val="left"/>
+      <w:pPr>
+        <w:tabs>
+          <w:tab w:val="num" w:pos="2520"/>
+        </w:tabs>
+        <w:ind w:left="2520" w:hanging="360"/>
+      </w:pPr>
+    </w:lvl>
+    <w:lvl w:ilvl="6">
+      <w:start w:val="1"/>
+      <w:numFmt w:val="decimal"/>
+      <w:lvlText w:val="%7."/>
+      <w:lvlJc w:val="left"/>
+      <w:pPr>
+        <w:tabs>
+          <w:tab w:val="num" w:pos="2880"/>
+        </w:tabs>
+        <w:ind w:left="2880" w:hanging="360"/>
+      </w:pPr>
+    </w:lvl>
+    <w:lvl w:ilvl="7">
+      <w:start w:val="1"/>
+      <w:numFmt w:val="decimal"/>
+      <w:lvlText w:val="%8."/>
+      <w:lvlJc w:val="left"/>
+      <w:pPr>
+        <w:tabs>
+          <w:tab w:val="num" w:pos="3240"/>
+        </w:tabs>
+        <w:ind w:left="3240" w:hanging="360"/>
+      </w:pPr>
+    </w:lvl>
+    <w:lvl w:ilvl="8">
+      <w:start w:val="1"/>
+      <w:numFmt w:val="decimal"/>
+      <w:lvlText w:val="%9."/>
+      <w:lvlJc w:val="left"/>
+      <w:pPr>
+        <w:tabs>
+          <w:tab w:val="num" w:pos="3600"/>
+        </w:tabs>
+        <w:ind w:left="3600" w:hanging="360"/>
+      </w:pPr>
+    </w:lvl>
+  </w:abstractNum>
+  <w:abstractNum w:abstractNumId="2" w15:restartNumberingAfterBreak="0">
+    <w:nsid w:val="063B3897"/>
+    <w:multiLevelType w:val="multilevel"/>
+    <w:tmpl w:val="55089512"/>
+    <w:lvl w:ilvl="0">
+      <w:start w:val="1"/>
+      <w:numFmt w:val="decimal"/>
+      <w:lvlText w:val="%1."/>
+      <w:lvlJc w:val="left"/>
+      <w:pPr>
+        <w:tabs>
+          <w:tab w:val="num" w:pos="720"/>
+        </w:tabs>
+        <w:ind w:left="720" w:hanging="360"/>
+      </w:pPr>
+    </w:lvl>
+    <w:lvl w:ilvl="1">
+      <w:start w:val="1"/>
+      <w:numFmt w:val="decimal"/>
+      <w:lvlText w:val="%2."/>
+      <w:lvlJc w:val="left"/>
+      <w:pPr>
+        <w:tabs>
+          <w:tab w:val="num" w:pos="1080"/>
+        </w:tabs>
+        <w:ind w:left="1080" w:hanging="360"/>
+      </w:pPr>
+    </w:lvl>
+    <w:lvl w:ilvl="2">
+      <w:start w:val="1"/>
+      <w:numFmt w:val="decimal"/>
+      <w:lvlText w:val="%3."/>
+      <w:lvlJc w:val="left"/>
+      <w:pPr>
+        <w:tabs>
+          <w:tab w:val="num" w:pos="1440"/>
+        </w:tabs>
+        <w:ind w:left="1440" w:hanging="360"/>
+      </w:pPr>
+    </w:lvl>
+    <w:lvl w:ilvl="3">
+      <w:start w:val="1"/>
+      <w:numFmt w:val="decimal"/>
+      <w:lvlText w:val="%4."/>
+      <w:lvlJc w:val="left"/>
+      <w:pPr>
+        <w:tabs>
+          <w:tab w:val="num" w:pos="1800"/>
+        </w:tabs>
+        <w:ind w:left="1800" w:hanging="360"/>
+      </w:pPr>
+    </w:lvl>
+    <w:lvl w:ilvl="4">
+      <w:start w:val="1"/>
+      <w:numFmt w:val="decimal"/>
+      <w:lvlText w:val="%5."/>
+      <w:lvlJc w:val="left"/>
+      <w:pPr>
+        <w:tabs>
+          <w:tab w:val="num" w:pos="2160"/>
+        </w:tabs>
+        <w:ind w:left="2160" w:hanging="360"/>
+      </w:pPr>
+    </w:lvl>
+    <w:lvl w:ilvl="5">
+      <w:start w:val="1"/>
+      <w:numFmt w:val="decimal"/>
+      <w:lvlText w:val="%6."/>
+      <w:lvlJc w:val="left"/>
+      <w:pPr>
+        <w:tabs>
+          <w:tab w:val="num" w:pos="2520"/>
+        </w:tabs>
+        <w:ind w:left="2520" w:hanging="360"/>
+      </w:pPr>
+    </w:lvl>
+    <w:lvl w:ilvl="6">
+      <w:start w:val="1"/>
+      <w:numFmt w:val="decimal"/>
+      <w:lvlText w:val="%7."/>
+      <w:lvlJc w:val="left"/>
+      <w:pPr>
+        <w:tabs>
+          <w:tab w:val="num" w:pos="2880"/>
+        </w:tabs>
+        <w:ind w:left="2880" w:hanging="360"/>
+      </w:pPr>
+    </w:lvl>
+    <w:lvl w:ilvl="7">
+      <w:start w:val="1"/>
+      <w:numFmt w:val="decimal"/>
+      <w:lvlText w:val="%8."/>
+      <w:lvlJc w:val="left"/>
+      <w:pPr>
+        <w:tabs>
+          <w:tab w:val="num" w:pos="3240"/>
+        </w:tabs>
+        <w:ind w:left="3240" w:hanging="360"/>
+      </w:pPr>
+    </w:lvl>
+    <w:lvl w:ilvl="8">
+      <w:start w:val="1"/>
+      <w:numFmt w:val="decimal"/>
+      <w:lvlText w:val="%9."/>
+      <w:lvlJc w:val="left"/>
+      <w:pPr>
+        <w:tabs>
+          <w:tab w:val="num" w:pos="3600"/>
+        </w:tabs>
+        <w:ind w:left="3600" w:hanging="360"/>
+      </w:pPr>
+    </w:lvl>
+  </w:abstractNum>
+  <w:abstractNum w:abstractNumId="3" w15:restartNumberingAfterBreak="0">
+    <w:nsid w:val="22E30ACC"/>
+    <w:multiLevelType w:val="multilevel"/>
+    <w:tmpl w:val="EDB023F6"/>
+    <w:lvl w:ilvl="0">
+      <w:start w:val="1"/>
+      <w:numFmt w:val="decimal"/>
+      <w:lvlText w:val="%1."/>
+      <w:lvlJc w:val="left"/>
+      <w:pPr>
+        <w:tabs>
+          <w:tab w:val="num" w:pos="0"/>
+        </w:tabs>
+        <w:ind w:left="432" w:hanging="432"/>
+      </w:pPr>
+    </w:lvl>
+    <w:lvl w:ilvl="1">
+      <w:start w:val="1"/>
+      <w:numFmt w:val="decimal"/>
+      <w:lvlText w:val="%1.%2."/>
+      <w:lvlJc w:val="left"/>
+      <w:pPr>
+        <w:tabs>
+          <w:tab w:val="num" w:pos="0"/>
+        </w:tabs>
+        <w:ind w:left="576" w:hanging="576"/>
+      </w:pPr>
+    </w:lvl>
+    <w:lvl w:ilvl="2">
+      <w:start w:val="1"/>
+      <w:numFmt w:val="decimal"/>
+      <w:lvlText w:val="%1.%2.%3."/>
+      <w:lvlJc w:val="left"/>
+      <w:pPr>
+        <w:tabs>
+          <w:tab w:val="num" w:pos="0"/>
+        </w:tabs>
+        <w:ind w:left="720" w:hanging="720"/>
+      </w:pPr>
+    </w:lvl>
+    <w:lvl w:ilvl="3">
+      <w:start w:val="1"/>
+      <w:numFmt w:val="decimal"/>
+      <w:lvlText w:val="%1.%2.%4.%3."/>
+      <w:lvlJc w:val="left"/>
+      <w:pPr>
+        <w:tabs>
+          <w:tab w:val="num" w:pos="0"/>
+        </w:tabs>
+        <w:ind w:left="864" w:hanging="864"/>
+      </w:pPr>
+    </w:lvl>
+    <w:lvl w:ilvl="4">
+      <w:start w:val="1"/>
+      <w:numFmt w:val="decimal"/>
+      <w:lvlText w:val="%1.%2.%3.%4.%5"/>
+      <w:lvlJc w:val="left"/>
+      <w:pPr>
+        <w:tabs>
+          <w:tab w:val="num" w:pos="0"/>
+        </w:tabs>
+        <w:ind w:left="1008" w:hanging="1008"/>
+      </w:pPr>
+    </w:lvl>
+    <w:lvl w:ilvl="5">
+      <w:start w:val="1"/>
+      <w:numFmt w:val="decimal"/>
+      <w:lvlText w:val="%1.%2.%3.%4.%5.%6"/>
+      <w:lvlJc w:val="left"/>
+      <w:pPr>
+        <w:tabs>
+          <w:tab w:val="num" w:pos="0"/>
+        </w:tabs>
+        <w:ind w:left="1152" w:hanging="1152"/>
+      </w:pPr>
+    </w:lvl>
+    <w:lvl w:ilvl="6">
+      <w:start w:val="1"/>
+      <w:numFmt w:val="decimal"/>
+      <w:lvlText w:val="%1.%2.%3.%4.%5.%6.%7"/>
+      <w:lvlJc w:val="left"/>
+      <w:pPr>
+        <w:tabs>
+          <w:tab w:val="num" w:pos="0"/>
+        </w:tabs>
+        <w:ind w:left="1296" w:hanging="1296"/>
+      </w:pPr>
+    </w:lvl>
+    <w:lvl w:ilvl="7">
+      <w:start w:val="1"/>
+      <w:numFmt w:val="decimal"/>
+      <w:lvlText w:val="%1.%2.%3.%4.%5.%6.%7.%8"/>
+      <w:lvlJc w:val="left"/>
+      <w:pPr>
+        <w:tabs>
+          <w:tab w:val="num" w:pos="0"/>
+        </w:tabs>
+        <w:ind w:left="1440" w:hanging="1440"/>
+      </w:pPr>
+    </w:lvl>
+    <w:lvl w:ilvl="8">
+      <w:start w:val="1"/>
+      <w:numFmt w:val="decimal"/>
+      <w:lvlText w:val="%1.%2.%3.%4.%5.%6.%7.%8.%9"/>
+      <w:lvlJc w:val="left"/>
+      <w:pPr>
+        <w:tabs>
+          <w:tab w:val="num" w:pos="0"/>
+        </w:tabs>
+        <w:ind w:left="1584" w:hanging="1584"/>
+      </w:pPr>
+    </w:lvl>
+  </w:abstractNum>
+  <w:abstractNum w:abstractNumId="4" w15:restartNumberingAfterBreak="0">
+    <w:nsid w:val="2ABB0173"/>
+    <w:multiLevelType w:val="multilevel"/>
+    <w:tmpl w:val="812CF7E6"/>
+    <w:lvl w:ilvl="0">
+      <w:start w:val="1"/>
+      <w:numFmt w:val="none"/>
+      <w:suff w:val="nothing"/>
+      <w:lvlText w:val=""/>
+      <w:lvlJc w:val="left"/>
+      <w:pPr>
+        <w:tabs>
+          <w:tab w:val="num" w:pos="0"/>
+        </w:tabs>
+        <w:ind w:left="0" w:firstLine="0"/>
+      </w:pPr>
+    </w:lvl>
+    <w:lvl w:ilvl="1">
+      <w:start w:val="1"/>
+      <w:numFmt w:val="none"/>
+      <w:suff w:val="nothing"/>
+      <w:lvlText w:val=""/>
+      <w:lvlJc w:val="left"/>
+      <w:pPr>
+        <w:tabs>
+          <w:tab w:val="num" w:pos="0"/>
+        </w:tabs>
+        <w:ind w:left="0" w:firstLine="0"/>
+      </w:pPr>
+    </w:lvl>
+    <w:lvl w:ilvl="2">
+      <w:start w:val="1"/>
+      <w:numFmt w:val="none"/>
+      <w:suff w:val="nothing"/>
+      <w:lvlText w:val=""/>
+      <w:lvlJc w:val="left"/>
+      <w:pPr>
+        <w:tabs>
+          <w:tab w:val="num" w:pos="0"/>
+        </w:tabs>
+        <w:ind w:left="0" w:firstLine="0"/>
+      </w:pPr>
+    </w:lvl>
+    <w:lvl w:ilvl="3">
+      <w:start w:val="1"/>
+      <w:numFmt w:val="none"/>
+      <w:suff w:val="nothing"/>
+      <w:lvlText w:val=""/>
+      <w:lvlJc w:val="left"/>
+      <w:pPr>
+        <w:tabs>
+          <w:tab w:val="num" w:pos="0"/>
+        </w:tabs>
+        <w:ind w:left="0" w:firstLine="0"/>
+      </w:pPr>
+    </w:lvl>
+    <w:lvl w:ilvl="4">
+      <w:start w:val="1"/>
+      <w:numFmt w:val="none"/>
+      <w:suff w:val="nothing"/>
+      <w:lvlText w:val=""/>
+      <w:lvlJc w:val="left"/>
+      <w:pPr>
+        <w:tabs>
+          <w:tab w:val="num" w:pos="0"/>
+        </w:tabs>
+        <w:ind w:left="0" w:firstLine="0"/>
+      </w:pPr>
+    </w:lvl>
+    <w:lvl w:ilvl="5">
+      <w:start w:val="1"/>
+      <w:numFmt w:val="none"/>
+      <w:suff w:val="nothing"/>
+      <w:lvlText w:val=""/>
+      <w:lvlJc w:val="left"/>
+      <w:pPr>
+        <w:tabs>
+          <w:tab w:val="num" w:pos="0"/>
+        </w:tabs>
+        <w:ind w:left="0" w:firstLine="0"/>
+      </w:pPr>
+    </w:lvl>
+    <w:lvl w:ilvl="6">
+      <w:start w:val="1"/>
+      <w:numFmt w:val="none"/>
+      <w:suff w:val="nothing"/>
+      <w:lvlText w:val=""/>
+      <w:lvlJc w:val="left"/>
+      <w:pPr>
+        <w:tabs>
+          <w:tab w:val="num" w:pos="0"/>
+        </w:tabs>
+        <w:ind w:left="0" w:firstLine="0"/>
+      </w:pPr>
+    </w:lvl>
+    <w:lvl w:ilvl="7">
+      <w:start w:val="1"/>
+      <w:numFmt w:val="none"/>
+      <w:suff w:val="nothing"/>
+      <w:lvlText w:val=""/>
+      <w:lvlJc w:val="left"/>
+      <w:pPr>
+        <w:tabs>
+          <w:tab w:val="num" w:pos="0"/>
+        </w:tabs>
+        <w:ind w:left="0" w:firstLine="0"/>
+      </w:pPr>
+    </w:lvl>
+    <w:lvl w:ilvl="8">
+      <w:start w:val="1"/>
+      <w:numFmt w:val="none"/>
+      <w:suff w:val="nothing"/>
+      <w:lvlText w:val=""/>
+      <w:lvlJc w:val="left"/>
+      <w:pPr>
+        <w:tabs>
+          <w:tab w:val="num" w:pos="0"/>
+        </w:tabs>
+        <w:ind w:left="0" w:firstLine="0"/>
+      </w:pPr>
+    </w:lvl>
+  </w:abstractNum>
+  <w:abstractNum w:abstractNumId="5" w15:restartNumberingAfterBreak="0">
+    <w:nsid w:val="4B454E7D"/>
+    <w:multiLevelType w:val="multilevel"/>
+    <w:tmpl w:val="BFB06F5A"/>
+    <w:lvl w:ilvl="0">
+      <w:start w:val="1"/>
+      <w:numFmt w:val="decimal"/>
+      <w:lvlText w:val="%1."/>
+      <w:lvlJc w:val="left"/>
+      <w:pPr>
+        <w:tabs>
+          <w:tab w:val="num" w:pos="0"/>
+        </w:tabs>
+        <w:ind w:left="432" w:hanging="432"/>
+      </w:pPr>
+    </w:lvl>
+    <w:lvl w:ilvl="1">
+      <w:start w:val="1"/>
+      <w:numFmt w:val="decimal"/>
+      <w:lvlText w:val="%1.%2."/>
+      <w:lvlJc w:val="left"/>
+      <w:pPr>
+        <w:tabs>
+          <w:tab w:val="num" w:pos="0"/>
+        </w:tabs>
+        <w:ind w:left="576" w:hanging="576"/>
+      </w:pPr>
+    </w:lvl>
+    <w:lvl w:ilvl="2">
+      <w:start w:val="1"/>
+      <w:numFmt w:val="decimal"/>
+      <w:lvlText w:val="%1.%2.%3."/>
+      <w:lvlJc w:val="left"/>
+      <w:pPr>
+        <w:tabs>
+          <w:tab w:val="num" w:pos="0"/>
+        </w:tabs>
+        <w:ind w:left="720" w:hanging="720"/>
+      </w:pPr>
+    </w:lvl>
+    <w:lvl w:ilvl="3">
+      <w:start w:val="1"/>
+      <w:numFmt w:val="decimal"/>
+      <w:lvlText w:val="%1.%2.%4.%3."/>
+      <w:lvlJc w:val="left"/>
+      <w:pPr>
+        <w:tabs>
+          <w:tab w:val="num" w:pos="0"/>
+        </w:tabs>
+        <w:ind w:left="864" w:hanging="864"/>
+      </w:pPr>
+    </w:lvl>
+    <w:lvl w:ilvl="4">
+      <w:start w:val="1"/>
+      <w:numFmt w:val="decimal"/>
+      <w:lvlText w:val="%1.%2.%3.%4.%5"/>
+      <w:lvlJc w:val="left"/>
+      <w:pPr>
+        <w:tabs>
+          <w:tab w:val="num" w:pos="0"/>
+        </w:tabs>
+        <w:ind w:left="1008" w:hanging="1008"/>
+      </w:pPr>
+    </w:lvl>
+    <w:lvl w:ilvl="5">
+      <w:start w:val="1"/>
+      <w:numFmt w:val="decimal"/>
+      <w:lvlText w:val="%1.%2.%3.%4.%5.%6"/>
+      <w:lvlJc w:val="left"/>
+      <w:pPr>
+        <w:tabs>
+          <w:tab w:val="num" w:pos="0"/>
+        </w:tabs>
+        <w:ind w:left="1152" w:hanging="1152"/>
+      </w:pPr>
+    </w:lvl>
+    <w:lvl w:ilvl="6">
+      <w:start w:val="1"/>
+      <w:numFmt w:val="decimal"/>
+      <w:lvlText w:val="%1.%2.%3.%4.%5.%6.%7"/>
+      <w:lvlJc w:val="left"/>
+      <w:pPr>
+        <w:tabs>
+          <w:tab w:val="num" w:pos="0"/>
+        </w:tabs>
+        <w:ind w:left="1296" w:hanging="1296"/>
+      </w:pPr>
+    </w:lvl>
+    <w:lvl w:ilvl="7">
+      <w:start w:val="1"/>
+      <w:numFmt w:val="decimal"/>
+      <w:lvlText w:val="%1.%2.%3.%4.%5.%6.%7.%8"/>
+      <w:lvlJc w:val="left"/>
+      <w:pPr>
+        <w:tabs>
+          <w:tab w:val="num" w:pos="0"/>
+        </w:tabs>
+        <w:ind w:left="1440" w:hanging="1440"/>
+      </w:pPr>
+    </w:lvl>
+    <w:lvl w:ilvl="8">
+      <w:start w:val="1"/>
+      <w:numFmt w:val="decimal"/>
+      <w:lvlText w:val="%1.%2.%3.%4.%5.%6.%7.%8.%9"/>
+      <w:lvlJc w:val="left"/>
+      <w:pPr>
+        <w:tabs>
+          <w:tab w:val="num" w:pos="0"/>
+        </w:tabs>
+        <w:ind w:left="1584" w:hanging="1584"/>
+      </w:pPr>
+    </w:lvl>
+  </w:abstractNum>
+  <w:abstractNum w:abstractNumId="6" w15:restartNumberingAfterBreak="0">
+    <w:nsid w:val="59D3490B"/>
+    <w:multiLevelType w:val="multilevel"/>
+    <w:tmpl w:val="FF586B46"/>
     <w:lvl w:ilvl="0">
       <w:start w:val="1"/>
       <w:numFmt w:val="bullet"/>
@@ -3602,7 +3291,10 @@
       </w:rPr>
     </w:lvl>
   </w:abstractNum>
-  <w:abstractNum w:abstractNumId="5">
+  <w:abstractNum w:abstractNumId="7" w15:restartNumberingAfterBreak="0">
+    <w:nsid w:val="753671FD"/>
+    <w:multiLevelType w:val="multilevel"/>
+    <w:tmpl w:val="9F8E9B02"/>
     <w:lvl w:ilvl="0">
       <w:start w:val="1"/>
       <w:numFmt w:val="decimal"/>
@@ -3614,7 +3306,6 @@
         </w:tabs>
         <w:ind w:left="360" w:hanging="360"/>
       </w:pPr>
-      <w:rPr/>
     </w:lvl>
     <w:lvl w:ilvl="1">
       <w:start w:val="1"/>
@@ -3627,7 +3318,6 @@
         </w:tabs>
         <w:ind w:left="1080" w:hanging="360"/>
       </w:pPr>
-      <w:rPr/>
     </w:lvl>
     <w:lvl w:ilvl="2">
       <w:start w:val="1"/>
@@ -3640,7 +3330,6 @@
         </w:tabs>
         <w:ind w:left="1800" w:hanging="180"/>
       </w:pPr>
-      <w:rPr/>
     </w:lvl>
     <w:lvl w:ilvl="3">
       <w:start w:val="1"/>
@@ -3653,7 +3342,6 @@
         </w:tabs>
         <w:ind w:left="2520" w:hanging="360"/>
       </w:pPr>
-      <w:rPr/>
     </w:lvl>
     <w:lvl w:ilvl="4">
       <w:start w:val="1"/>
@@ -3666,7 +3354,6 @@
         </w:tabs>
         <w:ind w:left="3240" w:hanging="360"/>
       </w:pPr>
-      <w:rPr/>
     </w:lvl>
     <w:lvl w:ilvl="5">
       <w:start w:val="1"/>
@@ -3679,7 +3366,6 @@
         </w:tabs>
         <w:ind w:left="3960" w:hanging="180"/>
       </w:pPr>
-      <w:rPr/>
     </w:lvl>
     <w:lvl w:ilvl="6">
       <w:start w:val="1"/>
@@ -3692,7 +3378,6 @@
         </w:tabs>
         <w:ind w:left="4680" w:hanging="360"/>
       </w:pPr>
-      <w:rPr/>
     </w:lvl>
     <w:lvl w:ilvl="7">
       <w:start w:val="1"/>
@@ -3705,7 +3390,6 @@
         </w:tabs>
         <w:ind w:left="5400" w:hanging="360"/>
       </w:pPr>
-      <w:rPr/>
     </w:lvl>
     <w:lvl w:ilvl="8">
       <w:start w:val="1"/>
@@ -3718,419 +3402,61 @@
         </w:tabs>
         <w:ind w:left="6120" w:hanging="180"/>
       </w:pPr>
-      <w:rPr/>
-    </w:lvl>
-  </w:abstractNum>
-  <w:abstractNum w:abstractNumId="6">
-    <w:lvl w:ilvl="0">
-      <w:start w:val="1"/>
-      <w:numFmt w:val="decimal"/>
-      <w:lvlText w:val="%1."/>
-      <w:lvlJc w:val="left"/>
-      <w:pPr>
-        <w:tabs>
-          <w:tab w:val="num" w:pos="720"/>
-        </w:tabs>
-        <w:ind w:left="720" w:hanging="360"/>
-      </w:pPr>
-      <w:rPr/>
-    </w:lvl>
-    <w:lvl w:ilvl="1">
-      <w:start w:val="1"/>
-      <w:numFmt w:val="decimal"/>
-      <w:lvlText w:val="%2."/>
-      <w:lvlJc w:val="left"/>
-      <w:pPr>
-        <w:tabs>
-          <w:tab w:val="num" w:pos="1080"/>
-        </w:tabs>
-        <w:ind w:left="1080" w:hanging="360"/>
-      </w:pPr>
-      <w:rPr/>
-    </w:lvl>
-    <w:lvl w:ilvl="2">
-      <w:start w:val="1"/>
-      <w:numFmt w:val="decimal"/>
-      <w:lvlText w:val="%3."/>
-      <w:lvlJc w:val="left"/>
-      <w:pPr>
-        <w:tabs>
-          <w:tab w:val="num" w:pos="1440"/>
-        </w:tabs>
-        <w:ind w:left="1440" w:hanging="360"/>
-      </w:pPr>
-      <w:rPr/>
-    </w:lvl>
-    <w:lvl w:ilvl="3">
-      <w:start w:val="1"/>
-      <w:numFmt w:val="decimal"/>
-      <w:lvlText w:val="%4."/>
-      <w:lvlJc w:val="left"/>
-      <w:pPr>
-        <w:tabs>
-          <w:tab w:val="num" w:pos="1800"/>
-        </w:tabs>
-        <w:ind w:left="1800" w:hanging="360"/>
-      </w:pPr>
-      <w:rPr/>
-    </w:lvl>
-    <w:lvl w:ilvl="4">
-      <w:start w:val="1"/>
-      <w:numFmt w:val="decimal"/>
-      <w:lvlText w:val="%5."/>
-      <w:lvlJc w:val="left"/>
-      <w:pPr>
-        <w:tabs>
-          <w:tab w:val="num" w:pos="2160"/>
-        </w:tabs>
-        <w:ind w:left="2160" w:hanging="360"/>
-      </w:pPr>
-      <w:rPr/>
-    </w:lvl>
-    <w:lvl w:ilvl="5">
-      <w:start w:val="1"/>
-      <w:numFmt w:val="decimal"/>
-      <w:lvlText w:val="%6."/>
-      <w:lvlJc w:val="left"/>
-      <w:pPr>
-        <w:tabs>
-          <w:tab w:val="num" w:pos="2520"/>
-        </w:tabs>
-        <w:ind w:left="2520" w:hanging="360"/>
-      </w:pPr>
-      <w:rPr/>
-    </w:lvl>
-    <w:lvl w:ilvl="6">
-      <w:start w:val="1"/>
-      <w:numFmt w:val="decimal"/>
-      <w:lvlText w:val="%7."/>
-      <w:lvlJc w:val="left"/>
-      <w:pPr>
-        <w:tabs>
-          <w:tab w:val="num" w:pos="2880"/>
-        </w:tabs>
-        <w:ind w:left="2880" w:hanging="360"/>
-      </w:pPr>
-      <w:rPr/>
-    </w:lvl>
-    <w:lvl w:ilvl="7">
-      <w:start w:val="1"/>
-      <w:numFmt w:val="decimal"/>
-      <w:lvlText w:val="%8."/>
-      <w:lvlJc w:val="left"/>
-      <w:pPr>
-        <w:tabs>
-          <w:tab w:val="num" w:pos="3240"/>
-        </w:tabs>
-        <w:ind w:left="3240" w:hanging="360"/>
-      </w:pPr>
-      <w:rPr/>
-    </w:lvl>
-    <w:lvl w:ilvl="8">
-      <w:start w:val="1"/>
-      <w:numFmt w:val="decimal"/>
-      <w:lvlText w:val="%9."/>
-      <w:lvlJc w:val="left"/>
-      <w:pPr>
-        <w:tabs>
-          <w:tab w:val="num" w:pos="3600"/>
-        </w:tabs>
-        <w:ind w:left="3600" w:hanging="360"/>
-      </w:pPr>
-      <w:rPr/>
-    </w:lvl>
-  </w:abstractNum>
-  <w:abstractNum w:abstractNumId="7">
-    <w:lvl w:ilvl="0">
-      <w:start w:val="1"/>
-      <w:numFmt w:val="decimal"/>
-      <w:lvlText w:val="%1."/>
-      <w:lvlJc w:val="left"/>
-      <w:pPr>
-        <w:tabs>
-          <w:tab w:val="num" w:pos="720"/>
-        </w:tabs>
-        <w:ind w:left="720" w:hanging="360"/>
-      </w:pPr>
-      <w:rPr/>
-    </w:lvl>
-    <w:lvl w:ilvl="1">
-      <w:start w:val="1"/>
-      <w:numFmt w:val="decimal"/>
-      <w:lvlText w:val="%2."/>
-      <w:lvlJc w:val="left"/>
-      <w:pPr>
-        <w:tabs>
-          <w:tab w:val="num" w:pos="1080"/>
-        </w:tabs>
-        <w:ind w:left="1080" w:hanging="360"/>
-      </w:pPr>
-      <w:rPr/>
-    </w:lvl>
-    <w:lvl w:ilvl="2">
-      <w:start w:val="1"/>
-      <w:numFmt w:val="decimal"/>
-      <w:lvlText w:val="%3."/>
-      <w:lvlJc w:val="left"/>
-      <w:pPr>
-        <w:tabs>
-          <w:tab w:val="num" w:pos="1440"/>
-        </w:tabs>
-        <w:ind w:left="1440" w:hanging="360"/>
-      </w:pPr>
-      <w:rPr/>
-    </w:lvl>
-    <w:lvl w:ilvl="3">
-      <w:start w:val="1"/>
-      <w:numFmt w:val="decimal"/>
-      <w:lvlText w:val="%4."/>
-      <w:lvlJc w:val="left"/>
-      <w:pPr>
-        <w:tabs>
-          <w:tab w:val="num" w:pos="1800"/>
-        </w:tabs>
-        <w:ind w:left="1800" w:hanging="360"/>
-      </w:pPr>
-      <w:rPr/>
-    </w:lvl>
-    <w:lvl w:ilvl="4">
-      <w:start w:val="1"/>
-      <w:numFmt w:val="decimal"/>
-      <w:lvlText w:val="%5."/>
-      <w:lvlJc w:val="left"/>
-      <w:pPr>
-        <w:tabs>
-          <w:tab w:val="num" w:pos="2160"/>
-        </w:tabs>
-        <w:ind w:left="2160" w:hanging="360"/>
-      </w:pPr>
-      <w:rPr/>
-    </w:lvl>
-    <w:lvl w:ilvl="5">
-      <w:start w:val="1"/>
-      <w:numFmt w:val="decimal"/>
-      <w:lvlText w:val="%6."/>
-      <w:lvlJc w:val="left"/>
-      <w:pPr>
-        <w:tabs>
-          <w:tab w:val="num" w:pos="2520"/>
-        </w:tabs>
-        <w:ind w:left="2520" w:hanging="360"/>
-      </w:pPr>
-      <w:rPr/>
-    </w:lvl>
-    <w:lvl w:ilvl="6">
-      <w:start w:val="1"/>
-      <w:numFmt w:val="decimal"/>
-      <w:lvlText w:val="%7."/>
-      <w:lvlJc w:val="left"/>
-      <w:pPr>
-        <w:tabs>
-          <w:tab w:val="num" w:pos="2880"/>
-        </w:tabs>
-        <w:ind w:left="2880" w:hanging="360"/>
-      </w:pPr>
-      <w:rPr/>
-    </w:lvl>
-    <w:lvl w:ilvl="7">
-      <w:start w:val="1"/>
-      <w:numFmt w:val="decimal"/>
-      <w:lvlText w:val="%8."/>
-      <w:lvlJc w:val="left"/>
-      <w:pPr>
-        <w:tabs>
-          <w:tab w:val="num" w:pos="3240"/>
-        </w:tabs>
-        <w:ind w:left="3240" w:hanging="360"/>
-      </w:pPr>
-      <w:rPr/>
-    </w:lvl>
-    <w:lvl w:ilvl="8">
-      <w:start w:val="1"/>
-      <w:numFmt w:val="decimal"/>
-      <w:lvlText w:val="%9."/>
-      <w:lvlJc w:val="left"/>
-      <w:pPr>
-        <w:tabs>
-          <w:tab w:val="num" w:pos="3600"/>
-        </w:tabs>
-        <w:ind w:left="3600" w:hanging="360"/>
-      </w:pPr>
-      <w:rPr/>
-    </w:lvl>
-  </w:abstractNum>
-  <w:abstractNum w:abstractNumId="8">
-    <w:lvl w:ilvl="0">
-      <w:start w:val="1"/>
-      <w:numFmt w:val="none"/>
-      <w:suff w:val="nothing"/>
-      <w:lvlText w:val=""/>
-      <w:lvlJc w:val="left"/>
-      <w:pPr>
-        <w:tabs>
-          <w:tab w:val="num" w:pos="0"/>
-        </w:tabs>
-        <w:ind w:left="0" w:hanging="0"/>
-      </w:pPr>
-    </w:lvl>
-    <w:lvl w:ilvl="1">
-      <w:start w:val="1"/>
-      <w:numFmt w:val="none"/>
-      <w:suff w:val="nothing"/>
-      <w:lvlText w:val=""/>
-      <w:lvlJc w:val="left"/>
-      <w:pPr>
-        <w:tabs>
-          <w:tab w:val="num" w:pos="0"/>
-        </w:tabs>
-        <w:ind w:left="0" w:hanging="0"/>
-      </w:pPr>
-    </w:lvl>
-    <w:lvl w:ilvl="2">
-      <w:start w:val="1"/>
-      <w:numFmt w:val="none"/>
-      <w:suff w:val="nothing"/>
-      <w:lvlText w:val=""/>
-      <w:lvlJc w:val="left"/>
-      <w:pPr>
-        <w:tabs>
-          <w:tab w:val="num" w:pos="0"/>
-        </w:tabs>
-        <w:ind w:left="0" w:hanging="0"/>
-      </w:pPr>
-    </w:lvl>
-    <w:lvl w:ilvl="3">
-      <w:start w:val="1"/>
-      <w:numFmt w:val="none"/>
-      <w:suff w:val="nothing"/>
-      <w:lvlText w:val=""/>
-      <w:lvlJc w:val="left"/>
-      <w:pPr>
-        <w:tabs>
-          <w:tab w:val="num" w:pos="0"/>
-        </w:tabs>
-        <w:ind w:left="0" w:hanging="0"/>
-      </w:pPr>
-    </w:lvl>
-    <w:lvl w:ilvl="4">
-      <w:start w:val="1"/>
-      <w:numFmt w:val="none"/>
-      <w:suff w:val="nothing"/>
-      <w:lvlText w:val=""/>
-      <w:lvlJc w:val="left"/>
-      <w:pPr>
-        <w:tabs>
-          <w:tab w:val="num" w:pos="0"/>
-        </w:tabs>
-        <w:ind w:left="0" w:hanging="0"/>
-      </w:pPr>
-    </w:lvl>
-    <w:lvl w:ilvl="5">
-      <w:start w:val="1"/>
-      <w:numFmt w:val="none"/>
-      <w:suff w:val="nothing"/>
-      <w:lvlText w:val=""/>
-      <w:lvlJc w:val="left"/>
-      <w:pPr>
-        <w:tabs>
-          <w:tab w:val="num" w:pos="0"/>
-        </w:tabs>
-        <w:ind w:left="0" w:hanging="0"/>
-      </w:pPr>
-    </w:lvl>
-    <w:lvl w:ilvl="6">
-      <w:start w:val="1"/>
-      <w:numFmt w:val="none"/>
-      <w:suff w:val="nothing"/>
-      <w:lvlText w:val=""/>
-      <w:lvlJc w:val="left"/>
-      <w:pPr>
-        <w:tabs>
-          <w:tab w:val="num" w:pos="0"/>
-        </w:tabs>
-        <w:ind w:left="0" w:hanging="0"/>
-      </w:pPr>
-    </w:lvl>
-    <w:lvl w:ilvl="7">
-      <w:start w:val="1"/>
-      <w:numFmt w:val="none"/>
-      <w:suff w:val="nothing"/>
-      <w:lvlText w:val=""/>
-      <w:lvlJc w:val="left"/>
-      <w:pPr>
-        <w:tabs>
-          <w:tab w:val="num" w:pos="0"/>
-        </w:tabs>
-        <w:ind w:left="0" w:hanging="0"/>
-      </w:pPr>
-    </w:lvl>
-    <w:lvl w:ilvl="8">
-      <w:start w:val="1"/>
-      <w:numFmt w:val="none"/>
-      <w:suff w:val="nothing"/>
-      <w:lvlText w:val=""/>
-      <w:lvlJc w:val="left"/>
-      <w:pPr>
-        <w:tabs>
-          <w:tab w:val="num" w:pos="0"/>
-        </w:tabs>
-        <w:ind w:left="0" w:hanging="0"/>
-      </w:pPr>
     </w:lvl>
   </w:abstractNum>
   <w:num w:numId="1">
+    <w:abstractNumId w:val="5"/>
+  </w:num>
+  <w:num w:numId="2">
+    <w:abstractNumId w:val="3"/>
+  </w:num>
+  <w:num w:numId="3">
+    <w:abstractNumId w:val="0"/>
+  </w:num>
+  <w:num w:numId="4">
+    <w:abstractNumId w:val="6"/>
+  </w:num>
+  <w:num w:numId="5">
+    <w:abstractNumId w:val="7"/>
+  </w:num>
+  <w:num w:numId="6">
     <w:abstractNumId w:val="1"/>
   </w:num>
-  <w:num w:numId="2">
+  <w:num w:numId="7">
     <w:abstractNumId w:val="2"/>
   </w:num>
-  <w:num w:numId="3">
-    <w:abstractNumId w:val="3"/>
-  </w:num>
-  <w:num w:numId="4">
+  <w:num w:numId="8">
     <w:abstractNumId w:val="4"/>
-  </w:num>
-  <w:num w:numId="5">
-    <w:abstractNumId w:val="5"/>
-  </w:num>
-  <w:num w:numId="6">
-    <w:abstractNumId w:val="6"/>
-  </w:num>
-  <w:num w:numId="7">
-    <w:abstractNumId w:val="7"/>
-  </w:num>
-  <w:num w:numId="8">
-    <w:abstractNumId w:val="8"/>
   </w:num>
 </w:numbering>
 </file>
 
 <file path=word/styles.xml><?xml version="1.0" encoding="utf-8"?>
-<w:styles xmlns:w="http://schemas.openxmlformats.org/wordprocessingml/2006/main" xmlns:w14="http://schemas.microsoft.com/office/word/2010/wordml" xmlns:mc="http://schemas.openxmlformats.org/markup-compatibility/2006" mc:Ignorable="w14">
+<w:styles xmlns:mc="http://schemas.openxmlformats.org/markup-compatibility/2006" xmlns:r="http://schemas.openxmlformats.org/officeDocument/2006/relationships" xmlns:w="http://schemas.openxmlformats.org/wordprocessingml/2006/main" xmlns:w14="http://schemas.microsoft.com/office/word/2010/wordml" xmlns:w15="http://schemas.microsoft.com/office/word/2012/wordml" xmlns:w16se="http://schemas.microsoft.com/office/word/2015/wordml/symex" mc:Ignorable="w14 w15 w16se">
   <w:docDefaults>
     <w:rPrDefault>
       <w:rPr>
-        <w:rFonts w:ascii="Arial" w:hAnsi="Arial" w:eastAsia="Arial" w:cs="Arial"/>
+        <w:rFonts w:ascii="Arial" w:eastAsia="Arial" w:hAnsi="Arial" w:cs="Arial"/>
         <w:lang w:val="pt-BR" w:eastAsia="pt-BR" w:bidi="ar-SA"/>
       </w:rPr>
     </w:rPrDefault>
     <w:pPrDefault>
       <w:pPr>
-        <w:suppressAutoHyphens w:val="true"/>
+        <w:suppressAutoHyphens/>
       </w:pPr>
     </w:pPrDefault>
   </w:docDefaults>
   <w:latentStyles w:defLockedState="0" w:defUIPriority="99" w:defSemiHidden="0" w:defUnhideWhenUsed="0" w:defQFormat="0" w:count="371">
     <w:lsdException w:name="Normal" w:uiPriority="0" w:qFormat="1"/>
     <w:lsdException w:name="heading 1" w:uiPriority="9" w:qFormat="1"/>
-    <w:lsdException w:name="heading 2" w:uiPriority="9" w:semiHidden="1" w:unhideWhenUsed="1" w:qFormat="1"/>
-    <w:lsdException w:name="heading 3" w:uiPriority="9" w:semiHidden="1" w:unhideWhenUsed="1" w:qFormat="1"/>
-    <w:lsdException w:name="heading 4" w:uiPriority="9" w:semiHidden="1" w:unhideWhenUsed="1" w:qFormat="1"/>
-    <w:lsdException w:name="heading 5" w:uiPriority="9" w:semiHidden="1" w:unhideWhenUsed="1" w:qFormat="1"/>
-    <w:lsdException w:name="heading 6" w:uiPriority="9" w:semiHidden="1" w:unhideWhenUsed="1" w:qFormat="1"/>
-    <w:lsdException w:name="heading 7" w:uiPriority="9" w:semiHidden="1" w:unhideWhenUsed="1" w:qFormat="1"/>
-    <w:lsdException w:name="heading 8" w:uiPriority="9" w:semiHidden="1" w:unhideWhenUsed="1" w:qFormat="1"/>
-    <w:lsdException w:name="heading 9" w:uiPriority="9" w:semiHidden="1" w:unhideWhenUsed="1" w:qFormat="1"/>
+    <w:lsdException w:name="heading 2" w:semiHidden="1" w:uiPriority="9" w:unhideWhenUsed="1" w:qFormat="1"/>
+    <w:lsdException w:name="heading 3" w:semiHidden="1" w:uiPriority="9" w:unhideWhenUsed="1" w:qFormat="1"/>
+    <w:lsdException w:name="heading 4" w:semiHidden="1" w:uiPriority="9" w:unhideWhenUsed="1" w:qFormat="1"/>
+    <w:lsdException w:name="heading 5" w:semiHidden="1" w:uiPriority="9" w:unhideWhenUsed="1" w:qFormat="1"/>
+    <w:lsdException w:name="heading 6" w:semiHidden="1" w:uiPriority="9" w:unhideWhenUsed="1" w:qFormat="1"/>
+    <w:lsdException w:name="heading 7" w:semiHidden="1" w:uiPriority="9" w:unhideWhenUsed="1" w:qFormat="1"/>
+    <w:lsdException w:name="heading 8" w:semiHidden="1" w:uiPriority="9" w:unhideWhenUsed="1" w:qFormat="1"/>
+    <w:lsdException w:name="heading 9" w:semiHidden="1" w:uiPriority="9" w:unhideWhenUsed="1" w:qFormat="1"/>
     <w:lsdException w:name="index 1" w:semiHidden="1" w:unhideWhenUsed="1"/>
     <w:lsdException w:name="index 2" w:semiHidden="1" w:unhideWhenUsed="1"/>
     <w:lsdException w:name="index 3" w:semiHidden="1" w:unhideWhenUsed="1"/>
@@ -4140,22 +3466,22 @@
     <w:lsdException w:name="index 7" w:semiHidden="1" w:unhideWhenUsed="1"/>
     <w:lsdException w:name="index 8" w:semiHidden="1" w:unhideWhenUsed="1"/>
     <w:lsdException w:name="index 9" w:semiHidden="1" w:unhideWhenUsed="1"/>
-    <w:lsdException w:name="toc 1" w:uiPriority="39" w:semiHidden="1" w:unhideWhenUsed="1"/>
-    <w:lsdException w:name="toc 2" w:uiPriority="39" w:semiHidden="1" w:unhideWhenUsed="1"/>
-    <w:lsdException w:name="toc 3" w:uiPriority="39" w:semiHidden="1" w:unhideWhenUsed="1"/>
-    <w:lsdException w:name="toc 4" w:uiPriority="39" w:semiHidden="1" w:unhideWhenUsed="1"/>
-    <w:lsdException w:name="toc 5" w:uiPriority="39" w:semiHidden="1" w:unhideWhenUsed="1"/>
-    <w:lsdException w:name="toc 6" w:uiPriority="39" w:semiHidden="1" w:unhideWhenUsed="1"/>
-    <w:lsdException w:name="toc 7" w:uiPriority="39" w:semiHidden="1" w:unhideWhenUsed="1"/>
-    <w:lsdException w:name="toc 8" w:uiPriority="39" w:semiHidden="1" w:unhideWhenUsed="1"/>
-    <w:lsdException w:name="toc 9" w:uiPriority="39" w:semiHidden="1" w:unhideWhenUsed="1"/>
+    <w:lsdException w:name="toc 1" w:semiHidden="1" w:uiPriority="39" w:unhideWhenUsed="1"/>
+    <w:lsdException w:name="toc 2" w:semiHidden="1" w:uiPriority="39" w:unhideWhenUsed="1"/>
+    <w:lsdException w:name="toc 3" w:semiHidden="1" w:uiPriority="39" w:unhideWhenUsed="1"/>
+    <w:lsdException w:name="toc 4" w:semiHidden="1" w:uiPriority="39" w:unhideWhenUsed="1"/>
+    <w:lsdException w:name="toc 5" w:semiHidden="1" w:uiPriority="39" w:unhideWhenUsed="1"/>
+    <w:lsdException w:name="toc 6" w:semiHidden="1" w:uiPriority="39" w:unhideWhenUsed="1"/>
+    <w:lsdException w:name="toc 7" w:semiHidden="1" w:uiPriority="39" w:unhideWhenUsed="1"/>
+    <w:lsdException w:name="toc 8" w:semiHidden="1" w:uiPriority="39" w:unhideWhenUsed="1"/>
+    <w:lsdException w:name="toc 9" w:semiHidden="1" w:uiPriority="39" w:unhideWhenUsed="1"/>
     <w:lsdException w:name="Normal Indent" w:semiHidden="1" w:unhideWhenUsed="1"/>
     <w:lsdException w:name="footnote text" w:semiHidden="1" w:unhideWhenUsed="1"/>
     <w:lsdException w:name="annotation text" w:semiHidden="1" w:unhideWhenUsed="1"/>
     <w:lsdException w:name="header" w:semiHidden="1" w:unhideWhenUsed="1"/>
     <w:lsdException w:name="footer" w:semiHidden="1" w:unhideWhenUsed="1"/>
     <w:lsdException w:name="index heading" w:semiHidden="1" w:unhideWhenUsed="1"/>
-    <w:lsdException w:name="caption" w:uiPriority="35" w:semiHidden="1" w:unhideWhenUsed="1" w:qFormat="1"/>
+    <w:lsdException w:name="caption" w:semiHidden="1" w:uiPriority="35" w:unhideWhenUsed="1" w:qFormat="1"/>
     <w:lsdException w:name="table of figures" w:semiHidden="1" w:unhideWhenUsed="1"/>
     <w:lsdException w:name="envelope address" w:semiHidden="1" w:unhideWhenUsed="1"/>
     <w:lsdException w:name="envelope return" w:semiHidden="1" w:unhideWhenUsed="1"/>
@@ -4186,7 +3512,7 @@
     <w:lsdException w:name="Title" w:uiPriority="10" w:qFormat="1"/>
     <w:lsdException w:name="Closing" w:semiHidden="1" w:unhideWhenUsed="1"/>
     <w:lsdException w:name="Signature" w:semiHidden="1" w:unhideWhenUsed="1"/>
-    <w:lsdException w:name="Default Paragraph Font" w:uiPriority="1" w:semiHidden="1" w:unhideWhenUsed="1"/>
+    <w:lsdException w:name="Default Paragraph Font" w:semiHidden="1" w:uiPriority="1" w:unhideWhenUsed="1"/>
     <w:lsdException w:name="Body Text" w:semiHidden="1" w:unhideWhenUsed="1"/>
     <w:lsdException w:name="Body Text Indent" w:semiHidden="1" w:unhideWhenUsed="1"/>
     <w:lsdException w:name="List Continue" w:semiHidden="1" w:unhideWhenUsed="1"/>
@@ -4386,8 +3712,8 @@
     <w:lsdException w:name="Subtle Reference" w:uiPriority="31" w:qFormat="1"/>
     <w:lsdException w:name="Intense Reference" w:uiPriority="32" w:qFormat="1"/>
     <w:lsdException w:name="Book Title" w:uiPriority="33" w:qFormat="1"/>
-    <w:lsdException w:name="Bibliography" w:uiPriority="37" w:semiHidden="1" w:unhideWhenUsed="1"/>
-    <w:lsdException w:name="TOC Heading" w:uiPriority="39" w:semiHidden="1" w:unhideWhenUsed="1" w:qFormat="1"/>
+    <w:lsdException w:name="Bibliography" w:semiHidden="1" w:uiPriority="37" w:unhideWhenUsed="1"/>
+    <w:lsdException w:name="TOC Heading" w:semiHidden="1" w:uiPriority="39" w:unhideWhenUsed="1" w:qFormat="1"/>
     <w:lsdException w:name="Plain Table 1" w:uiPriority="41"/>
     <w:lsdException w:name="Plain Table 2" w:uiPriority="42"/>
     <w:lsdException w:name="Plain Table 3" w:uiPriority="43"/>
@@ -4493,31 +3819,20 @@
     <w:lsdException w:name="List Table 6 Colorful Accent 6" w:uiPriority="51"/>
     <w:lsdException w:name="List Table 7 Colorful Accent 6" w:uiPriority="52"/>
   </w:latentStyles>
-  <w:style w:type="paragraph" w:styleId="Normal" w:default="1">
+  <w:style w:type="paragraph" w:default="1" w:styleId="Normal">
     <w:name w:val="Normal"/>
     <w:qFormat/>
     <w:pPr>
-      <w:widowControl/>
-      <w:bidi w:val="0"/>
-      <w:spacing w:before="0" w:after="0"/>
       <w:jc w:val="both"/>
     </w:pPr>
-    <w:rPr>
-      <w:rFonts w:ascii="Arial" w:hAnsi="Arial" w:eastAsia="Arial" w:cs="Arial"/>
-      <w:color w:val="auto"/>
-      <w:kern w:val="0"/>
-      <w:sz w:val="20"/>
-      <w:szCs w:val="20"/>
-      <w:lang w:val="pt-BR" w:eastAsia="pt-BR" w:bidi="ar-SA"/>
-    </w:rPr>
   </w:style>
-  <w:style w:type="paragraph" w:styleId="Heading1">
-    <w:name w:val="Heading 1"/>
+  <w:style w:type="paragraph" w:styleId="Ttulo1">
+    <w:name w:val="heading 1"/>
     <w:basedOn w:val="Normal"/>
     <w:next w:val="Normal"/>
     <w:qFormat/>
     <w:pPr>
-      <w:keepNext w:val="true"/>
+      <w:keepNext/>
       <w:spacing w:before="480" w:after="360"/>
       <w:outlineLvl w:val="0"/>
     </w:pPr>
@@ -4530,13 +3845,13 @@
       <w:szCs w:val="24"/>
     </w:rPr>
   </w:style>
-  <w:style w:type="paragraph" w:styleId="Heading2">
-    <w:name w:val="Heading 2"/>
+  <w:style w:type="paragraph" w:styleId="Ttulo2">
+    <w:name w:val="heading 2"/>
     <w:basedOn w:val="Normal"/>
     <w:next w:val="Normal"/>
     <w:qFormat/>
     <w:pPr>
-      <w:keepNext w:val="true"/>
+      <w:keepNext/>
       <w:spacing w:before="360" w:after="240"/>
       <w:jc w:val="left"/>
       <w:outlineLvl w:val="1"/>
@@ -4549,13 +3864,13 @@
       <w:szCs w:val="24"/>
     </w:rPr>
   </w:style>
-  <w:style w:type="paragraph" w:styleId="Heading3">
-    <w:name w:val="Heading 3"/>
+  <w:style w:type="paragraph" w:styleId="Ttulo3">
+    <w:name w:val="heading 3"/>
     <w:basedOn w:val="Normal"/>
     <w:next w:val="Normal"/>
     <w:qFormat/>
     <w:pPr>
-      <w:keepNext w:val="true"/>
+      <w:keepNext/>
       <w:spacing w:before="240" w:after="120"/>
       <w:jc w:val="left"/>
       <w:outlineLvl w:val="2"/>
@@ -4568,16 +3883,15 @@
       <w:szCs w:val="24"/>
     </w:rPr>
   </w:style>
-  <w:style w:type="paragraph" w:styleId="Heading4">
-    <w:name w:val="Heading 4"/>
+  <w:style w:type="paragraph" w:styleId="Ttulo4">
+    <w:name w:val="heading 4"/>
     <w:basedOn w:val="Normal"/>
     <w:next w:val="Normal"/>
     <w:qFormat/>
     <w:pPr>
-      <w:keepNext w:val="true"/>
+      <w:keepNext/>
       <w:tabs>
-        <w:tab w:val="clear" w:pos="720"/>
-        <w:tab w:val="left" w:pos="360" w:leader="none"/>
+        <w:tab w:val="left" w:pos="360"/>
       </w:tabs>
       <w:spacing w:before="240" w:after="120"/>
       <w:outlineLvl w:val="3"/>
@@ -4590,8 +3904,8 @@
       <w:szCs w:val="24"/>
     </w:rPr>
   </w:style>
-  <w:style w:type="paragraph" w:styleId="Heading5">
-    <w:name w:val="Heading 5"/>
+  <w:style w:type="paragraph" w:styleId="Ttulo5">
+    <w:name w:val="heading 5"/>
     <w:basedOn w:val="Normal"/>
     <w:next w:val="Normal"/>
     <w:qFormat/>
@@ -4605,8 +3919,8 @@
       <w:color w:val="000000"/>
     </w:rPr>
   </w:style>
-  <w:style w:type="paragraph" w:styleId="Heading6">
-    <w:name w:val="Heading 6"/>
+  <w:style w:type="paragraph" w:styleId="Ttulo6">
+    <w:name w:val="heading 6"/>
     <w:basedOn w:val="Normal"/>
     <w:next w:val="Normal"/>
     <w:qFormat/>
@@ -4622,13 +3936,32 @@
       <w:color w:val="000000"/>
     </w:rPr>
   </w:style>
-  <w:style w:type="character" w:styleId="DefaultParagraphFont" w:default="1">
+  <w:style w:type="character" w:default="1" w:styleId="Fontepargpadro">
     <w:name w:val="Default Paragraph Font"/>
     <w:uiPriority w:val="1"/>
     <w:semiHidden/>
     <w:unhideWhenUsed/>
-    <w:qFormat/>
-    <w:rPr/>
+  </w:style>
+  <w:style w:type="table" w:default="1" w:styleId="Tabelanormal">
+    <w:name w:val="Normal Table"/>
+    <w:uiPriority w:val="99"/>
+    <w:semiHidden/>
+    <w:unhideWhenUsed/>
+    <w:tblPr>
+      <w:tblInd w:w="0" w:type="dxa"/>
+      <w:tblCellMar>
+        <w:top w:w="0" w:type="dxa"/>
+        <w:left w:w="108" w:type="dxa"/>
+        <w:bottom w:w="0" w:type="dxa"/>
+        <w:right w:w="108" w:type="dxa"/>
+      </w:tblCellMar>
+    </w:tblPr>
+  </w:style>
+  <w:style w:type="numbering" w:default="1" w:styleId="Semlista">
+    <w:name w:val="No List"/>
+    <w:uiPriority w:val="99"/>
+    <w:semiHidden/>
+    <w:unhideWhenUsed/>
   </w:style>
   <w:style w:type="character" w:styleId="Hyperlink">
     <w:name w:val="Hyperlink"/>
@@ -4637,49 +3970,47 @@
       <w:u w:val="single"/>
     </w:rPr>
   </w:style>
-  <w:style w:type="character" w:styleId="Vnculodendice">
+  <w:style w:type="character" w:customStyle="1" w:styleId="Vnculodendice">
     <w:name w:val="Vínculo de índice"/>
     <w:qFormat/>
-    <w:rPr/>
   </w:style>
-  <w:style w:type="character" w:styleId="Smbolosdenumerao">
+  <w:style w:type="character" w:customStyle="1" w:styleId="Smbolosdenumerao">
     <w:name w:val="Símbolos de numeração"/>
     <w:qFormat/>
-    <w:rPr/>
   </w:style>
   <w:style w:type="paragraph" w:styleId="Ttulo">
-    <w:name w:val="Título"/>
+    <w:name w:val="Title"/>
     <w:basedOn w:val="Normal"/>
-    <w:next w:val="BodyText"/>
+    <w:next w:val="Corpodetexto"/>
     <w:qFormat/>
     <w:pPr>
-      <w:keepNext w:val="true"/>
-      <w:spacing w:before="240" w:after="120"/>
+      <w:spacing w:before="480" w:after="360"/>
     </w:pPr>
     <w:rPr>
-      <w:rFonts w:ascii="Liberation Sans" w:hAnsi="Liberation Sans" w:eastAsia="Noto Sans CJK SC" w:cs="Noto Sans Devanagari"/>
+      <w:b/>
+      <w:bCs/>
+      <w:smallCaps/>
+      <w:color w:val="000000"/>
       <w:sz w:val="28"/>
       <w:szCs w:val="28"/>
     </w:rPr>
   </w:style>
-  <w:style w:type="paragraph" w:styleId="BodyText">
+  <w:style w:type="paragraph" w:styleId="Corpodetexto">
     <w:name w:val="Body Text"/>
     <w:basedOn w:val="Normal"/>
     <w:pPr>
-      <w:spacing w:lineRule="auto" w:line="276" w:before="0" w:after="140"/>
+      <w:spacing w:after="140" w:line="276" w:lineRule="auto"/>
     </w:pPr>
-    <w:rPr/>
   </w:style>
-  <w:style w:type="paragraph" w:styleId="List">
+  <w:style w:type="paragraph" w:styleId="Lista">
     <w:name w:val="List"/>
-    <w:basedOn w:val="BodyText"/>
-    <w:pPr/>
+    <w:basedOn w:val="Corpodetexto"/>
     <w:rPr>
       <w:rFonts w:cs="Noto Sans Devanagari"/>
     </w:rPr>
   </w:style>
-  <w:style w:type="paragraph" w:styleId="Caption">
-    <w:name w:val="Caption"/>
+  <w:style w:type="paragraph" w:styleId="Legenda">
+    <w:name w:val="caption"/>
     <w:basedOn w:val="Normal"/>
     <w:qFormat/>
     <w:pPr>
@@ -4694,7 +4025,7 @@
       <w:szCs w:val="24"/>
     </w:rPr>
   </w:style>
-  <w:style w:type="paragraph" w:styleId="ndice">
+  <w:style w:type="paragraph" w:customStyle="1" w:styleId="ndice">
     <w:name w:val="Índice"/>
     <w:basedOn w:val="Normal"/>
     <w:qFormat/>
@@ -4705,35 +4036,18 @@
       <w:rFonts w:cs="Noto Sans Devanagari"/>
     </w:rPr>
   </w:style>
-  <w:style w:type="paragraph" w:styleId="Title">
-    <w:name w:val="Title"/>
-    <w:basedOn w:val="Normal"/>
-    <w:next w:val="Normal"/>
-    <w:qFormat/>
-    <w:pPr>
-      <w:spacing w:before="480" w:after="360"/>
-    </w:pPr>
-    <w:rPr>
-      <w:b/>
-      <w:bCs/>
-      <w:smallCaps/>
-      <w:color w:val="000000"/>
-      <w:sz w:val="28"/>
-      <w:szCs w:val="28"/>
-    </w:rPr>
-  </w:style>
-  <w:style w:type="paragraph" w:styleId="Subtitle">
+  <w:style w:type="paragraph" w:styleId="Subttulo">
     <w:name w:val="Subtitle"/>
     <w:basedOn w:val="Normal"/>
     <w:next w:val="Normal"/>
     <w:qFormat/>
     <w:pPr>
-      <w:keepNext w:val="true"/>
+      <w:keepNext/>
       <w:keepLines/>
       <w:spacing w:before="360" w:after="80"/>
     </w:pPr>
     <w:rPr>
-      <w:rFonts w:ascii="Georgia" w:hAnsi="Georgia" w:eastAsia="Georgia" w:cs="Georgia"/>
+      <w:rFonts w:ascii="Georgia" w:eastAsia="Georgia" w:hAnsi="Georgia" w:cs="Georgia"/>
       <w:i/>
       <w:iCs/>
       <w:color w:val="666666"/>
@@ -4741,52 +4055,23 @@
       <w:szCs w:val="48"/>
     </w:rPr>
   </w:style>
-  <w:style w:type="paragraph" w:styleId="Cabealhoerodap">
+  <w:style w:type="paragraph" w:customStyle="1" w:styleId="Cabealhoerodap">
     <w:name w:val="Cabeçalho e rodapé"/>
     <w:basedOn w:val="Normal"/>
     <w:qFormat/>
-    <w:pPr/>
-    <w:rPr/>
   </w:style>
-  <w:style w:type="paragraph" w:styleId="Header">
-    <w:name w:val="Header"/>
+  <w:style w:type="paragraph" w:styleId="Cabealho">
+    <w:name w:val="header"/>
     <w:basedOn w:val="Cabealhoerodap"/>
-    <w:pPr/>
-    <w:rPr/>
   </w:style>
-  <w:style w:type="paragraph" w:styleId="Footer">
-    <w:name w:val="Footer"/>
+  <w:style w:type="paragraph" w:styleId="Rodap">
+    <w:name w:val="footer"/>
     <w:basedOn w:val="Cabealhoerodap"/>
-    <w:pPr/>
-    <w:rPr/>
   </w:style>
-  <w:style w:type="paragraph" w:styleId="Cabealhoesquerda">
+  <w:style w:type="paragraph" w:customStyle="1" w:styleId="Cabealhoesquerda">
     <w:name w:val="Cabeçalho à esquerda"/>
-    <w:basedOn w:val="Header"/>
+    <w:basedOn w:val="Cabealho"/>
     <w:qFormat/>
-    <w:pPr/>
-    <w:rPr/>
-  </w:style>
-  <w:style w:type="numbering" w:styleId="Semlista" w:default="1">
-    <w:name w:val="Sem lista"/>
-    <w:uiPriority w:val="99"/>
-    <w:semiHidden/>
-    <w:unhideWhenUsed/>
-    <w:qFormat/>
-  </w:style>
-  <w:style w:type="table" w:default="1" w:styleId="Tabelanormal">
-    <w:name w:val="Normal Table"/>
-    <w:uiPriority w:val="99"/>
-    <w:semiHidden/>
-    <w:unhideWhenUsed/>
-    <w:tblPr>
-      <w:tblCellMar>
-        <w:top w:w="0" w:type="dxa"/>
-        <w:left w:w="108" w:type="dxa"/>
-        <w:bottom w:w="0" w:type="dxa"/>
-        <w:right w:w="108" w:type="dxa"/>
-      </w:tblCellMar>
-    </w:tblPr>
   </w:style>
   <w:style w:type="table" w:customStyle="1" w:styleId="TableNormal">
     <w:name w:val="TableNormal"/>
@@ -4803,41 +4088,41 @@
 </file>
 
 <file path=word/theme/theme1.xml><?xml version="1.0" encoding="utf-8"?>
-<a:theme xmlns:a="http://schemas.openxmlformats.org/drawingml/2006/main" xmlns:r="http://schemas.openxmlformats.org/officeDocument/2006/relationships" name="Office Theme">
+<a:theme xmlns:a="http://schemas.openxmlformats.org/drawingml/2006/main" name="Office Theme">
   <a:themeElements>
     <a:clrScheme name="Office">
       <a:dk1>
         <a:srgbClr val="000000"/>
       </a:dk1>
       <a:lt1>
-        <a:srgbClr val="ffffff"/>
+        <a:srgbClr val="FFFFFF"/>
       </a:lt1>
       <a:dk2>
-        <a:srgbClr val="1f497d"/>
+        <a:srgbClr val="1F497D"/>
       </a:dk2>
       <a:lt2>
-        <a:srgbClr val="eeece1"/>
+        <a:srgbClr val="EEECE1"/>
       </a:lt2>
       <a:accent1>
-        <a:srgbClr val="4f81bd"/>
+        <a:srgbClr val="4F81BD"/>
       </a:accent1>
       <a:accent2>
-        <a:srgbClr val="c0504d"/>
+        <a:srgbClr val="C0504D"/>
       </a:accent2>
       <a:accent3>
-        <a:srgbClr val="9bbb59"/>
+        <a:srgbClr val="9BBB59"/>
       </a:accent3>
       <a:accent4>
-        <a:srgbClr val="8064a2"/>
+        <a:srgbClr val="8064A2"/>
       </a:accent4>
       <a:accent5>
-        <a:srgbClr val="4bacc6"/>
+        <a:srgbClr val="4BACC6"/>
       </a:accent5>
       <a:accent6>
-        <a:srgbClr val="f79646"/>
+        <a:srgbClr val="F79646"/>
       </a:accent6>
       <a:hlink>
-        <a:srgbClr val="0000ff"/>
+        <a:srgbClr val="0000FF"/>
       </a:hlink>
       <a:folHlink>
         <a:srgbClr val="800080"/>
@@ -4845,12 +4130,12 @@
     </a:clrScheme>
     <a:fontScheme name="Office">
       <a:majorFont>
-        <a:latin typeface="Calibri" pitchFamily="0" charset="1"/>
+        <a:latin typeface="Calibri"/>
         <a:ea typeface=""/>
         <a:cs typeface=""/>
       </a:majorFont>
       <a:minorFont>
-        <a:latin typeface="Cambria" pitchFamily="0" charset="1"/>
+        <a:latin typeface="Cambria"/>
         <a:ea typeface=""/>
         <a:cs typeface=""/>
       </a:minorFont>
@@ -4879,7 +4164,7 @@
             </a:gs>
           </a:gsLst>
           <a:lin ang="16200000" scaled="1"/>
-          <a:tileRect l="0" t="0" r="0" b="0"/>
+          <a:tileRect/>
         </a:gradFill>
         <a:gradFill>
           <a:gsLst>
@@ -4897,7 +4182,7 @@
             </a:gs>
           </a:gsLst>
           <a:lin ang="16200000" scaled="0"/>
-          <a:tileRect l="0" t="0" r="0" b="0"/>
+          <a:tileRect/>
         </a:gradFill>
       </a:fillStyleLst>
       <a:lnStyleLst>
@@ -4948,7 +4233,7 @@
           <a:path path="circle">
             <a:fillToRect l="50000" t="-80000" r="50000" b="180000"/>
           </a:path>
-          <a:tileRect l="0" t="0" r="0" b="0"/>
+          <a:tileRect/>
         </a:gradFill>
         <a:gradFill>
           <a:gsLst>
@@ -4966,10 +4251,12 @@
           <a:path path="circle">
             <a:fillToRect l="50000" t="50000" r="50000" b="50000"/>
           </a:path>
-          <a:tileRect l="0" t="0" r="0" b="0"/>
+          <a:tileRect/>
         </a:gradFill>
       </a:bgFillStyleLst>
     </a:fmtScheme>
   </a:themeElements>
+  <a:objectDefaults/>
+  <a:extraClrSchemeLst/>
 </a:theme>
 </file>